--- a/Group10_Results.docx
+++ b/Group10_Results.docx
@@ -8,10 +8,7 @@
         <w:jc w:val="center"/>
       </w:pPr>
       <w:r>
-        <w:t>Group 10</w:t>
-      </w:r>
-      <w:r>
-        <w:t>: Clustering-Based Ensemble Learning for Bankruptcy Prediction</w:t>
+        <w:t>Group 10: Clustering-Based Ensemble Learning for Bankruptcy Prediction</w:t>
       </w:r>
     </w:p>
     <w:p>
@@ -378,7 +375,7 @@
           </w:tcPr>
           <w:p>
             <w:r>
-              <w:t>40</w:t>
+              <w:t>17</w:t>
             </w:r>
           </w:p>
         </w:tc>
@@ -450,7 +447,7 @@
           </w:tcPr>
           <w:p>
             <w:r>
-              <w:t>40</w:t>
+              <w:t>10</w:t>
             </w:r>
           </w:p>
         </w:tc>
@@ -522,7 +519,7 @@
           </w:tcPr>
           <w:p>
             <w:r>
-              <w:t>40</w:t>
+              <w:t>3</w:t>
             </w:r>
           </w:p>
         </w:tc>
@@ -594,7 +591,7 @@
           </w:tcPr>
           <w:p>
             <w:r>
-              <w:t>40</w:t>
+              <w:t>5</w:t>
             </w:r>
           </w:p>
         </w:tc>
@@ -907,7 +904,10 @@
     </w:p>
     <w:p>
       <w:r>
-        <w:t>Random Forest + SMOTE</w:t>
+        <w:t>Random Forest</w:t>
+      </w:r>
+      <w:r>
+        <w:t xml:space="preserve"> + SMOTE</w:t>
       </w:r>
     </w:p>
     <w:tbl>
@@ -1017,7 +1017,10 @@
     <w:p/>
     <w:p>
       <w:r>
-        <w:t>Gradient Boosting + SMOTE</w:t>
+        <w:t>Gradient Boosting</w:t>
+      </w:r>
+      <w:r>
+        <w:t xml:space="preserve"> + SMOTE</w:t>
       </w:r>
     </w:p>
     <w:tbl>
@@ -1218,7 +1221,7 @@
           </w:tcPr>
           <w:p>
             <w:r>
-              <w:t>1</w:t>
+              <w:t>0</w:t>
             </w:r>
           </w:p>
         </w:tc>
@@ -1228,7 +1231,7 @@
           </w:tcPr>
           <w:p>
             <w:r>
-              <w:t>4</w:t>
+              <w:t>5</w:t>
             </w:r>
           </w:p>
         </w:tc>
@@ -1301,7 +1304,10 @@
           </w:tcPr>
           <w:p>
             <w:r>
-              <w:t>1972</w:t>
+              <w:t>1</w:t>
+            </w:r>
+            <w:r>
+              <w:t>832</w:t>
             </w:r>
           </w:p>
         </w:tc>
@@ -1311,7 +1317,7 @@
           </w:tcPr>
           <w:p>
             <w:r>
-              <w:t>2</w:t>
+              <w:t>142</w:t>
             </w:r>
           </w:p>
         </w:tc>
@@ -1349,7 +1355,6 @@
         </w:tc>
       </w:tr>
     </w:tbl>
-    <w:p/>
     <w:p>
       <w:r>
         <w:t>Results: The model successfully identified all 5 bankruptcies (TT=5, TF=0). The base models (particularly RF and Gradient Boosting) were perfect, while KNN struggled slightly.</w:t>
@@ -1587,7 +1592,10 @@
           </w:tcPr>
           <w:p>
             <w:r>
-              <w:t>2514</w:t>
+              <w:t>25</w:t>
+            </w:r>
+            <w:r>
+              <w:t>28</w:t>
             </w:r>
           </w:p>
         </w:tc>
@@ -1597,7 +1605,7 @@
           </w:tcPr>
           <w:p>
             <w:r>
-              <w:t>31</w:t>
+              <w:t>17</w:t>
             </w:r>
           </w:p>
         </w:tc>
@@ -1807,7 +1815,16 @@
           </w:tcPr>
           <w:p>
             <w:r>
-              <w:t>1679</w:t>
+              <w:t>1</w:t>
+            </w:r>
+            <w:r>
+              <w:t>9</w:t>
+            </w:r>
+            <w:r>
+              <w:t>7</w:t>
+            </w:r>
+            <w:r>
+              <w:t>7</w:t>
             </w:r>
           </w:p>
         </w:tc>
@@ -1817,7 +1834,13 @@
           </w:tcPr>
           <w:p>
             <w:r>
-              <w:t>866</w:t>
+              <w:t>5</w:t>
+            </w:r>
+            <w:r>
+              <w:t>6</w:t>
+            </w:r>
+            <w:r>
+              <w:t>8</w:t>
             </w:r>
           </w:p>
         </w:tc>
@@ -1839,7 +1862,7 @@
           </w:tcPr>
           <w:p>
             <w:r>
-              <w:t>35</w:t>
+              <w:t>14</w:t>
             </w:r>
           </w:p>
         </w:tc>
@@ -1849,7 +1872,7 @@
           </w:tcPr>
           <w:p>
             <w:r>
-              <w:t>40</w:t>
+              <w:t>61</w:t>
             </w:r>
           </w:p>
         </w:tc>
@@ -1922,7 +1945,10 @@
           </w:tcPr>
           <w:p>
             <w:r>
-              <w:t>2313</w:t>
+              <w:t>2</w:t>
+            </w:r>
+            <w:r>
+              <w:t>006</w:t>
             </w:r>
           </w:p>
         </w:tc>
@@ -1932,7 +1958,7 @@
           </w:tcPr>
           <w:p>
             <w:r>
-              <w:t>232</w:t>
+              <w:t>539</w:t>
             </w:r>
           </w:p>
         </w:tc>
@@ -2726,7 +2752,10 @@
           </w:tcPr>
           <w:p>
             <w:r>
-              <w:t>543</w:t>
+              <w:t>54</w:t>
+            </w:r>
+            <w:r>
+              <w:t>2</w:t>
             </w:r>
           </w:p>
         </w:tc>
@@ -2736,7 +2765,7 @@
           </w:tcPr>
           <w:p>
             <w:r>
-              <w:t>0</w:t>
+              <w:t>1</w:t>
             </w:r>
           </w:p>
         </w:tc>
@@ -2758,7 +2787,7 @@
           </w:tcPr>
           <w:p>
             <w:r>
-              <w:t>10</w:t>
+              <w:t>30</w:t>
             </w:r>
           </w:p>
         </w:tc>
@@ -2768,7 +2797,10 @@
           </w:tcPr>
           <w:p>
             <w:r>
-              <w:t>105</w:t>
+              <w:t>8</w:t>
+            </w:r>
+            <w:r>
+              <w:t>5</w:t>
             </w:r>
           </w:p>
         </w:tc>
@@ -2836,7 +2868,10 @@
           </w:tcPr>
           <w:p>
             <w:r>
-              <w:t>532</w:t>
+              <w:t>5</w:t>
+            </w:r>
+            <w:r>
+              <w:t>23</w:t>
             </w:r>
           </w:p>
         </w:tc>
@@ -2846,7 +2881,7 @@
           </w:tcPr>
           <w:p>
             <w:r>
-              <w:t>11</w:t>
+              <w:t>20</w:t>
             </w:r>
           </w:p>
         </w:tc>
@@ -2868,7 +2903,7 @@
           </w:tcPr>
           <w:p>
             <w:r>
-              <w:t>88</w:t>
+              <w:t>52</w:t>
             </w:r>
           </w:p>
         </w:tc>
@@ -2878,7 +2913,7 @@
           </w:tcPr>
           <w:p>
             <w:r>
-              <w:t>27</w:t>
+              <w:t>63</w:t>
             </w:r>
           </w:p>
         </w:tc>
@@ -2951,7 +2986,10 @@
           </w:tcPr>
           <w:p>
             <w:r>
-              <w:t>531</w:t>
+              <w:t>5</w:t>
+            </w:r>
+            <w:r>
+              <w:t>10</w:t>
             </w:r>
           </w:p>
         </w:tc>
@@ -2961,7 +2999,7 @@
           </w:tcPr>
           <w:p>
             <w:r>
-              <w:t>12</w:t>
+              <w:t>33</w:t>
             </w:r>
           </w:p>
         </w:tc>

--- a/Group10_Results.docx
+++ b/Group10_Results.docx
@@ -5,28 +5,58 @@
     <w:p>
       <w:pPr>
         <w:pStyle w:val="Title"/>
-        <w:jc w:val="center"/>
+        <w:jc w:val="both"/>
+        <w:rPr>
+          <w:rFonts w:asciiTheme="minorHAnsi" w:hAnsiTheme="minorHAnsi"/>
+          <w:sz w:val="24"/>
+          <w:szCs w:val="24"/>
+        </w:rPr>
       </w:pPr>
       <w:r>
+        <w:rPr>
+          <w:rFonts w:asciiTheme="minorHAnsi" w:hAnsiTheme="minorHAnsi"/>
+          <w:sz w:val="24"/>
+          <w:szCs w:val="24"/>
+        </w:rPr>
         <w:t>Group 10: Clustering-Based Ensemble Learning for Bankruptcy Prediction</w:t>
       </w:r>
     </w:p>
     <w:p>
       <w:pPr>
         <w:jc w:val="center"/>
+        <w:rPr>
+          <w:sz w:val="24"/>
+          <w:szCs w:val="24"/>
+        </w:rPr>
       </w:pPr>
       <w:r>
+        <w:rPr>
+          <w:sz w:val="24"/>
+          <w:szCs w:val="24"/>
+        </w:rPr>
         <w:t>Harshil Pravinbhai Patel (Cluster 1)</w:t>
       </w:r>
       <w:r>
+        <w:rPr>
+          <w:sz w:val="24"/>
+          <w:szCs w:val="24"/>
+        </w:rPr>
         <w:br/>
         <w:t>Pradhyumna Nagaraja Holla (Cluster 2)</w:t>
       </w:r>
       <w:r>
+        <w:rPr>
+          <w:sz w:val="24"/>
+          <w:szCs w:val="24"/>
+        </w:rPr>
         <w:br/>
         <w:t>Tanishq Rajesh Jain (Cluster 3)</w:t>
       </w:r>
       <w:r>
+        <w:rPr>
+          <w:sz w:val="24"/>
+          <w:szCs w:val="24"/>
+        </w:rPr>
         <w:br/>
         <w:t>Priyank Kalpesh Shah (Cluster 4)</w:t>
       </w:r>
@@ -34,35 +64,88 @@
     <w:p>
       <w:pPr>
         <w:pStyle w:val="Heading1"/>
+        <w:jc w:val="both"/>
+        <w:rPr>
+          <w:rFonts w:asciiTheme="minorHAnsi" w:hAnsiTheme="minorHAnsi"/>
+          <w:sz w:val="24"/>
+          <w:szCs w:val="24"/>
+        </w:rPr>
       </w:pPr>
       <w:r>
+        <w:rPr>
+          <w:rFonts w:asciiTheme="minorHAnsi" w:hAnsiTheme="minorHAnsi"/>
+          <w:sz w:val="24"/>
+          <w:szCs w:val="24"/>
+        </w:rPr>
         <w:t>1. Summary</w:t>
       </w:r>
     </w:p>
     <w:p>
+      <w:pPr>
+        <w:jc w:val="both"/>
+        <w:rPr>
+          <w:sz w:val="24"/>
+          <w:szCs w:val="24"/>
+        </w:rPr>
+      </w:pPr>
       <w:r>
-        <w:t>We developed a clustering-based ensemble learning framework to predict corporate bankruptcy using a dataset of 6,819 companies. The core innovation lies in stratifying companies into 6 risk-homogeneous subgroups (Clusters) using K-Means clustering, enabling tailored modeling for each risk profile. Clusters 0 and 5 were identified as zero-risk groups (handled by a Constant Predictor ŷ=0). Clusters 1, 2, 3, and 4 utilized specialized Stacking Ensemble models that address specific challenges such as extreme class imbalance and data scarcity.</w:t>
+        <w:rPr>
+          <w:sz w:val="24"/>
+          <w:szCs w:val="24"/>
+        </w:rPr>
+        <w:t xml:space="preserve">We developed a clustering-based ensemble learning framework to predict corporate bankruptcy using a dataset of </w:t>
+      </w:r>
+      <w:r>
+        <w:rPr>
+          <w:sz w:val="24"/>
+          <w:szCs w:val="24"/>
+        </w:rPr>
+        <w:t>5,807</w:t>
+      </w:r>
+      <w:r>
+        <w:rPr>
+          <w:sz w:val="24"/>
+          <w:szCs w:val="24"/>
+        </w:rPr>
+        <w:t xml:space="preserve"> companies. The core innovation lies in stratifying companies into 6 risk-homogeneous subgroups (Clusters) using K-Means clustering, enabling tailored modeling for each risk profile. Clusters 0 and 5 were identified as zero-risk groups (handled by a Constant Predictor ŷ=0). Clusters 1, 2, 3, and 4 utilized specialized Stacking Ensemble models that address specific challenges such as extreme class imbalance and data scarcity.</w:t>
       </w:r>
     </w:p>
     <w:p>
       <w:pPr>
         <w:pStyle w:val="Heading2"/>
+        <w:jc w:val="both"/>
+        <w:rPr>
+          <w:rFonts w:asciiTheme="minorHAnsi" w:hAnsiTheme="minorHAnsi"/>
+          <w:sz w:val="24"/>
+          <w:szCs w:val="24"/>
+        </w:rPr>
       </w:pPr>
       <w:r>
+        <w:rPr>
+          <w:rFonts w:asciiTheme="minorHAnsi" w:hAnsiTheme="minorHAnsi"/>
+          <w:sz w:val="24"/>
+          <w:szCs w:val="24"/>
+        </w:rPr>
         <w:t>Global Clustering Analysis</w:t>
       </w:r>
     </w:p>
     <w:p>
       <w:pPr>
-        <w:jc w:val="center"/>
+        <w:jc w:val="both"/>
+        <w:rPr>
+          <w:sz w:val="24"/>
+          <w:szCs w:val="24"/>
+        </w:rPr>
       </w:pPr>
       <w:r>
         <w:rPr>
           <w:noProof/>
+          <w:sz w:val="24"/>
+          <w:szCs w:val="24"/>
         </w:rPr>
         <w:drawing>
-          <wp:inline distT="0" distB="0" distL="0" distR="0" wp14:anchorId="5BFA7620" wp14:editId="3292844A">
-            <wp:extent cx="4572000" cy="1714500"/>
+          <wp:inline distT="0" distB="0" distL="0" distR="0" wp14:anchorId="5BFA7620" wp14:editId="0111D9F5">
+            <wp:extent cx="5994400" cy="2247900"/>
             <wp:effectExtent l="0" t="0" r="0" b="0"/>
             <wp:docPr id="1" name="Picture 1"/>
             <wp:cNvGraphicFramePr>
@@ -84,7 +167,7 @@
                   <pic:spPr>
                     <a:xfrm>
                       <a:off x="0" y="0"/>
-                      <a:ext cx="4572000" cy="1714500"/>
+                      <a:ext cx="6066141" cy="2274803"/>
                     </a:xfrm>
                     <a:prstGeom prst="rect">
                       <a:avLst/>
@@ -100,31 +183,90 @@
     <w:p>
       <w:pPr>
         <w:pStyle w:val="Caption"/>
-        <w:jc w:val="center"/>
+        <w:jc w:val="both"/>
+        <w:rPr>
+          <w:sz w:val="24"/>
+          <w:szCs w:val="24"/>
+        </w:rPr>
       </w:pPr>
       <w:r>
+        <w:rPr>
+          <w:sz w:val="24"/>
+          <w:szCs w:val="24"/>
+        </w:rPr>
         <w:t>Figure: PCA Visualization of Clusters</w:t>
       </w:r>
     </w:p>
     <w:p>
       <w:pPr>
         <w:pStyle w:val="Heading1"/>
+        <w:jc w:val="both"/>
+        <w:rPr>
+          <w:rFonts w:asciiTheme="minorHAnsi" w:hAnsiTheme="minorHAnsi"/>
+          <w:sz w:val="24"/>
+          <w:szCs w:val="24"/>
+        </w:rPr>
       </w:pPr>
     </w:p>
-    <w:p/>
-    <w:p/>
-    <w:p/>
     <w:p>
       <w:pPr>
+        <w:jc w:val="both"/>
+        <w:rPr>
+          <w:sz w:val="24"/>
+          <w:szCs w:val="24"/>
+        </w:rPr>
+      </w:pPr>
+    </w:p>
+    <w:p>
+      <w:pPr>
+        <w:jc w:val="both"/>
+        <w:rPr>
+          <w:sz w:val="24"/>
+          <w:szCs w:val="24"/>
+        </w:rPr>
+      </w:pPr>
+    </w:p>
+    <w:p>
+      <w:pPr>
+        <w:jc w:val="both"/>
+        <w:rPr>
+          <w:sz w:val="24"/>
+          <w:szCs w:val="24"/>
+        </w:rPr>
+      </w:pPr>
+    </w:p>
+    <w:p>
+      <w:pPr>
         <w:pStyle w:val="Heading1"/>
+        <w:jc w:val="both"/>
+        <w:rPr>
+          <w:rFonts w:asciiTheme="minorHAnsi" w:hAnsiTheme="minorHAnsi"/>
+          <w:sz w:val="24"/>
+          <w:szCs w:val="24"/>
+        </w:rPr>
       </w:pPr>
       <w:r>
-        <w:lastRenderedPageBreak/>
+        <w:rPr>
+          <w:rFonts w:asciiTheme="minorHAnsi" w:hAnsiTheme="minorHAnsi"/>
+          <w:sz w:val="24"/>
+          <w:szCs w:val="24"/>
+        </w:rPr>
         <w:t>2. Experimental Results (Training Phase)</w:t>
       </w:r>
     </w:p>
     <w:p>
+      <w:pPr>
+        <w:jc w:val="both"/>
+        <w:rPr>
+          <w:sz w:val="24"/>
+          <w:szCs w:val="24"/>
+        </w:rPr>
+      </w:pPr>
       <w:r>
+        <w:rPr>
+          <w:sz w:val="24"/>
+          <w:szCs w:val="24"/>
+        </w:rPr>
         <w:t>The training performance is summarized below. We achieved 100% recall (TF=0) for all distressed companies in the training set across all modeled clusters, ensuring that no bankruptcy case went undetected during training.</w:t>
       </w:r>
     </w:p>
@@ -135,13 +277,13 @@
         <w:tblLook w:val="04A0" w:firstRow="1" w:lastRow="0" w:firstColumn="1" w:lastColumn="0" w:noHBand="0" w:noVBand="1"/>
       </w:tblPr>
       <w:tblGrid>
-        <w:gridCol w:w="1222"/>
-        <w:gridCol w:w="1429"/>
-        <w:gridCol w:w="1333"/>
-        <w:gridCol w:w="1219"/>
-        <w:gridCol w:w="1184"/>
-        <w:gridCol w:w="1184"/>
-        <w:gridCol w:w="1285"/>
+        <w:gridCol w:w="1284"/>
+        <w:gridCol w:w="1539"/>
+        <w:gridCol w:w="1434"/>
+        <w:gridCol w:w="1273"/>
+        <w:gridCol w:w="1234"/>
+        <w:gridCol w:w="1234"/>
+        <w:gridCol w:w="1382"/>
       </w:tblGrid>
       <w:tr>
         <w:tc>
@@ -149,9 +291,18 @@
             <w:tcW w:w="1234" w:type="dxa"/>
           </w:tcPr>
           <w:p>
+            <w:pPr>
+              <w:jc w:val="both"/>
+              <w:rPr>
+                <w:sz w:val="24"/>
+                <w:szCs w:val="24"/>
+              </w:rPr>
+            </w:pPr>
             <w:r>
               <w:rPr>
                 <w:b/>
+                <w:sz w:val="24"/>
+                <w:szCs w:val="24"/>
               </w:rPr>
               <w:t>Subgroup ID</w:t>
             </w:r>
@@ -162,9 +313,18 @@
             <w:tcW w:w="1234" w:type="dxa"/>
           </w:tcPr>
           <w:p>
+            <w:pPr>
+              <w:jc w:val="both"/>
+              <w:rPr>
+                <w:sz w:val="24"/>
+                <w:szCs w:val="24"/>
+              </w:rPr>
+            </w:pPr>
             <w:r>
               <w:rPr>
                 <w:b/>
+                <w:sz w:val="24"/>
+                <w:szCs w:val="24"/>
               </w:rPr>
               <w:t>Name of Student</w:t>
             </w:r>
@@ -175,9 +335,18 @@
             <w:tcW w:w="1234" w:type="dxa"/>
           </w:tcPr>
           <w:p>
+            <w:pPr>
+              <w:jc w:val="both"/>
+              <w:rPr>
+                <w:sz w:val="24"/>
+                <w:szCs w:val="24"/>
+              </w:rPr>
+            </w:pPr>
             <w:r>
               <w:rPr>
                 <w:b/>
+                <w:sz w:val="24"/>
+                <w:szCs w:val="24"/>
               </w:rPr>
               <w:t>Number of Companies</w:t>
             </w:r>
@@ -188,9 +357,18 @@
             <w:tcW w:w="1234" w:type="dxa"/>
           </w:tcPr>
           <w:p>
+            <w:pPr>
+              <w:jc w:val="both"/>
+              <w:rPr>
+                <w:sz w:val="24"/>
+                <w:szCs w:val="24"/>
+              </w:rPr>
+            </w:pPr>
             <w:r>
               <w:rPr>
                 <w:b/>
+                <w:sz w:val="24"/>
+                <w:szCs w:val="24"/>
               </w:rPr>
               <w:t>Number of Bankrupt</w:t>
             </w:r>
@@ -201,9 +379,18 @@
             <w:tcW w:w="1234" w:type="dxa"/>
           </w:tcPr>
           <w:p>
+            <w:pPr>
+              <w:jc w:val="both"/>
+              <w:rPr>
+                <w:sz w:val="24"/>
+                <w:szCs w:val="24"/>
+              </w:rPr>
+            </w:pPr>
             <w:r>
               <w:rPr>
                 <w:b/>
+                <w:sz w:val="24"/>
+                <w:szCs w:val="24"/>
               </w:rPr>
               <w:t>Stacking model TT</w:t>
             </w:r>
@@ -214,9 +401,18 @@
             <w:tcW w:w="1234" w:type="dxa"/>
           </w:tcPr>
           <w:p>
+            <w:pPr>
+              <w:jc w:val="both"/>
+              <w:rPr>
+                <w:sz w:val="24"/>
+                <w:szCs w:val="24"/>
+              </w:rPr>
+            </w:pPr>
             <w:r>
               <w:rPr>
                 <w:b/>
+                <w:sz w:val="24"/>
+                <w:szCs w:val="24"/>
               </w:rPr>
               <w:t>Stacking model TF</w:t>
             </w:r>
@@ -227,9 +423,18 @@
             <w:tcW w:w="1234" w:type="dxa"/>
           </w:tcPr>
           <w:p>
+            <w:pPr>
+              <w:jc w:val="both"/>
+              <w:rPr>
+                <w:sz w:val="24"/>
+                <w:szCs w:val="24"/>
+              </w:rPr>
+            </w:pPr>
             <w:r>
               <w:rPr>
                 <w:b/>
+                <w:sz w:val="24"/>
+                <w:szCs w:val="24"/>
               </w:rPr>
               <w:t>N_features</w:t>
             </w:r>
@@ -242,7 +447,19 @@
             <w:tcW w:w="1234" w:type="dxa"/>
           </w:tcPr>
           <w:p>
+            <w:pPr>
+              <w:jc w:val="both"/>
+              <w:rPr>
+                <w:sz w:val="24"/>
+                <w:szCs w:val="24"/>
+              </w:rPr>
+            </w:pPr>
             <w:r>
+              <w:rPr>
+                <w:sz w:val="24"/>
+                <w:szCs w:val="24"/>
+              </w:rPr>
+              <w:lastRenderedPageBreak/>
               <w:t>0</w:t>
             </w:r>
           </w:p>
@@ -252,7 +469,18 @@
             <w:tcW w:w="1234" w:type="dxa"/>
           </w:tcPr>
           <w:p>
+            <w:pPr>
+              <w:jc w:val="both"/>
+              <w:rPr>
+                <w:sz w:val="24"/>
+                <w:szCs w:val="24"/>
+              </w:rPr>
+            </w:pPr>
             <w:r>
+              <w:rPr>
+                <w:sz w:val="24"/>
+                <w:szCs w:val="24"/>
+              </w:rPr>
               <w:t>Constant</w:t>
             </w:r>
           </w:p>
@@ -262,7 +490,18 @@
             <w:tcW w:w="1234" w:type="dxa"/>
           </w:tcPr>
           <w:p>
+            <w:pPr>
+              <w:jc w:val="both"/>
+              <w:rPr>
+                <w:sz w:val="24"/>
+                <w:szCs w:val="24"/>
+              </w:rPr>
+            </w:pPr>
             <w:r>
+              <w:rPr>
+                <w:sz w:val="24"/>
+                <w:szCs w:val="24"/>
+              </w:rPr>
               <w:t>545</w:t>
             </w:r>
           </w:p>
@@ -272,7 +511,18 @@
             <w:tcW w:w="1234" w:type="dxa"/>
           </w:tcPr>
           <w:p>
+            <w:pPr>
+              <w:jc w:val="both"/>
+              <w:rPr>
+                <w:sz w:val="24"/>
+                <w:szCs w:val="24"/>
+              </w:rPr>
+            </w:pPr>
             <w:r>
+              <w:rPr>
+                <w:sz w:val="24"/>
+                <w:szCs w:val="24"/>
+              </w:rPr>
               <w:t>0</w:t>
             </w:r>
           </w:p>
@@ -282,7 +532,18 @@
             <w:tcW w:w="1234" w:type="dxa"/>
           </w:tcPr>
           <w:p>
+            <w:pPr>
+              <w:jc w:val="both"/>
+              <w:rPr>
+                <w:sz w:val="24"/>
+                <w:szCs w:val="24"/>
+              </w:rPr>
+            </w:pPr>
             <w:r>
+              <w:rPr>
+                <w:sz w:val="24"/>
+                <w:szCs w:val="24"/>
+              </w:rPr>
               <w:t>0</w:t>
             </w:r>
           </w:p>
@@ -292,7 +553,18 @@
             <w:tcW w:w="1234" w:type="dxa"/>
           </w:tcPr>
           <w:p>
+            <w:pPr>
+              <w:jc w:val="both"/>
+              <w:rPr>
+                <w:sz w:val="24"/>
+                <w:szCs w:val="24"/>
+              </w:rPr>
+            </w:pPr>
             <w:r>
+              <w:rPr>
+                <w:sz w:val="24"/>
+                <w:szCs w:val="24"/>
+              </w:rPr>
               <w:t>0</w:t>
             </w:r>
           </w:p>
@@ -302,7 +574,18 @@
             <w:tcW w:w="1234" w:type="dxa"/>
           </w:tcPr>
           <w:p>
+            <w:pPr>
+              <w:jc w:val="both"/>
+              <w:rPr>
+                <w:sz w:val="24"/>
+                <w:szCs w:val="24"/>
+              </w:rPr>
+            </w:pPr>
             <w:r>
+              <w:rPr>
+                <w:sz w:val="24"/>
+                <w:szCs w:val="24"/>
+              </w:rPr>
               <w:t>0</w:t>
             </w:r>
           </w:p>
@@ -314,7 +597,18 @@
             <w:tcW w:w="1234" w:type="dxa"/>
           </w:tcPr>
           <w:p>
+            <w:pPr>
+              <w:jc w:val="both"/>
+              <w:rPr>
+                <w:sz w:val="24"/>
+                <w:szCs w:val="24"/>
+              </w:rPr>
+            </w:pPr>
             <w:r>
+              <w:rPr>
+                <w:sz w:val="24"/>
+                <w:szCs w:val="24"/>
+              </w:rPr>
               <w:t>1</w:t>
             </w:r>
           </w:p>
@@ -324,7 +618,18 @@
             <w:tcW w:w="1234" w:type="dxa"/>
           </w:tcPr>
           <w:p>
+            <w:pPr>
+              <w:jc w:val="both"/>
+              <w:rPr>
+                <w:sz w:val="24"/>
+                <w:szCs w:val="24"/>
+              </w:rPr>
+            </w:pPr>
             <w:r>
+              <w:rPr>
+                <w:sz w:val="24"/>
+                <w:szCs w:val="24"/>
+              </w:rPr>
               <w:t>Harshil</w:t>
             </w:r>
           </w:p>
@@ -334,7 +639,18 @@
             <w:tcW w:w="1234" w:type="dxa"/>
           </w:tcPr>
           <w:p>
+            <w:pPr>
+              <w:jc w:val="both"/>
+              <w:rPr>
+                <w:sz w:val="24"/>
+                <w:szCs w:val="24"/>
+              </w:rPr>
+            </w:pPr>
             <w:r>
+              <w:rPr>
+                <w:sz w:val="24"/>
+                <w:szCs w:val="24"/>
+              </w:rPr>
               <w:t>1979</w:t>
             </w:r>
           </w:p>
@@ -344,7 +660,18 @@
             <w:tcW w:w="1234" w:type="dxa"/>
           </w:tcPr>
           <w:p>
+            <w:pPr>
+              <w:jc w:val="both"/>
+              <w:rPr>
+                <w:sz w:val="24"/>
+                <w:szCs w:val="24"/>
+              </w:rPr>
+            </w:pPr>
             <w:r>
+              <w:rPr>
+                <w:sz w:val="24"/>
+                <w:szCs w:val="24"/>
+              </w:rPr>
               <w:t>5</w:t>
             </w:r>
           </w:p>
@@ -354,7 +681,18 @@
             <w:tcW w:w="1234" w:type="dxa"/>
           </w:tcPr>
           <w:p>
+            <w:pPr>
+              <w:jc w:val="both"/>
+              <w:rPr>
+                <w:sz w:val="24"/>
+                <w:szCs w:val="24"/>
+              </w:rPr>
+            </w:pPr>
             <w:r>
+              <w:rPr>
+                <w:sz w:val="24"/>
+                <w:szCs w:val="24"/>
+              </w:rPr>
               <w:t>5</w:t>
             </w:r>
           </w:p>
@@ -364,7 +702,18 @@
             <w:tcW w:w="1234" w:type="dxa"/>
           </w:tcPr>
           <w:p>
+            <w:pPr>
+              <w:jc w:val="both"/>
+              <w:rPr>
+                <w:sz w:val="24"/>
+                <w:szCs w:val="24"/>
+              </w:rPr>
+            </w:pPr>
             <w:r>
+              <w:rPr>
+                <w:sz w:val="24"/>
+                <w:szCs w:val="24"/>
+              </w:rPr>
               <w:t>0</w:t>
             </w:r>
           </w:p>
@@ -374,8 +723,19 @@
             <w:tcW w:w="1234" w:type="dxa"/>
           </w:tcPr>
           <w:p>
+            <w:pPr>
+              <w:jc w:val="both"/>
+              <w:rPr>
+                <w:sz w:val="24"/>
+                <w:szCs w:val="24"/>
+              </w:rPr>
+            </w:pPr>
             <w:r>
-              <w:t>17</w:t>
+              <w:rPr>
+                <w:sz w:val="24"/>
+                <w:szCs w:val="24"/>
+              </w:rPr>
+              <w:t>8</w:t>
             </w:r>
           </w:p>
         </w:tc>
@@ -386,7 +746,18 @@
             <w:tcW w:w="1234" w:type="dxa"/>
           </w:tcPr>
           <w:p>
+            <w:pPr>
+              <w:jc w:val="both"/>
+              <w:rPr>
+                <w:sz w:val="24"/>
+                <w:szCs w:val="24"/>
+              </w:rPr>
+            </w:pPr>
             <w:r>
+              <w:rPr>
+                <w:sz w:val="24"/>
+                <w:szCs w:val="24"/>
+              </w:rPr>
               <w:t>2</w:t>
             </w:r>
           </w:p>
@@ -396,7 +767,18 @@
             <w:tcW w:w="1234" w:type="dxa"/>
           </w:tcPr>
           <w:p>
+            <w:pPr>
+              <w:jc w:val="both"/>
+              <w:rPr>
+                <w:sz w:val="24"/>
+                <w:szCs w:val="24"/>
+              </w:rPr>
+            </w:pPr>
             <w:r>
+              <w:rPr>
+                <w:sz w:val="24"/>
+                <w:szCs w:val="24"/>
+              </w:rPr>
               <w:t>Pradhyumna</w:t>
             </w:r>
           </w:p>
@@ -406,7 +788,18 @@
             <w:tcW w:w="1234" w:type="dxa"/>
           </w:tcPr>
           <w:p>
+            <w:pPr>
+              <w:jc w:val="both"/>
+              <w:rPr>
+                <w:sz w:val="24"/>
+                <w:szCs w:val="24"/>
+              </w:rPr>
+            </w:pPr>
             <w:r>
+              <w:rPr>
+                <w:sz w:val="24"/>
+                <w:szCs w:val="24"/>
+              </w:rPr>
               <w:t>2620</w:t>
             </w:r>
           </w:p>
@@ -416,7 +809,18 @@
             <w:tcW w:w="1234" w:type="dxa"/>
           </w:tcPr>
           <w:p>
+            <w:pPr>
+              <w:jc w:val="both"/>
+              <w:rPr>
+                <w:sz w:val="24"/>
+                <w:szCs w:val="24"/>
+              </w:rPr>
+            </w:pPr>
             <w:r>
+              <w:rPr>
+                <w:sz w:val="24"/>
+                <w:szCs w:val="24"/>
+              </w:rPr>
               <w:t>75</w:t>
             </w:r>
           </w:p>
@@ -426,7 +830,18 @@
             <w:tcW w:w="1234" w:type="dxa"/>
           </w:tcPr>
           <w:p>
+            <w:pPr>
+              <w:jc w:val="both"/>
+              <w:rPr>
+                <w:sz w:val="24"/>
+                <w:szCs w:val="24"/>
+              </w:rPr>
+            </w:pPr>
             <w:r>
+              <w:rPr>
+                <w:sz w:val="24"/>
+                <w:szCs w:val="24"/>
+              </w:rPr>
               <w:t>75</w:t>
             </w:r>
           </w:p>
@@ -436,7 +851,18 @@
             <w:tcW w:w="1234" w:type="dxa"/>
           </w:tcPr>
           <w:p>
+            <w:pPr>
+              <w:jc w:val="both"/>
+              <w:rPr>
+                <w:sz w:val="24"/>
+                <w:szCs w:val="24"/>
+              </w:rPr>
+            </w:pPr>
             <w:r>
+              <w:rPr>
+                <w:sz w:val="24"/>
+                <w:szCs w:val="24"/>
+              </w:rPr>
               <w:t>0</w:t>
             </w:r>
           </w:p>
@@ -446,7 +872,18 @@
             <w:tcW w:w="1234" w:type="dxa"/>
           </w:tcPr>
           <w:p>
+            <w:pPr>
+              <w:jc w:val="both"/>
+              <w:rPr>
+                <w:sz w:val="24"/>
+                <w:szCs w:val="24"/>
+              </w:rPr>
+            </w:pPr>
             <w:r>
+              <w:rPr>
+                <w:sz w:val="24"/>
+                <w:szCs w:val="24"/>
+              </w:rPr>
               <w:t>10</w:t>
             </w:r>
           </w:p>
@@ -458,7 +895,18 @@
             <w:tcW w:w="1234" w:type="dxa"/>
           </w:tcPr>
           <w:p>
+            <w:pPr>
+              <w:jc w:val="both"/>
+              <w:rPr>
+                <w:sz w:val="24"/>
+                <w:szCs w:val="24"/>
+              </w:rPr>
+            </w:pPr>
             <w:r>
+              <w:rPr>
+                <w:sz w:val="24"/>
+                <w:szCs w:val="24"/>
+              </w:rPr>
               <w:t>3</w:t>
             </w:r>
           </w:p>
@@ -468,7 +916,18 @@
             <w:tcW w:w="1234" w:type="dxa"/>
           </w:tcPr>
           <w:p>
+            <w:pPr>
+              <w:jc w:val="both"/>
+              <w:rPr>
+                <w:sz w:val="24"/>
+                <w:szCs w:val="24"/>
+              </w:rPr>
+            </w:pPr>
             <w:r>
+              <w:rPr>
+                <w:sz w:val="24"/>
+                <w:szCs w:val="24"/>
+              </w:rPr>
               <w:t>Tanishq</w:t>
             </w:r>
           </w:p>
@@ -478,7 +937,18 @@
             <w:tcW w:w="1234" w:type="dxa"/>
           </w:tcPr>
           <w:p>
+            <w:pPr>
+              <w:jc w:val="both"/>
+              <w:rPr>
+                <w:sz w:val="24"/>
+                <w:szCs w:val="24"/>
+              </w:rPr>
+            </w:pPr>
             <w:r>
+              <w:rPr>
+                <w:sz w:val="24"/>
+                <w:szCs w:val="24"/>
+              </w:rPr>
               <w:t>3</w:t>
             </w:r>
           </w:p>
@@ -488,7 +958,18 @@
             <w:tcW w:w="1234" w:type="dxa"/>
           </w:tcPr>
           <w:p>
+            <w:pPr>
+              <w:jc w:val="both"/>
+              <w:rPr>
+                <w:sz w:val="24"/>
+                <w:szCs w:val="24"/>
+              </w:rPr>
+            </w:pPr>
             <w:r>
+              <w:rPr>
+                <w:sz w:val="24"/>
+                <w:szCs w:val="24"/>
+              </w:rPr>
               <w:t>3</w:t>
             </w:r>
           </w:p>
@@ -498,7 +979,18 @@
             <w:tcW w:w="1234" w:type="dxa"/>
           </w:tcPr>
           <w:p>
+            <w:pPr>
+              <w:jc w:val="both"/>
+              <w:rPr>
+                <w:sz w:val="24"/>
+                <w:szCs w:val="24"/>
+              </w:rPr>
+            </w:pPr>
             <w:r>
+              <w:rPr>
+                <w:sz w:val="24"/>
+                <w:szCs w:val="24"/>
+              </w:rPr>
               <w:t>3</w:t>
             </w:r>
           </w:p>
@@ -508,7 +1000,18 @@
             <w:tcW w:w="1234" w:type="dxa"/>
           </w:tcPr>
           <w:p>
+            <w:pPr>
+              <w:jc w:val="both"/>
+              <w:rPr>
+                <w:sz w:val="24"/>
+                <w:szCs w:val="24"/>
+              </w:rPr>
+            </w:pPr>
             <w:r>
+              <w:rPr>
+                <w:sz w:val="24"/>
+                <w:szCs w:val="24"/>
+              </w:rPr>
               <w:t>0</w:t>
             </w:r>
           </w:p>
@@ -518,7 +1021,18 @@
             <w:tcW w:w="1234" w:type="dxa"/>
           </w:tcPr>
           <w:p>
+            <w:pPr>
+              <w:jc w:val="both"/>
+              <w:rPr>
+                <w:sz w:val="24"/>
+                <w:szCs w:val="24"/>
+              </w:rPr>
+            </w:pPr>
             <w:r>
+              <w:rPr>
+                <w:sz w:val="24"/>
+                <w:szCs w:val="24"/>
+              </w:rPr>
               <w:t>3</w:t>
             </w:r>
           </w:p>
@@ -530,7 +1044,18 @@
             <w:tcW w:w="1234" w:type="dxa"/>
           </w:tcPr>
           <w:p>
+            <w:pPr>
+              <w:jc w:val="both"/>
+              <w:rPr>
+                <w:sz w:val="24"/>
+                <w:szCs w:val="24"/>
+              </w:rPr>
+            </w:pPr>
             <w:r>
+              <w:rPr>
+                <w:sz w:val="24"/>
+                <w:szCs w:val="24"/>
+              </w:rPr>
               <w:t>4</w:t>
             </w:r>
           </w:p>
@@ -540,7 +1065,18 @@
             <w:tcW w:w="1234" w:type="dxa"/>
           </w:tcPr>
           <w:p>
+            <w:pPr>
+              <w:jc w:val="both"/>
+              <w:rPr>
+                <w:sz w:val="24"/>
+                <w:szCs w:val="24"/>
+              </w:rPr>
+            </w:pPr>
             <w:r>
+              <w:rPr>
+                <w:sz w:val="24"/>
+                <w:szCs w:val="24"/>
+              </w:rPr>
               <w:t>Priyank</w:t>
             </w:r>
           </w:p>
@@ -550,7 +1086,18 @@
             <w:tcW w:w="1234" w:type="dxa"/>
           </w:tcPr>
           <w:p>
+            <w:pPr>
+              <w:jc w:val="both"/>
+              <w:rPr>
+                <w:sz w:val="24"/>
+                <w:szCs w:val="24"/>
+              </w:rPr>
+            </w:pPr>
             <w:r>
+              <w:rPr>
+                <w:sz w:val="24"/>
+                <w:szCs w:val="24"/>
+              </w:rPr>
               <w:t>658</w:t>
             </w:r>
           </w:p>
@@ -560,7 +1107,18 @@
             <w:tcW w:w="1234" w:type="dxa"/>
           </w:tcPr>
           <w:p>
+            <w:pPr>
+              <w:jc w:val="both"/>
+              <w:rPr>
+                <w:sz w:val="24"/>
+                <w:szCs w:val="24"/>
+              </w:rPr>
+            </w:pPr>
             <w:r>
+              <w:rPr>
+                <w:sz w:val="24"/>
+                <w:szCs w:val="24"/>
+              </w:rPr>
               <w:t>115</w:t>
             </w:r>
           </w:p>
@@ -570,7 +1128,18 @@
             <w:tcW w:w="1234" w:type="dxa"/>
           </w:tcPr>
           <w:p>
+            <w:pPr>
+              <w:jc w:val="both"/>
+              <w:rPr>
+                <w:sz w:val="24"/>
+                <w:szCs w:val="24"/>
+              </w:rPr>
+            </w:pPr>
             <w:r>
+              <w:rPr>
+                <w:sz w:val="24"/>
+                <w:szCs w:val="24"/>
+              </w:rPr>
               <w:t>115</w:t>
             </w:r>
           </w:p>
@@ -580,7 +1149,18 @@
             <w:tcW w:w="1234" w:type="dxa"/>
           </w:tcPr>
           <w:p>
+            <w:pPr>
+              <w:jc w:val="both"/>
+              <w:rPr>
+                <w:sz w:val="24"/>
+                <w:szCs w:val="24"/>
+              </w:rPr>
+            </w:pPr>
             <w:r>
+              <w:rPr>
+                <w:sz w:val="24"/>
+                <w:szCs w:val="24"/>
+              </w:rPr>
               <w:t>0</w:t>
             </w:r>
           </w:p>
@@ -590,7 +1170,18 @@
             <w:tcW w:w="1234" w:type="dxa"/>
           </w:tcPr>
           <w:p>
+            <w:pPr>
+              <w:jc w:val="both"/>
+              <w:rPr>
+                <w:sz w:val="24"/>
+                <w:szCs w:val="24"/>
+              </w:rPr>
+            </w:pPr>
             <w:r>
+              <w:rPr>
+                <w:sz w:val="24"/>
+                <w:szCs w:val="24"/>
+              </w:rPr>
               <w:t>5</w:t>
             </w:r>
           </w:p>
@@ -602,7 +1193,18 @@
             <w:tcW w:w="1234" w:type="dxa"/>
           </w:tcPr>
           <w:p>
+            <w:pPr>
+              <w:jc w:val="both"/>
+              <w:rPr>
+                <w:sz w:val="24"/>
+                <w:szCs w:val="24"/>
+              </w:rPr>
+            </w:pPr>
             <w:r>
+              <w:rPr>
+                <w:sz w:val="24"/>
+                <w:szCs w:val="24"/>
+              </w:rPr>
               <w:t>5</w:t>
             </w:r>
           </w:p>
@@ -612,7 +1214,18 @@
             <w:tcW w:w="1234" w:type="dxa"/>
           </w:tcPr>
           <w:p>
+            <w:pPr>
+              <w:jc w:val="both"/>
+              <w:rPr>
+                <w:sz w:val="24"/>
+                <w:szCs w:val="24"/>
+              </w:rPr>
+            </w:pPr>
             <w:r>
+              <w:rPr>
+                <w:sz w:val="24"/>
+                <w:szCs w:val="24"/>
+              </w:rPr>
               <w:t>Constant</w:t>
             </w:r>
           </w:p>
@@ -622,7 +1235,18 @@
             <w:tcW w:w="1234" w:type="dxa"/>
           </w:tcPr>
           <w:p>
+            <w:pPr>
+              <w:jc w:val="both"/>
+              <w:rPr>
+                <w:sz w:val="24"/>
+                <w:szCs w:val="24"/>
+              </w:rPr>
+            </w:pPr>
             <w:r>
+              <w:rPr>
+                <w:sz w:val="24"/>
+                <w:szCs w:val="24"/>
+              </w:rPr>
               <w:t>2</w:t>
             </w:r>
           </w:p>
@@ -632,7 +1256,18 @@
             <w:tcW w:w="1234" w:type="dxa"/>
           </w:tcPr>
           <w:p>
+            <w:pPr>
+              <w:jc w:val="both"/>
+              <w:rPr>
+                <w:sz w:val="24"/>
+                <w:szCs w:val="24"/>
+              </w:rPr>
+            </w:pPr>
             <w:r>
+              <w:rPr>
+                <w:sz w:val="24"/>
+                <w:szCs w:val="24"/>
+              </w:rPr>
               <w:t>0</w:t>
             </w:r>
           </w:p>
@@ -642,7 +1277,18 @@
             <w:tcW w:w="1234" w:type="dxa"/>
           </w:tcPr>
           <w:p>
+            <w:pPr>
+              <w:jc w:val="both"/>
+              <w:rPr>
+                <w:sz w:val="24"/>
+                <w:szCs w:val="24"/>
+              </w:rPr>
+            </w:pPr>
             <w:r>
+              <w:rPr>
+                <w:sz w:val="24"/>
+                <w:szCs w:val="24"/>
+              </w:rPr>
               <w:t>0</w:t>
             </w:r>
           </w:p>
@@ -652,7 +1298,18 @@
             <w:tcW w:w="1234" w:type="dxa"/>
           </w:tcPr>
           <w:p>
+            <w:pPr>
+              <w:jc w:val="both"/>
+              <w:rPr>
+                <w:sz w:val="24"/>
+                <w:szCs w:val="24"/>
+              </w:rPr>
+            </w:pPr>
             <w:r>
+              <w:rPr>
+                <w:sz w:val="24"/>
+                <w:szCs w:val="24"/>
+              </w:rPr>
               <w:t>0</w:t>
             </w:r>
           </w:p>
@@ -662,7 +1319,18 @@
             <w:tcW w:w="1234" w:type="dxa"/>
           </w:tcPr>
           <w:p>
+            <w:pPr>
+              <w:jc w:val="both"/>
+              <w:rPr>
+                <w:sz w:val="24"/>
+                <w:szCs w:val="24"/>
+              </w:rPr>
+            </w:pPr>
             <w:r>
+              <w:rPr>
+                <w:sz w:val="24"/>
+                <w:szCs w:val="24"/>
+              </w:rPr>
               <w:t>0</w:t>
             </w:r>
           </w:p>
@@ -674,7 +1342,18 @@
             <w:tcW w:w="1234" w:type="dxa"/>
           </w:tcPr>
           <w:p>
+            <w:pPr>
+              <w:jc w:val="both"/>
+              <w:rPr>
+                <w:sz w:val="24"/>
+                <w:szCs w:val="24"/>
+              </w:rPr>
+            </w:pPr>
             <w:r>
+              <w:rPr>
+                <w:sz w:val="24"/>
+                <w:szCs w:val="24"/>
+              </w:rPr>
               <w:t>Team Total</w:t>
             </w:r>
           </w:p>
@@ -684,7 +1363,18 @@
             <w:tcW w:w="1234" w:type="dxa"/>
           </w:tcPr>
           <w:p>
+            <w:pPr>
+              <w:jc w:val="both"/>
+              <w:rPr>
+                <w:sz w:val="24"/>
+                <w:szCs w:val="24"/>
+              </w:rPr>
+            </w:pPr>
             <w:r>
+              <w:rPr>
+                <w:sz w:val="24"/>
+                <w:szCs w:val="24"/>
+              </w:rPr>
               <w:t>Team</w:t>
             </w:r>
           </w:p>
@@ -694,7 +1384,18 @@
             <w:tcW w:w="1234" w:type="dxa"/>
           </w:tcPr>
           <w:p>
+            <w:pPr>
+              <w:jc w:val="both"/>
+              <w:rPr>
+                <w:sz w:val="24"/>
+                <w:szCs w:val="24"/>
+              </w:rPr>
+            </w:pPr>
             <w:r>
+              <w:rPr>
+                <w:sz w:val="24"/>
+                <w:szCs w:val="24"/>
+              </w:rPr>
               <w:t>5807</w:t>
             </w:r>
           </w:p>
@@ -704,7 +1405,18 @@
             <w:tcW w:w="1234" w:type="dxa"/>
           </w:tcPr>
           <w:p>
+            <w:pPr>
+              <w:jc w:val="both"/>
+              <w:rPr>
+                <w:sz w:val="24"/>
+                <w:szCs w:val="24"/>
+              </w:rPr>
+            </w:pPr>
             <w:r>
+              <w:rPr>
+                <w:sz w:val="24"/>
+                <w:szCs w:val="24"/>
+              </w:rPr>
               <w:t>198</w:t>
             </w:r>
           </w:p>
@@ -714,7 +1426,18 @@
             <w:tcW w:w="1234" w:type="dxa"/>
           </w:tcPr>
           <w:p>
+            <w:pPr>
+              <w:jc w:val="both"/>
+              <w:rPr>
+                <w:sz w:val="24"/>
+                <w:szCs w:val="24"/>
+              </w:rPr>
+            </w:pPr>
             <w:r>
+              <w:rPr>
+                <w:sz w:val="24"/>
+                <w:szCs w:val="24"/>
+              </w:rPr>
               <w:t>198</w:t>
             </w:r>
           </w:p>
@@ -724,7 +1447,18 @@
             <w:tcW w:w="1234" w:type="dxa"/>
           </w:tcPr>
           <w:p>
+            <w:pPr>
+              <w:jc w:val="both"/>
+              <w:rPr>
+                <w:sz w:val="24"/>
+                <w:szCs w:val="24"/>
+              </w:rPr>
+            </w:pPr>
             <w:r>
+              <w:rPr>
+                <w:sz w:val="24"/>
+                <w:szCs w:val="24"/>
+              </w:rPr>
               <w:t>0</w:t>
             </w:r>
           </w:p>
@@ -734,8 +1468,19 @@
             <w:tcW w:w="1234" w:type="dxa"/>
           </w:tcPr>
           <w:p>
+            <w:pPr>
+              <w:jc w:val="both"/>
+              <w:rPr>
+                <w:sz w:val="24"/>
+                <w:szCs w:val="24"/>
+              </w:rPr>
+            </w:pPr>
             <w:r>
-              <w:t>36.23</w:t>
+              <w:rPr>
+                <w:sz w:val="24"/>
+                <w:szCs w:val="24"/>
+              </w:rPr>
+              <w:t>8.62</w:t>
             </w:r>
           </w:p>
         </w:tc>
@@ -743,55 +1488,224 @@
     </w:tbl>
     <w:p>
       <w:pPr>
-        <w:jc w:val="center"/>
+        <w:jc w:val="both"/>
+        <w:rPr>
+          <w:sz w:val="24"/>
+          <w:szCs w:val="24"/>
+        </w:rPr>
       </w:pPr>
       <w:r>
+        <w:rPr>
+          <w:sz w:val="24"/>
+          <w:szCs w:val="24"/>
+        </w:rPr>
         <w:t>Table 3: Subgroup Analysis and Model Performance</w:t>
       </w:r>
     </w:p>
     <w:p>
+      <w:pPr>
+        <w:jc w:val="both"/>
+        <w:rPr>
+          <w:sz w:val="24"/>
+          <w:szCs w:val="24"/>
+        </w:rPr>
+      </w:pPr>
       <w:r>
+        <w:rPr>
+          <w:sz w:val="24"/>
+          <w:szCs w:val="24"/>
+        </w:rPr>
         <w:t>Note: N_features for the Team Total is the weighted average.</w:t>
       </w:r>
     </w:p>
     <w:p>
       <w:pPr>
         <w:pStyle w:val="Heading1"/>
+        <w:jc w:val="both"/>
+        <w:rPr>
+          <w:rFonts w:asciiTheme="minorHAnsi" w:hAnsiTheme="minorHAnsi"/>
+          <w:sz w:val="24"/>
+          <w:szCs w:val="24"/>
+        </w:rPr>
       </w:pPr>
       <w:r>
+        <w:rPr>
+          <w:rFonts w:asciiTheme="minorHAnsi" w:hAnsiTheme="minorHAnsi"/>
+          <w:sz w:val="24"/>
+          <w:szCs w:val="24"/>
+        </w:rPr>
         <w:t>3. Detailed Cluster Analysis &amp; Methodology</w:t>
       </w:r>
     </w:p>
     <w:p>
       <w:pPr>
+        <w:jc w:val="both"/>
+        <w:rPr>
+          <w:sz w:val="24"/>
+          <w:szCs w:val="24"/>
+        </w:rPr>
+      </w:pPr>
+      <w:r>
+        <w:rPr>
+          <w:sz w:val="24"/>
+          <w:szCs w:val="24"/>
+        </w:rPr>
+        <w:t>To achieve optimal model</w:t>
+      </w:r>
+      <w:r>
+        <w:rPr>
+          <w:sz w:val="24"/>
+          <w:szCs w:val="24"/>
+        </w:rPr>
+        <w:t xml:space="preserve"> </w:t>
+      </w:r>
+      <w:r>
+        <w:rPr>
+          <w:sz w:val="24"/>
+          <w:szCs w:val="24"/>
+        </w:rPr>
+        <w:t>efficiency, a second, targeted round of Principal Component Analysis (PCA) was implemented. This step was used to reduce the feature set further from 40 components to the lowest possible dimensionality that satisfied our primary performance constraints.</w:t>
+      </w:r>
+    </w:p>
+    <w:p>
+      <w:pPr>
+        <w:spacing w:after="0"/>
+        <w:jc w:val="both"/>
+        <w:rPr>
+          <w:sz w:val="24"/>
+          <w:szCs w:val="24"/>
+        </w:rPr>
+      </w:pPr>
+      <w:r>
+        <w:rPr>
+          <w:sz w:val="24"/>
+          <w:szCs w:val="24"/>
+        </w:rPr>
+        <w:t>The number of final principal components was strategically selected based on two criteria:</w:t>
+      </w:r>
+    </w:p>
+    <w:p>
+      <w:pPr>
+        <w:numPr>
+          <w:ilvl w:val="0"/>
+          <w:numId w:val="11"/>
+        </w:numPr>
+        <w:spacing w:after="0"/>
+        <w:jc w:val="both"/>
+        <w:rPr>
+          <w:sz w:val="24"/>
+          <w:szCs w:val="24"/>
+        </w:rPr>
+      </w:pPr>
+      <w:r>
+        <w:rPr>
+          <w:sz w:val="24"/>
+          <w:szCs w:val="24"/>
+        </w:rPr>
+        <w:t>Non-Negotiable Constraint: Maintaining 100% Recall to ensure all bankruptcies in the training set were successfully identified.</w:t>
+      </w:r>
+    </w:p>
+    <w:p>
+      <w:pPr>
+        <w:numPr>
+          <w:ilvl w:val="0"/>
+          <w:numId w:val="11"/>
+        </w:numPr>
+        <w:spacing w:after="0"/>
+        <w:jc w:val="both"/>
+        <w:rPr>
+          <w:sz w:val="24"/>
+          <w:szCs w:val="24"/>
+        </w:rPr>
+      </w:pPr>
+      <w:r>
+        <w:rPr>
+          <w:sz w:val="24"/>
+          <w:szCs w:val="24"/>
+        </w:rPr>
+        <w:t>Optimization Goal: Achieving the smallest feature set while preserving a high level of overall Accuracy.</w:t>
+      </w:r>
+    </w:p>
+    <w:p>
+      <w:pPr>
+        <w:spacing w:after="0"/>
+        <w:ind w:left="720"/>
+        <w:jc w:val="both"/>
+        <w:rPr>
+          <w:sz w:val="24"/>
+          <w:szCs w:val="24"/>
+        </w:rPr>
+      </w:pPr>
+    </w:p>
+    <w:p>
+      <w:pPr>
         <w:pStyle w:val="Heading2"/>
+        <w:jc w:val="both"/>
+        <w:rPr>
+          <w:rFonts w:asciiTheme="minorHAnsi" w:hAnsiTheme="minorHAnsi"/>
+          <w:sz w:val="24"/>
+          <w:szCs w:val="24"/>
+        </w:rPr>
       </w:pPr>
       <w:r>
+        <w:rPr>
+          <w:rFonts w:asciiTheme="minorHAnsi" w:hAnsiTheme="minorHAnsi"/>
+          <w:sz w:val="24"/>
+          <w:szCs w:val="24"/>
+        </w:rPr>
         <w:t xml:space="preserve">Cluster 1 (Harshil): </w:t>
       </w:r>
     </w:p>
     <w:p>
+      <w:pPr>
+        <w:jc w:val="both"/>
+        <w:rPr>
+          <w:sz w:val="24"/>
+          <w:szCs w:val="24"/>
+        </w:rPr>
+      </w:pPr>
       <w:r>
+        <w:rPr>
+          <w:sz w:val="24"/>
+          <w:szCs w:val="24"/>
+        </w:rPr>
         <w:t>Cluster 1 consists of 1,979 companies, with only 5 being bankrupt (0.25% prevalence). This roughly represents healthy, stable companies where failure is an anomaly.</w:t>
       </w:r>
     </w:p>
     <w:p>
+      <w:pPr>
+        <w:jc w:val="both"/>
+        <w:rPr>
+          <w:sz w:val="24"/>
+          <w:szCs w:val="24"/>
+        </w:rPr>
+      </w:pPr>
       <w:r>
+        <w:rPr>
+          <w:sz w:val="24"/>
+          <w:szCs w:val="24"/>
+        </w:rPr>
         <w:t>Strategy: Standard models often ignore such rare events. We employed Synthetic Minority Over-sampling Technique (SMOTE) with k_neighbors=1 to generate synthetic samples for the minority class. This balanced data was fed into a Stacking Classifier (Random Forest, Gradient Boosting, KNN) with a Logistic Regression meta-learner.</w:t>
       </w:r>
     </w:p>
     <w:p>
       <w:pPr>
-        <w:jc w:val="center"/>
+        <w:jc w:val="both"/>
+        <w:rPr>
+          <w:sz w:val="24"/>
+          <w:szCs w:val="24"/>
+        </w:rPr>
       </w:pPr>
       <w:r>
         <w:rPr>
           <w:noProof/>
+          <w:sz w:val="24"/>
+          <w:szCs w:val="24"/>
         </w:rPr>
         <w:drawing>
-          <wp:inline distT="0" distB="0" distL="0" distR="0" wp14:anchorId="5D1B3727" wp14:editId="781FC4E8">
-            <wp:extent cx="4572000" cy="1524000"/>
-            <wp:effectExtent l="0" t="0" r="0" b="0"/>
+          <wp:inline distT="0" distB="0" distL="0" distR="0" wp14:anchorId="5D1B3727" wp14:editId="491B9F4B">
+            <wp:extent cx="6012872" cy="2004291"/>
+            <wp:effectExtent l="0" t="0" r="0" b="2540"/>
             <wp:docPr id="3" name="Picture 3"/>
             <wp:cNvGraphicFramePr>
               <a:graphicFrameLocks xmlns:a="http://schemas.openxmlformats.org/drawingml/2006/main" noChangeAspect="1"/>
@@ -812,7 +1726,7 @@
                   <pic:spPr>
                     <a:xfrm>
                       <a:off x="0" y="0"/>
-                      <a:ext cx="4572000" cy="1524000"/>
+                      <a:ext cx="6067043" cy="2022348"/>
                     </a:xfrm>
                     <a:prstGeom prst="rect">
                       <a:avLst/>
@@ -828,86 +1742,72 @@
     <w:p>
       <w:pPr>
         <w:pStyle w:val="Caption"/>
-        <w:jc w:val="center"/>
+        <w:jc w:val="both"/>
+        <w:rPr>
+          <w:sz w:val="24"/>
+          <w:szCs w:val="24"/>
+        </w:rPr>
       </w:pPr>
       <w:r>
+        <w:rPr>
+          <w:sz w:val="24"/>
+          <w:szCs w:val="24"/>
+        </w:rPr>
         <w:t>Figure: Cluster 1 Class Distribution</w:t>
       </w:r>
     </w:p>
     <w:p>
       <w:pPr>
-        <w:jc w:val="center"/>
+        <w:pStyle w:val="Heading3"/>
+        <w:jc w:val="both"/>
+        <w:rPr>
+          <w:rFonts w:asciiTheme="minorHAnsi" w:hAnsiTheme="minorHAnsi"/>
+          <w:sz w:val="24"/>
+          <w:szCs w:val="24"/>
+        </w:rPr>
       </w:pPr>
       <w:r>
         <w:rPr>
-          <w:noProof/>
+          <w:rFonts w:asciiTheme="minorHAnsi" w:hAnsiTheme="minorHAnsi"/>
+          <w:sz w:val="24"/>
+          <w:szCs w:val="24"/>
         </w:rPr>
         <w:lastRenderedPageBreak/>
-        <w:drawing>
-          <wp:inline distT="0" distB="0" distL="0" distR="0" wp14:anchorId="75D1EE24" wp14:editId="11A9D0A5">
-            <wp:extent cx="4572000" cy="914400"/>
-            <wp:effectExtent l="0" t="0" r="0" b="0"/>
-            <wp:docPr id="4" name="Picture 4"/>
-            <wp:cNvGraphicFramePr>
-              <a:graphicFrameLocks xmlns:a="http://schemas.openxmlformats.org/drawingml/2006/main" noChangeAspect="1"/>
-            </wp:cNvGraphicFramePr>
-            <a:graphic xmlns:a="http://schemas.openxmlformats.org/drawingml/2006/main">
-              <a:graphicData uri="http://schemas.openxmlformats.org/drawingml/2006/picture">
-                <pic:pic xmlns:pic="http://schemas.openxmlformats.org/drawingml/2006/picture">
-                  <pic:nvPicPr>
-                    <pic:cNvPr id="0" name="cluster1_feature_distributions.png"/>
-                    <pic:cNvPicPr/>
-                  </pic:nvPicPr>
-                  <pic:blipFill>
-                    <a:blip r:embed="rId8"/>
-                    <a:stretch>
-                      <a:fillRect/>
-                    </a:stretch>
-                  </pic:blipFill>
-                  <pic:spPr>
-                    <a:xfrm>
-                      <a:off x="0" y="0"/>
-                      <a:ext cx="4572000" cy="914400"/>
-                    </a:xfrm>
-                    <a:prstGeom prst="rect">
-                      <a:avLst/>
-                    </a:prstGeom>
-                  </pic:spPr>
-                </pic:pic>
-              </a:graphicData>
-            </a:graphic>
-          </wp:inline>
-        </w:drawing>
-      </w:r>
-    </w:p>
-    <w:p>
-      <w:pPr>
-        <w:pStyle w:val="Caption"/>
-        <w:jc w:val="center"/>
-      </w:pPr>
-      <w:r>
-        <w:t>Figure: Cluster 1 Feature Distributions</w:t>
-      </w:r>
-    </w:p>
-    <w:p>
-      <w:pPr>
-        <w:pStyle w:val="Heading3"/>
-      </w:pPr>
-      <w:r>
         <w:t>Cluster 1 Model Performance Matrices</w:t>
       </w:r>
     </w:p>
     <w:p>
+      <w:pPr>
+        <w:spacing w:after="0"/>
+        <w:jc w:val="both"/>
+        <w:rPr>
+          <w:sz w:val="24"/>
+          <w:szCs w:val="24"/>
+        </w:rPr>
+      </w:pPr>
       <w:r>
+        <w:rPr>
+          <w:sz w:val="24"/>
+          <w:szCs w:val="24"/>
+        </w:rPr>
         <w:t>Base Models (Validation):</w:t>
       </w:r>
     </w:p>
     <w:p>
+      <w:pPr>
+        <w:spacing w:after="0"/>
+        <w:jc w:val="both"/>
+        <w:rPr>
+          <w:sz w:val="24"/>
+          <w:szCs w:val="24"/>
+        </w:rPr>
+      </w:pPr>
       <w:r>
+        <w:rPr>
+          <w:sz w:val="24"/>
+          <w:szCs w:val="24"/>
+        </w:rPr>
         <w:t>Random Forest</w:t>
-      </w:r>
-      <w:r>
-        <w:t xml:space="preserve"> + SMOTE</w:t>
       </w:r>
     </w:p>
     <w:tbl>
@@ -926,14 +1826,33 @@
           <w:tcPr>
             <w:tcW w:w="2880" w:type="dxa"/>
           </w:tcPr>
-          <w:p/>
+          <w:p>
+            <w:pPr>
+              <w:jc w:val="both"/>
+              <w:rPr>
+                <w:sz w:val="24"/>
+                <w:szCs w:val="24"/>
+              </w:rPr>
+            </w:pPr>
+          </w:p>
         </w:tc>
         <w:tc>
           <w:tcPr>
             <w:tcW w:w="2880" w:type="dxa"/>
           </w:tcPr>
           <w:p>
+            <w:pPr>
+              <w:jc w:val="both"/>
+              <w:rPr>
+                <w:sz w:val="24"/>
+                <w:szCs w:val="24"/>
+              </w:rPr>
+            </w:pPr>
             <w:r>
+              <w:rPr>
+                <w:sz w:val="24"/>
+                <w:szCs w:val="24"/>
+              </w:rPr>
               <w:t>Predicted 0</w:t>
             </w:r>
           </w:p>
@@ -943,7 +1862,18 @@
             <w:tcW w:w="2880" w:type="dxa"/>
           </w:tcPr>
           <w:p>
+            <w:pPr>
+              <w:jc w:val="both"/>
+              <w:rPr>
+                <w:sz w:val="24"/>
+                <w:szCs w:val="24"/>
+              </w:rPr>
+            </w:pPr>
             <w:r>
+              <w:rPr>
+                <w:sz w:val="24"/>
+                <w:szCs w:val="24"/>
+              </w:rPr>
               <w:t>Predicted 1</w:t>
             </w:r>
           </w:p>
@@ -955,7 +1885,18 @@
             <w:tcW w:w="2880" w:type="dxa"/>
           </w:tcPr>
           <w:p>
+            <w:pPr>
+              <w:jc w:val="both"/>
+              <w:rPr>
+                <w:sz w:val="24"/>
+                <w:szCs w:val="24"/>
+              </w:rPr>
+            </w:pPr>
             <w:r>
+              <w:rPr>
+                <w:sz w:val="24"/>
+                <w:szCs w:val="24"/>
+              </w:rPr>
               <w:t>Actual 0</w:t>
             </w:r>
           </w:p>
@@ -965,7 +1906,18 @@
             <w:tcW w:w="2880" w:type="dxa"/>
           </w:tcPr>
           <w:p>
+            <w:pPr>
+              <w:jc w:val="both"/>
+              <w:rPr>
+                <w:sz w:val="24"/>
+                <w:szCs w:val="24"/>
+              </w:rPr>
+            </w:pPr>
             <w:r>
+              <w:rPr>
+                <w:sz w:val="24"/>
+                <w:szCs w:val="24"/>
+              </w:rPr>
               <w:t>1974</w:t>
             </w:r>
           </w:p>
@@ -975,7 +1927,18 @@
             <w:tcW w:w="2880" w:type="dxa"/>
           </w:tcPr>
           <w:p>
+            <w:pPr>
+              <w:jc w:val="both"/>
+              <w:rPr>
+                <w:sz w:val="24"/>
+                <w:szCs w:val="24"/>
+              </w:rPr>
+            </w:pPr>
             <w:r>
+              <w:rPr>
+                <w:sz w:val="24"/>
+                <w:szCs w:val="24"/>
+              </w:rPr>
               <w:t>0</w:t>
             </w:r>
           </w:p>
@@ -987,7 +1950,18 @@
             <w:tcW w:w="2880" w:type="dxa"/>
           </w:tcPr>
           <w:p>
+            <w:pPr>
+              <w:jc w:val="both"/>
+              <w:rPr>
+                <w:sz w:val="24"/>
+                <w:szCs w:val="24"/>
+              </w:rPr>
+            </w:pPr>
             <w:r>
+              <w:rPr>
+                <w:sz w:val="24"/>
+                <w:szCs w:val="24"/>
+              </w:rPr>
               <w:t>Actual 1</w:t>
             </w:r>
           </w:p>
@@ -997,7 +1971,18 @@
             <w:tcW w:w="2880" w:type="dxa"/>
           </w:tcPr>
           <w:p>
+            <w:pPr>
+              <w:jc w:val="both"/>
+              <w:rPr>
+                <w:sz w:val="24"/>
+                <w:szCs w:val="24"/>
+              </w:rPr>
+            </w:pPr>
             <w:r>
+              <w:rPr>
+                <w:sz w:val="24"/>
+                <w:szCs w:val="24"/>
+              </w:rPr>
               <w:t>0</w:t>
             </w:r>
           </w:p>
@@ -1007,20 +1992,49 @@
             <w:tcW w:w="2880" w:type="dxa"/>
           </w:tcPr>
           <w:p>
+            <w:pPr>
+              <w:jc w:val="both"/>
+              <w:rPr>
+                <w:sz w:val="24"/>
+                <w:szCs w:val="24"/>
+              </w:rPr>
+            </w:pPr>
             <w:r>
+              <w:rPr>
+                <w:sz w:val="24"/>
+                <w:szCs w:val="24"/>
+              </w:rPr>
               <w:t>5</w:t>
             </w:r>
           </w:p>
         </w:tc>
       </w:tr>
     </w:tbl>
-    <w:p/>
     <w:p>
+      <w:pPr>
+        <w:spacing w:after="0"/>
+        <w:jc w:val="both"/>
+        <w:rPr>
+          <w:sz w:val="24"/>
+          <w:szCs w:val="24"/>
+        </w:rPr>
+      </w:pPr>
+    </w:p>
+    <w:p>
+      <w:pPr>
+        <w:spacing w:after="0"/>
+        <w:jc w:val="both"/>
+        <w:rPr>
+          <w:sz w:val="24"/>
+          <w:szCs w:val="24"/>
+        </w:rPr>
+      </w:pPr>
       <w:r>
+        <w:rPr>
+          <w:sz w:val="24"/>
+          <w:szCs w:val="24"/>
+        </w:rPr>
         <w:t>Gradient Boosting</w:t>
-      </w:r>
-      <w:r>
-        <w:t xml:space="preserve"> + SMOTE</w:t>
       </w:r>
     </w:p>
     <w:tbl>
@@ -1039,14 +2053,33 @@
           <w:tcPr>
             <w:tcW w:w="2880" w:type="dxa"/>
           </w:tcPr>
-          <w:p/>
+          <w:p>
+            <w:pPr>
+              <w:jc w:val="both"/>
+              <w:rPr>
+                <w:sz w:val="24"/>
+                <w:szCs w:val="24"/>
+              </w:rPr>
+            </w:pPr>
+          </w:p>
         </w:tc>
         <w:tc>
           <w:tcPr>
             <w:tcW w:w="2880" w:type="dxa"/>
           </w:tcPr>
           <w:p>
+            <w:pPr>
+              <w:jc w:val="both"/>
+              <w:rPr>
+                <w:sz w:val="24"/>
+                <w:szCs w:val="24"/>
+              </w:rPr>
+            </w:pPr>
             <w:r>
+              <w:rPr>
+                <w:sz w:val="24"/>
+                <w:szCs w:val="24"/>
+              </w:rPr>
               <w:t>Predicted 0</w:t>
             </w:r>
           </w:p>
@@ -1056,7 +2089,18 @@
             <w:tcW w:w="2880" w:type="dxa"/>
           </w:tcPr>
           <w:p>
+            <w:pPr>
+              <w:jc w:val="both"/>
+              <w:rPr>
+                <w:sz w:val="24"/>
+                <w:szCs w:val="24"/>
+              </w:rPr>
+            </w:pPr>
             <w:r>
+              <w:rPr>
+                <w:sz w:val="24"/>
+                <w:szCs w:val="24"/>
+              </w:rPr>
               <w:t>Predicted 1</w:t>
             </w:r>
           </w:p>
@@ -1068,7 +2112,18 @@
             <w:tcW w:w="2880" w:type="dxa"/>
           </w:tcPr>
           <w:p>
+            <w:pPr>
+              <w:jc w:val="both"/>
+              <w:rPr>
+                <w:sz w:val="24"/>
+                <w:szCs w:val="24"/>
+              </w:rPr>
+            </w:pPr>
             <w:r>
+              <w:rPr>
+                <w:sz w:val="24"/>
+                <w:szCs w:val="24"/>
+              </w:rPr>
               <w:t>Actual 0</w:t>
             </w:r>
           </w:p>
@@ -1078,7 +2133,18 @@
             <w:tcW w:w="2880" w:type="dxa"/>
           </w:tcPr>
           <w:p>
+            <w:pPr>
+              <w:jc w:val="both"/>
+              <w:rPr>
+                <w:sz w:val="24"/>
+                <w:szCs w:val="24"/>
+              </w:rPr>
+            </w:pPr>
             <w:r>
+              <w:rPr>
+                <w:sz w:val="24"/>
+                <w:szCs w:val="24"/>
+              </w:rPr>
               <w:t>1974</w:t>
             </w:r>
           </w:p>
@@ -1088,7 +2154,18 @@
             <w:tcW w:w="2880" w:type="dxa"/>
           </w:tcPr>
           <w:p>
+            <w:pPr>
+              <w:jc w:val="both"/>
+              <w:rPr>
+                <w:sz w:val="24"/>
+                <w:szCs w:val="24"/>
+              </w:rPr>
+            </w:pPr>
             <w:r>
+              <w:rPr>
+                <w:sz w:val="24"/>
+                <w:szCs w:val="24"/>
+              </w:rPr>
               <w:t>0</w:t>
             </w:r>
           </w:p>
@@ -1100,7 +2177,18 @@
             <w:tcW w:w="2880" w:type="dxa"/>
           </w:tcPr>
           <w:p>
+            <w:pPr>
+              <w:jc w:val="both"/>
+              <w:rPr>
+                <w:sz w:val="24"/>
+                <w:szCs w:val="24"/>
+              </w:rPr>
+            </w:pPr>
             <w:r>
+              <w:rPr>
+                <w:sz w:val="24"/>
+                <w:szCs w:val="24"/>
+              </w:rPr>
               <w:t>Actual 1</w:t>
             </w:r>
           </w:p>
@@ -1110,7 +2198,18 @@
             <w:tcW w:w="2880" w:type="dxa"/>
           </w:tcPr>
           <w:p>
+            <w:pPr>
+              <w:jc w:val="both"/>
+              <w:rPr>
+                <w:sz w:val="24"/>
+                <w:szCs w:val="24"/>
+              </w:rPr>
+            </w:pPr>
             <w:r>
+              <w:rPr>
+                <w:sz w:val="24"/>
+                <w:szCs w:val="24"/>
+              </w:rPr>
               <w:t>0</w:t>
             </w:r>
           </w:p>
@@ -1120,17 +2219,49 @@
             <w:tcW w:w="2880" w:type="dxa"/>
           </w:tcPr>
           <w:p>
+            <w:pPr>
+              <w:jc w:val="both"/>
+              <w:rPr>
+                <w:sz w:val="24"/>
+                <w:szCs w:val="24"/>
+              </w:rPr>
+            </w:pPr>
             <w:r>
+              <w:rPr>
+                <w:sz w:val="24"/>
+                <w:szCs w:val="24"/>
+              </w:rPr>
               <w:t>5</w:t>
             </w:r>
           </w:p>
         </w:tc>
       </w:tr>
     </w:tbl>
-    <w:p/>
     <w:p>
+      <w:pPr>
+        <w:spacing w:after="0"/>
+        <w:jc w:val="both"/>
+        <w:rPr>
+          <w:sz w:val="24"/>
+          <w:szCs w:val="24"/>
+        </w:rPr>
+      </w:pPr>
+    </w:p>
+    <w:p>
+      <w:pPr>
+        <w:spacing w:after="0"/>
+        <w:jc w:val="both"/>
+        <w:rPr>
+          <w:sz w:val="24"/>
+          <w:szCs w:val="24"/>
+        </w:rPr>
+      </w:pPr>
       <w:r>
-        <w:t>KNN + SMOTE</w:t>
+        <w:rPr>
+          <w:sz w:val="24"/>
+          <w:szCs w:val="24"/>
+        </w:rPr>
+        <w:t>KNN</w:t>
       </w:r>
     </w:p>
     <w:tbl>
@@ -1149,14 +2280,33 @@
           <w:tcPr>
             <w:tcW w:w="2880" w:type="dxa"/>
           </w:tcPr>
-          <w:p/>
+          <w:p>
+            <w:pPr>
+              <w:jc w:val="both"/>
+              <w:rPr>
+                <w:sz w:val="24"/>
+                <w:szCs w:val="24"/>
+              </w:rPr>
+            </w:pPr>
+          </w:p>
         </w:tc>
         <w:tc>
           <w:tcPr>
             <w:tcW w:w="2880" w:type="dxa"/>
           </w:tcPr>
           <w:p>
+            <w:pPr>
+              <w:jc w:val="both"/>
+              <w:rPr>
+                <w:sz w:val="24"/>
+                <w:szCs w:val="24"/>
+              </w:rPr>
+            </w:pPr>
             <w:r>
+              <w:rPr>
+                <w:sz w:val="24"/>
+                <w:szCs w:val="24"/>
+              </w:rPr>
               <w:t>Predicted 0</w:t>
             </w:r>
           </w:p>
@@ -1166,7 +2316,18 @@
             <w:tcW w:w="2880" w:type="dxa"/>
           </w:tcPr>
           <w:p>
+            <w:pPr>
+              <w:jc w:val="both"/>
+              <w:rPr>
+                <w:sz w:val="24"/>
+                <w:szCs w:val="24"/>
+              </w:rPr>
+            </w:pPr>
             <w:r>
+              <w:rPr>
+                <w:sz w:val="24"/>
+                <w:szCs w:val="24"/>
+              </w:rPr>
               <w:t>Predicted 1</w:t>
             </w:r>
           </w:p>
@@ -1178,7 +2339,18 @@
             <w:tcW w:w="2880" w:type="dxa"/>
           </w:tcPr>
           <w:p>
+            <w:pPr>
+              <w:jc w:val="both"/>
+              <w:rPr>
+                <w:sz w:val="24"/>
+                <w:szCs w:val="24"/>
+              </w:rPr>
+            </w:pPr>
             <w:r>
+              <w:rPr>
+                <w:sz w:val="24"/>
+                <w:szCs w:val="24"/>
+              </w:rPr>
               <w:t>Actual 0</w:t>
             </w:r>
           </w:p>
@@ -1188,7 +2360,18 @@
             <w:tcW w:w="2880" w:type="dxa"/>
           </w:tcPr>
           <w:p>
+            <w:pPr>
+              <w:jc w:val="both"/>
+              <w:rPr>
+                <w:sz w:val="24"/>
+                <w:szCs w:val="24"/>
+              </w:rPr>
+            </w:pPr>
             <w:r>
+              <w:rPr>
+                <w:sz w:val="24"/>
+                <w:szCs w:val="24"/>
+              </w:rPr>
               <w:t>1974</w:t>
             </w:r>
           </w:p>
@@ -1198,7 +2381,18 @@
             <w:tcW w:w="2880" w:type="dxa"/>
           </w:tcPr>
           <w:p>
+            <w:pPr>
+              <w:jc w:val="both"/>
+              <w:rPr>
+                <w:sz w:val="24"/>
+                <w:szCs w:val="24"/>
+              </w:rPr>
+            </w:pPr>
             <w:r>
+              <w:rPr>
+                <w:sz w:val="24"/>
+                <w:szCs w:val="24"/>
+              </w:rPr>
               <w:t>0</w:t>
             </w:r>
           </w:p>
@@ -1210,7 +2404,18 @@
             <w:tcW w:w="2880" w:type="dxa"/>
           </w:tcPr>
           <w:p>
+            <w:pPr>
+              <w:jc w:val="both"/>
+              <w:rPr>
+                <w:sz w:val="24"/>
+                <w:szCs w:val="24"/>
+              </w:rPr>
+            </w:pPr>
             <w:r>
+              <w:rPr>
+                <w:sz w:val="24"/>
+                <w:szCs w:val="24"/>
+              </w:rPr>
               <w:t>Actual 1</w:t>
             </w:r>
           </w:p>
@@ -1220,7 +2425,18 @@
             <w:tcW w:w="2880" w:type="dxa"/>
           </w:tcPr>
           <w:p>
+            <w:pPr>
+              <w:jc w:val="both"/>
+              <w:rPr>
+                <w:sz w:val="24"/>
+                <w:szCs w:val="24"/>
+              </w:rPr>
+            </w:pPr>
             <w:r>
+              <w:rPr>
+                <w:sz w:val="24"/>
+                <w:szCs w:val="24"/>
+              </w:rPr>
               <w:t>0</w:t>
             </w:r>
           </w:p>
@@ -1230,125 +2446,18 @@
             <w:tcW w:w="2880" w:type="dxa"/>
           </w:tcPr>
           <w:p>
+            <w:pPr>
+              <w:jc w:val="both"/>
+              <w:rPr>
+                <w:sz w:val="24"/>
+                <w:szCs w:val="24"/>
+              </w:rPr>
+            </w:pPr>
             <w:r>
-              <w:t>5</w:t>
-            </w:r>
-          </w:p>
-        </w:tc>
-      </w:tr>
-    </w:tbl>
-    <w:p/>
-    <w:p>
-      <w:r>
-        <w:t>Final Stacking Ensemble:</w:t>
-      </w:r>
-    </w:p>
-    <w:p>
-      <w:r>
-        <w:t>Stacking Model</w:t>
-      </w:r>
-    </w:p>
-    <w:tbl>
-      <w:tblPr>
-        <w:tblStyle w:val="TableGrid"/>
-        <w:tblW w:w="0" w:type="auto"/>
-        <w:tblLook w:val="04A0" w:firstRow="1" w:lastRow="0" w:firstColumn="1" w:lastColumn="0" w:noHBand="0" w:noVBand="1"/>
-      </w:tblPr>
-      <w:tblGrid>
-        <w:gridCol w:w="2880"/>
-        <w:gridCol w:w="2880"/>
-        <w:gridCol w:w="2880"/>
-      </w:tblGrid>
-      <w:tr>
-        <w:tc>
-          <w:tcPr>
-            <w:tcW w:w="2880" w:type="dxa"/>
-          </w:tcPr>
-          <w:p/>
-        </w:tc>
-        <w:tc>
-          <w:tcPr>
-            <w:tcW w:w="2880" w:type="dxa"/>
-          </w:tcPr>
-          <w:p>
-            <w:r>
-              <w:t>Predicted 0</w:t>
-            </w:r>
-          </w:p>
-        </w:tc>
-        <w:tc>
-          <w:tcPr>
-            <w:tcW w:w="2880" w:type="dxa"/>
-          </w:tcPr>
-          <w:p>
-            <w:r>
-              <w:t>Predicted 1</w:t>
-            </w:r>
-          </w:p>
-        </w:tc>
-      </w:tr>
-      <w:tr>
-        <w:tc>
-          <w:tcPr>
-            <w:tcW w:w="2880" w:type="dxa"/>
-          </w:tcPr>
-          <w:p>
-            <w:r>
-              <w:t>Actual 0</w:t>
-            </w:r>
-          </w:p>
-        </w:tc>
-        <w:tc>
-          <w:tcPr>
-            <w:tcW w:w="2880" w:type="dxa"/>
-          </w:tcPr>
-          <w:p>
-            <w:r>
-              <w:t>1</w:t>
-            </w:r>
-            <w:r>
-              <w:t>832</w:t>
-            </w:r>
-          </w:p>
-        </w:tc>
-        <w:tc>
-          <w:tcPr>
-            <w:tcW w:w="2880" w:type="dxa"/>
-          </w:tcPr>
-          <w:p>
-            <w:r>
-              <w:t>142</w:t>
-            </w:r>
-          </w:p>
-        </w:tc>
-      </w:tr>
-      <w:tr>
-        <w:tc>
-          <w:tcPr>
-            <w:tcW w:w="2880" w:type="dxa"/>
-          </w:tcPr>
-          <w:p>
-            <w:r>
-              <w:t>Actual 1</w:t>
-            </w:r>
-          </w:p>
-        </w:tc>
-        <w:tc>
-          <w:tcPr>
-            <w:tcW w:w="2880" w:type="dxa"/>
-          </w:tcPr>
-          <w:p>
-            <w:r>
-              <w:t>0</w:t>
-            </w:r>
-          </w:p>
-        </w:tc>
-        <w:tc>
-          <w:tcPr>
-            <w:tcW w:w="2880" w:type="dxa"/>
-          </w:tcPr>
-          <w:p>
-            <w:r>
+              <w:rPr>
+                <w:sz w:val="24"/>
+                <w:szCs w:val="24"/>
+              </w:rPr>
               <w:t>5</w:t>
             </w:r>
           </w:p>
@@ -1356,71 +2465,251 @@
       </w:tr>
     </w:tbl>
     <w:p>
+      <w:pPr>
+        <w:spacing w:after="0"/>
+        <w:jc w:val="both"/>
+        <w:rPr>
+          <w:sz w:val="24"/>
+          <w:szCs w:val="24"/>
+        </w:rPr>
+      </w:pPr>
+    </w:p>
+    <w:p>
+      <w:pPr>
+        <w:spacing w:after="0"/>
+        <w:jc w:val="both"/>
+        <w:rPr>
+          <w:sz w:val="24"/>
+          <w:szCs w:val="24"/>
+        </w:rPr>
+      </w:pPr>
       <w:r>
+        <w:rPr>
+          <w:sz w:val="24"/>
+          <w:szCs w:val="24"/>
+        </w:rPr>
+        <w:t>Final Stacking Ensemble:</w:t>
+      </w:r>
+    </w:p>
+    <w:p>
+      <w:pPr>
+        <w:spacing w:after="0"/>
+        <w:jc w:val="both"/>
+        <w:rPr>
+          <w:sz w:val="24"/>
+          <w:szCs w:val="24"/>
+        </w:rPr>
+      </w:pPr>
+      <w:r>
+        <w:rPr>
+          <w:sz w:val="24"/>
+          <w:szCs w:val="24"/>
+        </w:rPr>
+        <w:t>Stacking Model</w:t>
+      </w:r>
+    </w:p>
+    <w:p>
+      <w:pPr>
+        <w:spacing w:after="0"/>
+        <w:jc w:val="both"/>
+        <w:rPr>
+          <w:sz w:val="24"/>
+          <w:szCs w:val="24"/>
+        </w:rPr>
+      </w:pPr>
+      <w:r>
+        <w:rPr>
+          <w:sz w:val="24"/>
+          <w:szCs w:val="24"/>
+        </w:rPr>
+        <w:drawing>
+          <wp:inline distT="0" distB="0" distL="0" distR="0" wp14:anchorId="4DCA4EE6" wp14:editId="2EF80511">
+            <wp:extent cx="2964873" cy="2669521"/>
+            <wp:effectExtent l="0" t="0" r="0" b="0"/>
+            <wp:docPr id="1029655271" name="Picture 1" descr="A graph of a diagram&#10;&#10;AI-generated content may be incorrect."/>
+            <wp:cNvGraphicFramePr>
+              <a:graphicFrameLocks xmlns:a="http://schemas.openxmlformats.org/drawingml/2006/main" noChangeAspect="1"/>
+            </wp:cNvGraphicFramePr>
+            <a:graphic xmlns:a="http://schemas.openxmlformats.org/drawingml/2006/main">
+              <a:graphicData uri="http://schemas.openxmlformats.org/drawingml/2006/picture">
+                <pic:pic xmlns:pic="http://schemas.openxmlformats.org/drawingml/2006/picture">
+                  <pic:nvPicPr>
+                    <pic:cNvPr id="1029655271" name="Picture 1" descr="A graph of a diagram&#10;&#10;AI-generated content may be incorrect."/>
+                    <pic:cNvPicPr/>
+                  </pic:nvPicPr>
+                  <pic:blipFill>
+                    <a:blip r:embed="rId8"/>
+                    <a:stretch>
+                      <a:fillRect/>
+                    </a:stretch>
+                  </pic:blipFill>
+                  <pic:spPr>
+                    <a:xfrm>
+                      <a:off x="0" y="0"/>
+                      <a:ext cx="3172237" cy="2856228"/>
+                    </a:xfrm>
+                    <a:prstGeom prst="rect">
+                      <a:avLst/>
+                    </a:prstGeom>
+                  </pic:spPr>
+                </pic:pic>
+              </a:graphicData>
+            </a:graphic>
+          </wp:inline>
+        </w:drawing>
+      </w:r>
+    </w:p>
+    <w:p>
+      <w:pPr>
+        <w:spacing w:after="0"/>
+        <w:jc w:val="both"/>
+        <w:rPr>
+          <w:sz w:val="24"/>
+          <w:szCs w:val="24"/>
+        </w:rPr>
+      </w:pPr>
+      <w:r>
+        <w:rPr>
+          <w:sz w:val="24"/>
+          <w:szCs w:val="24"/>
+        </w:rPr>
         <w:t>Results: The model successfully identified all 5 bankruptcies (TT=5, TF=0). The base models (particularly RF and Gradient Boosting) were perfect, while KNN struggled slightly.</w:t>
       </w:r>
     </w:p>
     <w:p>
       <w:pPr>
         <w:pStyle w:val="Heading2"/>
+        <w:jc w:val="both"/>
+        <w:rPr>
+          <w:rFonts w:asciiTheme="minorHAnsi" w:hAnsiTheme="minorHAnsi"/>
+          <w:sz w:val="24"/>
+          <w:szCs w:val="24"/>
+        </w:rPr>
       </w:pPr>
       <w:r>
+        <w:rPr>
+          <w:rFonts w:asciiTheme="minorHAnsi" w:hAnsiTheme="minorHAnsi"/>
+          <w:sz w:val="24"/>
+          <w:szCs w:val="24"/>
+        </w:rPr>
         <w:t xml:space="preserve">Cluster 2 (Pradhyumna): </w:t>
       </w:r>
     </w:p>
     <w:p>
+      <w:pPr>
+        <w:jc w:val="both"/>
+        <w:rPr>
+          <w:sz w:val="24"/>
+          <w:szCs w:val="24"/>
+        </w:rPr>
+      </w:pPr>
       <w:r>
+        <w:rPr>
+          <w:sz w:val="24"/>
+          <w:szCs w:val="24"/>
+        </w:rPr>
         <w:t>Cluster 2 is the largest subgroup (2,620 companies, 45.1% of dataset) with 75 bankruptcies (2.86%). It represents the "average" company profile but exhibits moderate financial stress characteristics:</w:t>
       </w:r>
     </w:p>
     <w:p>
       <w:pPr>
         <w:pStyle w:val="Heading3"/>
+        <w:jc w:val="both"/>
+        <w:rPr>
+          <w:rFonts w:asciiTheme="minorHAnsi" w:hAnsiTheme="minorHAnsi"/>
+          <w:sz w:val="24"/>
+          <w:szCs w:val="24"/>
+        </w:rPr>
       </w:pPr>
       <w:r>
-        <w:lastRenderedPageBreak/>
+        <w:rPr>
+          <w:rFonts w:asciiTheme="minorHAnsi" w:hAnsiTheme="minorHAnsi"/>
+          <w:sz w:val="24"/>
+          <w:szCs w:val="24"/>
+        </w:rPr>
         <w:t>Financial Characteristics:</w:t>
       </w:r>
     </w:p>
     <w:p>
+      <w:pPr>
+        <w:jc w:val="both"/>
+        <w:rPr>
+          <w:sz w:val="24"/>
+          <w:szCs w:val="24"/>
+        </w:rPr>
+      </w:pPr>
       <w:r>
         <w:rPr>
           <w:b/>
+          <w:sz w:val="24"/>
+          <w:szCs w:val="24"/>
         </w:rPr>
         <w:t xml:space="preserve">• Elevated Debt Ratios: </w:t>
       </w:r>
       <w:r>
+        <w:rPr>
+          <w:sz w:val="24"/>
+          <w:szCs w:val="24"/>
+        </w:rPr>
         <w:t>Bankrupt companies in Cluster 2 show a +21.5% relative increase in debt ratios compared to non-bankrupt ones.</w:t>
       </w:r>
       <w:r>
+        <w:rPr>
+          <w:sz w:val="24"/>
+          <w:szCs w:val="24"/>
+        </w:rPr>
         <w:br/>
       </w:r>
       <w:r>
         <w:rPr>
           <w:b/>
+          <w:sz w:val="24"/>
+          <w:szCs w:val="24"/>
         </w:rPr>
         <w:t xml:space="preserve">• Reduced Profitability: </w:t>
       </w:r>
       <w:r>
+        <w:rPr>
+          <w:sz w:val="24"/>
+          <w:szCs w:val="24"/>
+        </w:rPr>
         <w:t>They also demonstrate a -5.2% relative decrease in earnings persistence.</w:t>
       </w:r>
     </w:p>
     <w:p>
+      <w:pPr>
+        <w:jc w:val="both"/>
+        <w:rPr>
+          <w:sz w:val="24"/>
+          <w:szCs w:val="24"/>
+        </w:rPr>
+      </w:pPr>
       <w:r>
+        <w:rPr>
+          <w:sz w:val="24"/>
+          <w:szCs w:val="24"/>
+        </w:rPr>
+        <w:lastRenderedPageBreak/>
         <w:t>Strategy: Given the moderate imbalance, we avoided synthetic oversampling to prevent overfitting noise. Instead, we used Class Weights ('balanced') in our Random Forest and HistGradientBoosting base models.</w:t>
       </w:r>
     </w:p>
     <w:p>
       <w:pPr>
-        <w:jc w:val="center"/>
+        <w:jc w:val="both"/>
+        <w:rPr>
+          <w:sz w:val="24"/>
+          <w:szCs w:val="24"/>
+        </w:rPr>
       </w:pPr>
       <w:r>
         <w:rPr>
           <w:noProof/>
+          <w:sz w:val="24"/>
+          <w:szCs w:val="24"/>
         </w:rPr>
         <w:drawing>
-          <wp:inline distT="0" distB="0" distL="0" distR="0" wp14:anchorId="3AB5FD45" wp14:editId="72C203CC">
-            <wp:extent cx="4572000" cy="1524000"/>
+          <wp:inline distT="0" distB="0" distL="0" distR="0" wp14:anchorId="3AB5FD45" wp14:editId="633A6F85">
+            <wp:extent cx="4572000" cy="1524002"/>
             <wp:effectExtent l="0" t="0" r="0" b="0"/>
             <wp:docPr id="5" name="Picture 5"/>
             <wp:cNvGraphicFramePr>
@@ -1442,7 +2731,7 @@
                   <pic:spPr>
                     <a:xfrm>
                       <a:off x="0" y="0"/>
-                      <a:ext cx="4572000" cy="1524000"/>
+                      <a:ext cx="4738281" cy="1579429"/>
                     </a:xfrm>
                     <a:prstGeom prst="rect">
                       <a:avLst/>
@@ -1458,81 +2747,70 @@
     <w:p>
       <w:pPr>
         <w:pStyle w:val="Caption"/>
-        <w:jc w:val="center"/>
+        <w:jc w:val="both"/>
+        <w:rPr>
+          <w:sz w:val="24"/>
+          <w:szCs w:val="24"/>
+        </w:rPr>
       </w:pPr>
       <w:r>
+        <w:rPr>
+          <w:sz w:val="24"/>
+          <w:szCs w:val="24"/>
+        </w:rPr>
         <w:t>Figure: Cluster 2 Class Distribution</w:t>
       </w:r>
     </w:p>
     <w:p>
       <w:pPr>
-        <w:jc w:val="center"/>
+        <w:pStyle w:val="Heading3"/>
+        <w:jc w:val="both"/>
+        <w:rPr>
+          <w:rFonts w:asciiTheme="minorHAnsi" w:hAnsiTheme="minorHAnsi"/>
+          <w:sz w:val="24"/>
+          <w:szCs w:val="24"/>
+        </w:rPr>
       </w:pPr>
       <w:r>
         <w:rPr>
-          <w:noProof/>
-        </w:rPr>
-        <w:drawing>
-          <wp:inline distT="0" distB="0" distL="0" distR="0" wp14:anchorId="1818B11B" wp14:editId="064F265D">
-            <wp:extent cx="4572000" cy="2743200"/>
-            <wp:effectExtent l="0" t="0" r="0" b="0"/>
-            <wp:docPr id="6" name="Picture 6"/>
-            <wp:cNvGraphicFramePr>
-              <a:graphicFrameLocks xmlns:a="http://schemas.openxmlformats.org/drawingml/2006/main" noChangeAspect="1"/>
-            </wp:cNvGraphicFramePr>
-            <a:graphic xmlns:a="http://schemas.openxmlformats.org/drawingml/2006/main">
-              <a:graphicData uri="http://schemas.openxmlformats.org/drawingml/2006/picture">
-                <pic:pic xmlns:pic="http://schemas.openxmlformats.org/drawingml/2006/picture">
-                  <pic:nvPicPr>
-                    <pic:cNvPr id="0" name="cluster2_feature_importance.png"/>
-                    <pic:cNvPicPr/>
-                  </pic:nvPicPr>
-                  <pic:blipFill>
-                    <a:blip r:embed="rId10"/>
-                    <a:stretch>
-                      <a:fillRect/>
-                    </a:stretch>
-                  </pic:blipFill>
-                  <pic:spPr>
-                    <a:xfrm>
-                      <a:off x="0" y="0"/>
-                      <a:ext cx="4572000" cy="2743200"/>
-                    </a:xfrm>
-                    <a:prstGeom prst="rect">
-                      <a:avLst/>
-                    </a:prstGeom>
-                  </pic:spPr>
-                </pic:pic>
-              </a:graphicData>
-            </a:graphic>
-          </wp:inline>
-        </w:drawing>
-      </w:r>
-    </w:p>
-    <w:p>
-      <w:pPr>
-        <w:pStyle w:val="Caption"/>
-        <w:jc w:val="center"/>
-      </w:pPr>
-      <w:r>
-        <w:t>Figure: Cluster 2 Feature Importance</w:t>
-      </w:r>
-    </w:p>
-    <w:p>
-      <w:pPr>
-        <w:pStyle w:val="Heading3"/>
-      </w:pPr>
-      <w:r>
+          <w:rFonts w:asciiTheme="minorHAnsi" w:hAnsiTheme="minorHAnsi"/>
+          <w:sz w:val="24"/>
+          <w:szCs w:val="24"/>
+        </w:rPr>
         <w:t>Cluster 2 Model Performance Matrices</w:t>
       </w:r>
     </w:p>
     <w:p>
+      <w:pPr>
+        <w:spacing w:after="0"/>
+        <w:jc w:val="both"/>
+        <w:rPr>
+          <w:sz w:val="24"/>
+          <w:szCs w:val="24"/>
+        </w:rPr>
+      </w:pPr>
       <w:r>
+        <w:rPr>
+          <w:sz w:val="24"/>
+          <w:szCs w:val="24"/>
+        </w:rPr>
         <w:t>Base Models (Validation):</w:t>
       </w:r>
     </w:p>
     <w:p>
+      <w:pPr>
+        <w:spacing w:after="0"/>
+        <w:jc w:val="both"/>
+        <w:rPr>
+          <w:sz w:val="24"/>
+          <w:szCs w:val="24"/>
+        </w:rPr>
+      </w:pPr>
       <w:r>
+        <w:rPr>
+          <w:sz w:val="24"/>
+          <w:szCs w:val="24"/>
+        </w:rPr>
         <w:t>Random Forest (Weighted)</w:t>
       </w:r>
     </w:p>
@@ -1552,14 +2830,33 @@
           <w:tcPr>
             <w:tcW w:w="2880" w:type="dxa"/>
           </w:tcPr>
-          <w:p/>
+          <w:p>
+            <w:pPr>
+              <w:jc w:val="both"/>
+              <w:rPr>
+                <w:sz w:val="24"/>
+                <w:szCs w:val="24"/>
+              </w:rPr>
+            </w:pPr>
+          </w:p>
         </w:tc>
         <w:tc>
           <w:tcPr>
             <w:tcW w:w="2880" w:type="dxa"/>
           </w:tcPr>
           <w:p>
+            <w:pPr>
+              <w:jc w:val="both"/>
+              <w:rPr>
+                <w:sz w:val="24"/>
+                <w:szCs w:val="24"/>
+              </w:rPr>
+            </w:pPr>
             <w:r>
+              <w:rPr>
+                <w:sz w:val="24"/>
+                <w:szCs w:val="24"/>
+              </w:rPr>
               <w:t>Predicted 0</w:t>
             </w:r>
           </w:p>
@@ -1569,7 +2866,18 @@
             <w:tcW w:w="2880" w:type="dxa"/>
           </w:tcPr>
           <w:p>
+            <w:pPr>
+              <w:jc w:val="both"/>
+              <w:rPr>
+                <w:sz w:val="24"/>
+                <w:szCs w:val="24"/>
+              </w:rPr>
+            </w:pPr>
             <w:r>
+              <w:rPr>
+                <w:sz w:val="24"/>
+                <w:szCs w:val="24"/>
+              </w:rPr>
               <w:t>Predicted 1</w:t>
             </w:r>
           </w:p>
@@ -1581,7 +2889,18 @@
             <w:tcW w:w="2880" w:type="dxa"/>
           </w:tcPr>
           <w:p>
+            <w:pPr>
+              <w:jc w:val="both"/>
+              <w:rPr>
+                <w:sz w:val="24"/>
+                <w:szCs w:val="24"/>
+              </w:rPr>
+            </w:pPr>
             <w:r>
+              <w:rPr>
+                <w:sz w:val="24"/>
+                <w:szCs w:val="24"/>
+              </w:rPr>
               <w:t>Actual 0</w:t>
             </w:r>
           </w:p>
@@ -1591,11 +2910,33 @@
             <w:tcW w:w="2880" w:type="dxa"/>
           </w:tcPr>
           <w:p>
+            <w:pPr>
+              <w:jc w:val="both"/>
+              <w:rPr>
+                <w:sz w:val="24"/>
+                <w:szCs w:val="24"/>
+              </w:rPr>
+            </w:pPr>
             <w:r>
+              <w:rPr>
+                <w:sz w:val="24"/>
+                <w:szCs w:val="24"/>
+              </w:rPr>
               <w:t>25</w:t>
             </w:r>
             <w:r>
-              <w:t>28</w:t>
+              <w:rPr>
+                <w:sz w:val="24"/>
+                <w:szCs w:val="24"/>
+              </w:rPr>
+              <w:t>2</w:t>
+            </w:r>
+            <w:r>
+              <w:rPr>
+                <w:sz w:val="24"/>
+                <w:szCs w:val="24"/>
+              </w:rPr>
+              <w:t>4</w:t>
             </w:r>
           </w:p>
         </w:tc>
@@ -1604,8 +2945,19 @@
             <w:tcW w:w="2880" w:type="dxa"/>
           </w:tcPr>
           <w:p>
+            <w:pPr>
+              <w:jc w:val="both"/>
+              <w:rPr>
+                <w:sz w:val="24"/>
+                <w:szCs w:val="24"/>
+              </w:rPr>
+            </w:pPr>
             <w:r>
-              <w:t>17</w:t>
+              <w:rPr>
+                <w:sz w:val="24"/>
+                <w:szCs w:val="24"/>
+              </w:rPr>
+              <w:t>21</w:t>
             </w:r>
           </w:p>
         </w:tc>
@@ -1616,7 +2968,18 @@
             <w:tcW w:w="2880" w:type="dxa"/>
           </w:tcPr>
           <w:p>
+            <w:pPr>
+              <w:jc w:val="both"/>
+              <w:rPr>
+                <w:sz w:val="24"/>
+                <w:szCs w:val="24"/>
+              </w:rPr>
+            </w:pPr>
             <w:r>
+              <w:rPr>
+                <w:sz w:val="24"/>
+                <w:szCs w:val="24"/>
+              </w:rPr>
               <w:t>Actual 1</w:t>
             </w:r>
           </w:p>
@@ -1626,7 +2989,18 @@
             <w:tcW w:w="2880" w:type="dxa"/>
           </w:tcPr>
           <w:p>
+            <w:pPr>
+              <w:jc w:val="both"/>
+              <w:rPr>
+                <w:sz w:val="24"/>
+                <w:szCs w:val="24"/>
+              </w:rPr>
+            </w:pPr>
             <w:r>
+              <w:rPr>
+                <w:sz w:val="24"/>
+                <w:szCs w:val="24"/>
+              </w:rPr>
               <w:t>0</w:t>
             </w:r>
           </w:p>
@@ -1636,16 +3010,48 @@
             <w:tcW w:w="2880" w:type="dxa"/>
           </w:tcPr>
           <w:p>
+            <w:pPr>
+              <w:jc w:val="both"/>
+              <w:rPr>
+                <w:sz w:val="24"/>
+                <w:szCs w:val="24"/>
+              </w:rPr>
+            </w:pPr>
             <w:r>
+              <w:rPr>
+                <w:sz w:val="24"/>
+                <w:szCs w:val="24"/>
+              </w:rPr>
               <w:t>75</w:t>
             </w:r>
           </w:p>
         </w:tc>
       </w:tr>
     </w:tbl>
-    <w:p/>
     <w:p>
+      <w:pPr>
+        <w:spacing w:after="0"/>
+        <w:jc w:val="both"/>
+        <w:rPr>
+          <w:sz w:val="24"/>
+          <w:szCs w:val="24"/>
+        </w:rPr>
+      </w:pPr>
+    </w:p>
+    <w:p>
+      <w:pPr>
+        <w:spacing w:after="0"/>
+        <w:jc w:val="both"/>
+        <w:rPr>
+          <w:sz w:val="24"/>
+          <w:szCs w:val="24"/>
+        </w:rPr>
+      </w:pPr>
       <w:r>
+        <w:rPr>
+          <w:sz w:val="24"/>
+          <w:szCs w:val="24"/>
+        </w:rPr>
         <w:t>HistGradientBoosting (Weighted)</w:t>
       </w:r>
     </w:p>
@@ -1665,14 +3071,33 @@
           <w:tcPr>
             <w:tcW w:w="2880" w:type="dxa"/>
           </w:tcPr>
-          <w:p/>
+          <w:p>
+            <w:pPr>
+              <w:jc w:val="both"/>
+              <w:rPr>
+                <w:sz w:val="24"/>
+                <w:szCs w:val="24"/>
+              </w:rPr>
+            </w:pPr>
+          </w:p>
         </w:tc>
         <w:tc>
           <w:tcPr>
             <w:tcW w:w="2880" w:type="dxa"/>
           </w:tcPr>
           <w:p>
+            <w:pPr>
+              <w:jc w:val="both"/>
+              <w:rPr>
+                <w:sz w:val="24"/>
+                <w:szCs w:val="24"/>
+              </w:rPr>
+            </w:pPr>
             <w:r>
+              <w:rPr>
+                <w:sz w:val="24"/>
+                <w:szCs w:val="24"/>
+              </w:rPr>
               <w:t>Predicted 0</w:t>
             </w:r>
           </w:p>
@@ -1682,7 +3107,18 @@
             <w:tcW w:w="2880" w:type="dxa"/>
           </w:tcPr>
           <w:p>
+            <w:pPr>
+              <w:jc w:val="both"/>
+              <w:rPr>
+                <w:sz w:val="24"/>
+                <w:szCs w:val="24"/>
+              </w:rPr>
+            </w:pPr>
             <w:r>
+              <w:rPr>
+                <w:sz w:val="24"/>
+                <w:szCs w:val="24"/>
+              </w:rPr>
               <w:t>Predicted 1</w:t>
             </w:r>
           </w:p>
@@ -1694,7 +3130,18 @@
             <w:tcW w:w="2880" w:type="dxa"/>
           </w:tcPr>
           <w:p>
+            <w:pPr>
+              <w:jc w:val="both"/>
+              <w:rPr>
+                <w:sz w:val="24"/>
+                <w:szCs w:val="24"/>
+              </w:rPr>
+            </w:pPr>
             <w:r>
+              <w:rPr>
+                <w:sz w:val="24"/>
+                <w:szCs w:val="24"/>
+              </w:rPr>
               <w:t>Actual 0</w:t>
             </w:r>
           </w:p>
@@ -1704,8 +3151,26 @@
             <w:tcW w:w="2880" w:type="dxa"/>
           </w:tcPr>
           <w:p>
+            <w:pPr>
+              <w:jc w:val="both"/>
+              <w:rPr>
+                <w:sz w:val="24"/>
+                <w:szCs w:val="24"/>
+              </w:rPr>
+            </w:pPr>
             <w:r>
-              <w:t>2545</w:t>
+              <w:rPr>
+                <w:sz w:val="24"/>
+                <w:szCs w:val="24"/>
+              </w:rPr>
+              <w:t>25</w:t>
+            </w:r>
+            <w:r>
+              <w:rPr>
+                <w:sz w:val="24"/>
+                <w:szCs w:val="24"/>
+              </w:rPr>
+              <w:t>45</w:t>
             </w:r>
           </w:p>
         </w:tc>
@@ -1714,7 +3179,18 @@
             <w:tcW w:w="2880" w:type="dxa"/>
           </w:tcPr>
           <w:p>
+            <w:pPr>
+              <w:jc w:val="both"/>
+              <w:rPr>
+                <w:sz w:val="24"/>
+                <w:szCs w:val="24"/>
+              </w:rPr>
+            </w:pPr>
             <w:r>
+              <w:rPr>
+                <w:sz w:val="24"/>
+                <w:szCs w:val="24"/>
+              </w:rPr>
               <w:t>0</w:t>
             </w:r>
           </w:p>
@@ -1726,7 +3202,18 @@
             <w:tcW w:w="2880" w:type="dxa"/>
           </w:tcPr>
           <w:p>
+            <w:pPr>
+              <w:jc w:val="both"/>
+              <w:rPr>
+                <w:sz w:val="24"/>
+                <w:szCs w:val="24"/>
+              </w:rPr>
+            </w:pPr>
             <w:r>
+              <w:rPr>
+                <w:sz w:val="24"/>
+                <w:szCs w:val="24"/>
+              </w:rPr>
               <w:t>Actual 1</w:t>
             </w:r>
           </w:p>
@@ -1736,7 +3223,18 @@
             <w:tcW w:w="2880" w:type="dxa"/>
           </w:tcPr>
           <w:p>
+            <w:pPr>
+              <w:jc w:val="both"/>
+              <w:rPr>
+                <w:sz w:val="24"/>
+                <w:szCs w:val="24"/>
+              </w:rPr>
+            </w:pPr>
             <w:r>
+              <w:rPr>
+                <w:sz w:val="24"/>
+                <w:szCs w:val="24"/>
+              </w:rPr>
               <w:t>0</w:t>
             </w:r>
           </w:p>
@@ -1746,16 +3244,48 @@
             <w:tcW w:w="2880" w:type="dxa"/>
           </w:tcPr>
           <w:p>
+            <w:pPr>
+              <w:jc w:val="both"/>
+              <w:rPr>
+                <w:sz w:val="24"/>
+                <w:szCs w:val="24"/>
+              </w:rPr>
+            </w:pPr>
             <w:r>
+              <w:rPr>
+                <w:sz w:val="24"/>
+                <w:szCs w:val="24"/>
+              </w:rPr>
               <w:t>75</w:t>
             </w:r>
           </w:p>
         </w:tc>
       </w:tr>
     </w:tbl>
-    <w:p/>
     <w:p>
+      <w:pPr>
+        <w:spacing w:after="0"/>
+        <w:jc w:val="both"/>
+        <w:rPr>
+          <w:sz w:val="24"/>
+          <w:szCs w:val="24"/>
+        </w:rPr>
+      </w:pPr>
+    </w:p>
+    <w:p>
+      <w:pPr>
+        <w:spacing w:after="0"/>
+        <w:jc w:val="both"/>
+        <w:rPr>
+          <w:sz w:val="24"/>
+          <w:szCs w:val="24"/>
+        </w:rPr>
+      </w:pPr>
       <w:r>
+        <w:rPr>
+          <w:sz w:val="24"/>
+          <w:szCs w:val="24"/>
+        </w:rPr>
         <w:t>Logistic Regression (Weighted)</w:t>
       </w:r>
     </w:p>
@@ -1775,14 +3305,33 @@
           <w:tcPr>
             <w:tcW w:w="2880" w:type="dxa"/>
           </w:tcPr>
-          <w:p/>
+          <w:p>
+            <w:pPr>
+              <w:jc w:val="both"/>
+              <w:rPr>
+                <w:sz w:val="24"/>
+                <w:szCs w:val="24"/>
+              </w:rPr>
+            </w:pPr>
+          </w:p>
         </w:tc>
         <w:tc>
           <w:tcPr>
             <w:tcW w:w="2880" w:type="dxa"/>
           </w:tcPr>
           <w:p>
+            <w:pPr>
+              <w:jc w:val="both"/>
+              <w:rPr>
+                <w:sz w:val="24"/>
+                <w:szCs w:val="24"/>
+              </w:rPr>
+            </w:pPr>
             <w:r>
+              <w:rPr>
+                <w:sz w:val="24"/>
+                <w:szCs w:val="24"/>
+              </w:rPr>
               <w:t>Predicted 0</w:t>
             </w:r>
           </w:p>
@@ -1792,7 +3341,18 @@
             <w:tcW w:w="2880" w:type="dxa"/>
           </w:tcPr>
           <w:p>
+            <w:pPr>
+              <w:jc w:val="both"/>
+              <w:rPr>
+                <w:sz w:val="24"/>
+                <w:szCs w:val="24"/>
+              </w:rPr>
+            </w:pPr>
             <w:r>
+              <w:rPr>
+                <w:sz w:val="24"/>
+                <w:szCs w:val="24"/>
+              </w:rPr>
               <w:t>Predicted 1</w:t>
             </w:r>
           </w:p>
@@ -1804,7 +3364,18 @@
             <w:tcW w:w="2880" w:type="dxa"/>
           </w:tcPr>
           <w:p>
+            <w:pPr>
+              <w:jc w:val="both"/>
+              <w:rPr>
+                <w:sz w:val="24"/>
+                <w:szCs w:val="24"/>
+              </w:rPr>
+            </w:pPr>
             <w:r>
+              <w:rPr>
+                <w:sz w:val="24"/>
+                <w:szCs w:val="24"/>
+              </w:rPr>
               <w:t>Actual 0</w:t>
             </w:r>
           </w:p>
@@ -1814,16 +3385,39 @@
             <w:tcW w:w="2880" w:type="dxa"/>
           </w:tcPr>
           <w:p>
+            <w:pPr>
+              <w:jc w:val="both"/>
+              <w:rPr>
+                <w:sz w:val="24"/>
+                <w:szCs w:val="24"/>
+              </w:rPr>
+            </w:pPr>
             <w:r>
+              <w:rPr>
+                <w:sz w:val="24"/>
+                <w:szCs w:val="24"/>
+              </w:rPr>
               <w:t>1</w:t>
             </w:r>
             <w:r>
+              <w:rPr>
+                <w:sz w:val="24"/>
+                <w:szCs w:val="24"/>
+              </w:rPr>
               <w:t>9</w:t>
             </w:r>
             <w:r>
+              <w:rPr>
+                <w:sz w:val="24"/>
+                <w:szCs w:val="24"/>
+              </w:rPr>
               <w:t>7</w:t>
             </w:r>
             <w:r>
+              <w:rPr>
+                <w:sz w:val="24"/>
+                <w:szCs w:val="24"/>
+              </w:rPr>
               <w:t>7</w:t>
             </w:r>
           </w:p>
@@ -1833,14 +3427,19 @@
             <w:tcW w:w="2880" w:type="dxa"/>
           </w:tcPr>
           <w:p>
+            <w:pPr>
+              <w:jc w:val="both"/>
+              <w:rPr>
+                <w:sz w:val="24"/>
+                <w:szCs w:val="24"/>
+              </w:rPr>
+            </w:pPr>
             <w:r>
-              <w:t>5</w:t>
-            </w:r>
-            <w:r>
-              <w:t>6</w:t>
-            </w:r>
-            <w:r>
-              <w:t>8</w:t>
+              <w:rPr>
+                <w:sz w:val="24"/>
+                <w:szCs w:val="24"/>
+              </w:rPr>
+              <w:t>568</w:t>
             </w:r>
           </w:p>
         </w:tc>
@@ -1851,7 +3450,18 @@
             <w:tcW w:w="2880" w:type="dxa"/>
           </w:tcPr>
           <w:p>
+            <w:pPr>
+              <w:jc w:val="both"/>
+              <w:rPr>
+                <w:sz w:val="24"/>
+                <w:szCs w:val="24"/>
+              </w:rPr>
+            </w:pPr>
             <w:r>
+              <w:rPr>
+                <w:sz w:val="24"/>
+                <w:szCs w:val="24"/>
+              </w:rPr>
               <w:t>Actual 1</w:t>
             </w:r>
           </w:p>
@@ -1861,7 +3471,18 @@
             <w:tcW w:w="2880" w:type="dxa"/>
           </w:tcPr>
           <w:p>
+            <w:pPr>
+              <w:jc w:val="both"/>
+              <w:rPr>
+                <w:sz w:val="24"/>
+                <w:szCs w:val="24"/>
+              </w:rPr>
+            </w:pPr>
             <w:r>
+              <w:rPr>
+                <w:sz w:val="24"/>
+                <w:szCs w:val="24"/>
+              </w:rPr>
               <w:t>14</w:t>
             </w:r>
           </w:p>
@@ -1871,169 +3492,87 @@
             <w:tcW w:w="2880" w:type="dxa"/>
           </w:tcPr>
           <w:p>
+            <w:pPr>
+              <w:jc w:val="both"/>
+              <w:rPr>
+                <w:sz w:val="24"/>
+                <w:szCs w:val="24"/>
+              </w:rPr>
+            </w:pPr>
             <w:r>
+              <w:rPr>
+                <w:sz w:val="24"/>
+                <w:szCs w:val="24"/>
+              </w:rPr>
               <w:t>61</w:t>
             </w:r>
           </w:p>
         </w:tc>
       </w:tr>
     </w:tbl>
-    <w:p/>
     <w:p>
+      <w:pPr>
+        <w:spacing w:after="0"/>
+        <w:jc w:val="both"/>
+        <w:rPr>
+          <w:sz w:val="24"/>
+          <w:szCs w:val="24"/>
+        </w:rPr>
+      </w:pPr>
+    </w:p>
+    <w:p>
+      <w:pPr>
+        <w:spacing w:after="0"/>
+        <w:jc w:val="both"/>
+        <w:rPr>
+          <w:sz w:val="24"/>
+          <w:szCs w:val="24"/>
+        </w:rPr>
+      </w:pPr>
       <w:r>
+        <w:rPr>
+          <w:sz w:val="24"/>
+          <w:szCs w:val="24"/>
+        </w:rPr>
         <w:t>Final Stacking Ensemble:</w:t>
       </w:r>
     </w:p>
     <w:p>
+      <w:pPr>
+        <w:spacing w:after="0"/>
+        <w:jc w:val="both"/>
+        <w:rPr>
+          <w:sz w:val="24"/>
+          <w:szCs w:val="24"/>
+        </w:rPr>
+      </w:pPr>
       <w:r>
+        <w:rPr>
+          <w:sz w:val="24"/>
+          <w:szCs w:val="24"/>
+        </w:rPr>
         <w:t>Stacking Model</w:t>
       </w:r>
     </w:p>
-    <w:tbl>
-      <w:tblPr>
-        <w:tblStyle w:val="TableGrid"/>
-        <w:tblW w:w="0" w:type="auto"/>
-        <w:tblLook w:val="04A0" w:firstRow="1" w:lastRow="0" w:firstColumn="1" w:lastColumn="0" w:noHBand="0" w:noVBand="1"/>
-      </w:tblPr>
-      <w:tblGrid>
-        <w:gridCol w:w="2880"/>
-        <w:gridCol w:w="2880"/>
-        <w:gridCol w:w="2880"/>
-      </w:tblGrid>
-      <w:tr>
-        <w:tc>
-          <w:tcPr>
-            <w:tcW w:w="2880" w:type="dxa"/>
-          </w:tcPr>
-          <w:p/>
-        </w:tc>
-        <w:tc>
-          <w:tcPr>
-            <w:tcW w:w="2880" w:type="dxa"/>
-          </w:tcPr>
-          <w:p>
-            <w:r>
-              <w:t>Predicted 0</w:t>
-            </w:r>
-          </w:p>
-        </w:tc>
-        <w:tc>
-          <w:tcPr>
-            <w:tcW w:w="2880" w:type="dxa"/>
-          </w:tcPr>
-          <w:p>
-            <w:r>
-              <w:t>Predicted 1</w:t>
-            </w:r>
-          </w:p>
-        </w:tc>
-      </w:tr>
-      <w:tr>
-        <w:tc>
-          <w:tcPr>
-            <w:tcW w:w="2880" w:type="dxa"/>
-          </w:tcPr>
-          <w:p>
-            <w:r>
-              <w:t>Actual 0</w:t>
-            </w:r>
-          </w:p>
-        </w:tc>
-        <w:tc>
-          <w:tcPr>
-            <w:tcW w:w="2880" w:type="dxa"/>
-          </w:tcPr>
-          <w:p>
-            <w:r>
-              <w:t>2</w:t>
-            </w:r>
-            <w:r>
-              <w:t>006</w:t>
-            </w:r>
-          </w:p>
-        </w:tc>
-        <w:tc>
-          <w:tcPr>
-            <w:tcW w:w="2880" w:type="dxa"/>
-          </w:tcPr>
-          <w:p>
-            <w:r>
-              <w:t>539</w:t>
-            </w:r>
-          </w:p>
-        </w:tc>
-      </w:tr>
-      <w:tr>
-        <w:tc>
-          <w:tcPr>
-            <w:tcW w:w="2880" w:type="dxa"/>
-          </w:tcPr>
-          <w:p>
-            <w:r>
-              <w:t>Actual 1</w:t>
-            </w:r>
-          </w:p>
-        </w:tc>
-        <w:tc>
-          <w:tcPr>
-            <w:tcW w:w="2880" w:type="dxa"/>
-          </w:tcPr>
-          <w:p>
-            <w:r>
-              <w:t>0</w:t>
-            </w:r>
-          </w:p>
-        </w:tc>
-        <w:tc>
-          <w:tcPr>
-            <w:tcW w:w="2880" w:type="dxa"/>
-          </w:tcPr>
-          <w:p>
-            <w:r>
-              <w:t>75</w:t>
-            </w:r>
-          </w:p>
-        </w:tc>
-      </w:tr>
-    </w:tbl>
-    <w:p/>
     <w:p>
+      <w:pPr>
+        <w:spacing w:after="0"/>
+        <w:jc w:val="both"/>
+        <w:rPr>
+          <w:sz w:val="24"/>
+          <w:szCs w:val="24"/>
+        </w:rPr>
+      </w:pPr>
       <w:r>
-        <w:t>Results: The stacking ensemble achieved perfect recall (75/75 bankruptcies detected). Logistic Regression performed poorly (high False Positives), while tree-based models were precise.</w:t>
-      </w:r>
-    </w:p>
-    <w:p>
-      <w:pPr>
-        <w:pStyle w:val="Heading2"/>
-      </w:pPr>
-      <w:r>
-        <w:t xml:space="preserve">Cluster 3 (Tanishq): </w:t>
-      </w:r>
-    </w:p>
-    <w:p>
-      <w:r>
-        <w:t>Cluster 3 is highly unusual, containing only 3 companies, all of which are bankrupt. These represent extreme anomalies with a specific "extreme leverage + earnings collapse" signature.</w:t>
-      </w:r>
-    </w:p>
-    <w:p>
-      <w:r>
-        <w:t>Strategy: We employed a novel Data Augmentation strategy. To address the instability of training on 3 samples, we replicated the positive cases (3 samples × 5 = 15) and injected 5 "Synthetic Negative" samples (Gaussian noise) for stability. This resulted in a final training set of 20 samples (15 positive, 5 negative).</w:t>
-      </w:r>
-    </w:p>
-    <w:p>
-      <w:pPr>
-        <w:jc w:val="center"/>
-      </w:pPr>
-      <w:r>
-        <w:rPr>
-          <w:noProof/>
-        </w:rPr>
-        <w:lastRenderedPageBreak/>
+        <w:rPr>
+          <w:sz w:val="24"/>
+          <w:szCs w:val="24"/>
+        </w:rPr>
         <w:drawing>
-          <wp:inline distT="0" distB="0" distL="0" distR="0" wp14:anchorId="257F7130" wp14:editId="25260925">
-            <wp:extent cx="4572000" cy="2286000"/>
-            <wp:effectExtent l="0" t="0" r="0" b="0"/>
-            <wp:docPr id="7" name="Picture 7"/>
+          <wp:inline distT="0" distB="0" distL="0" distR="0" wp14:anchorId="511C22F2" wp14:editId="2C0C3223">
+            <wp:extent cx="2706255" cy="2436661"/>
+            <wp:effectExtent l="0" t="0" r="0" b="1905"/>
+            <wp:docPr id="482148248" name="Picture 1" descr="A graph showing a number of negatives&#10;&#10;AI-generated content may be incorrect."/>
             <wp:cNvGraphicFramePr>
               <a:graphicFrameLocks xmlns:a="http://schemas.openxmlformats.org/drawingml/2006/main" noChangeAspect="1"/>
             </wp:cNvGraphicFramePr>
@@ -2041,11 +3580,11 @@
               <a:graphicData uri="http://schemas.openxmlformats.org/drawingml/2006/picture">
                 <pic:pic xmlns:pic="http://schemas.openxmlformats.org/drawingml/2006/picture">
                   <pic:nvPicPr>
-                    <pic:cNvPr id="0" name="cluster3_feature_profile.png"/>
+                    <pic:cNvPr id="482148248" name="Picture 1" descr="A graph showing a number of negatives&#10;&#10;AI-generated content may be incorrect."/>
                     <pic:cNvPicPr/>
                   </pic:nvPicPr>
                   <pic:blipFill>
-                    <a:blip r:embed="rId11"/>
+                    <a:blip r:embed="rId10"/>
                     <a:stretch>
                       <a:fillRect/>
                     </a:stretch>
@@ -2053,7 +3592,7 @@
                   <pic:spPr>
                     <a:xfrm>
                       <a:off x="0" y="0"/>
-                      <a:ext cx="4572000" cy="2286000"/>
+                      <a:ext cx="3084907" cy="2777592"/>
                     </a:xfrm>
                     <a:prstGeom prst="rect">
                       <a:avLst/>
@@ -2068,82 +3607,140 @@
     </w:p>
     <w:p>
       <w:pPr>
+        <w:spacing w:after="0"/>
+        <w:jc w:val="both"/>
+        <w:rPr>
+          <w:sz w:val="24"/>
+          <w:szCs w:val="24"/>
+        </w:rPr>
+      </w:pPr>
+      <w:r>
+        <w:rPr>
+          <w:sz w:val="24"/>
+          <w:szCs w:val="24"/>
+        </w:rPr>
+        <w:lastRenderedPageBreak/>
+        <w:t>Results: The stacking ensemble achieved perfect recall (75/75 bankruptcies detected). Logistic Regression performed poorly (high False Positives), while tree-based models were precise.</w:t>
+      </w:r>
+    </w:p>
+    <w:p>
+      <w:pPr>
+        <w:pStyle w:val="Heading2"/>
+        <w:jc w:val="both"/>
+        <w:rPr>
+          <w:rFonts w:asciiTheme="minorHAnsi" w:hAnsiTheme="minorHAnsi"/>
+          <w:sz w:val="24"/>
+          <w:szCs w:val="24"/>
+        </w:rPr>
+      </w:pPr>
+      <w:r>
+        <w:rPr>
+          <w:rFonts w:asciiTheme="minorHAnsi" w:hAnsiTheme="minorHAnsi"/>
+          <w:sz w:val="24"/>
+          <w:szCs w:val="24"/>
+        </w:rPr>
+        <w:t xml:space="preserve">Cluster 3 (Tanishq): </w:t>
+      </w:r>
+    </w:p>
+    <w:p>
+      <w:pPr>
+        <w:jc w:val="both"/>
+        <w:rPr>
+          <w:sz w:val="24"/>
+          <w:szCs w:val="24"/>
+        </w:rPr>
+      </w:pPr>
+      <w:r>
+        <w:rPr>
+          <w:sz w:val="24"/>
+          <w:szCs w:val="24"/>
+        </w:rPr>
+        <w:t>Cluster 3 is highly unusual, containing only 3 companies, all of which are bankrupt. These represent extreme anomalies with a specific "extreme leverage + earnings collapse" signature.</w:t>
+      </w:r>
+    </w:p>
+    <w:p>
+      <w:pPr>
+        <w:jc w:val="both"/>
+        <w:rPr>
+          <w:sz w:val="24"/>
+          <w:szCs w:val="24"/>
+        </w:rPr>
+      </w:pPr>
+      <w:r>
+        <w:rPr>
+          <w:sz w:val="24"/>
+          <w:szCs w:val="24"/>
+        </w:rPr>
+        <w:t>Strategy: We employed a novel Data Augmentation strategy. To address the instability of training on 3 samples, we replicated the positive cases (3 samples × 5 = 15) and injected 5 "Synthetic Negative" samples (Gaussian noise) for stability. This resulted in a final training set of 20 samples (15 positive, 5 negative).</w:t>
+      </w:r>
+    </w:p>
+    <w:p>
+      <w:pPr>
         <w:pStyle w:val="Caption"/>
-        <w:jc w:val="center"/>
+        <w:jc w:val="both"/>
+        <w:rPr>
+          <w:sz w:val="24"/>
+          <w:szCs w:val="24"/>
+        </w:rPr>
       </w:pPr>
       <w:r>
+        <w:rPr>
+          <w:sz w:val="24"/>
+          <w:szCs w:val="24"/>
+        </w:rPr>
         <w:t>Figure: Cluster 3 Feature Profile</w:t>
       </w:r>
     </w:p>
     <w:p>
       <w:pPr>
-        <w:jc w:val="center"/>
+        <w:pStyle w:val="Heading3"/>
+        <w:jc w:val="both"/>
+        <w:rPr>
+          <w:rFonts w:asciiTheme="minorHAnsi" w:hAnsiTheme="minorHAnsi"/>
+          <w:sz w:val="24"/>
+          <w:szCs w:val="24"/>
+        </w:rPr>
       </w:pPr>
       <w:r>
         <w:rPr>
-          <w:noProof/>
-        </w:rPr>
-        <w:drawing>
-          <wp:inline distT="0" distB="0" distL="0" distR="0" wp14:anchorId="3F398797" wp14:editId="1D1379B5">
-            <wp:extent cx="4572000" cy="1905000"/>
-            <wp:effectExtent l="0" t="0" r="0" b="0"/>
-            <wp:docPr id="8" name="Picture 8"/>
-            <wp:cNvGraphicFramePr>
-              <a:graphicFrameLocks xmlns:a="http://schemas.openxmlformats.org/drawingml/2006/main" noChangeAspect="1"/>
-            </wp:cNvGraphicFramePr>
-            <a:graphic xmlns:a="http://schemas.openxmlformats.org/drawingml/2006/main">
-              <a:graphicData uri="http://schemas.openxmlformats.org/drawingml/2006/picture">
-                <pic:pic xmlns:pic="http://schemas.openxmlformats.org/drawingml/2006/picture">
-                  <pic:nvPicPr>
-                    <pic:cNvPr id="0" name="cluster3_outlier_analysis.png"/>
-                    <pic:cNvPicPr/>
-                  </pic:nvPicPr>
-                  <pic:blipFill>
-                    <a:blip r:embed="rId12"/>
-                    <a:stretch>
-                      <a:fillRect/>
-                    </a:stretch>
-                  </pic:blipFill>
-                  <pic:spPr>
-                    <a:xfrm>
-                      <a:off x="0" y="0"/>
-                      <a:ext cx="4572000" cy="1905000"/>
-                    </a:xfrm>
-                    <a:prstGeom prst="rect">
-                      <a:avLst/>
-                    </a:prstGeom>
-                  </pic:spPr>
-                </pic:pic>
-              </a:graphicData>
-            </a:graphic>
-          </wp:inline>
-        </w:drawing>
-      </w:r>
-    </w:p>
-    <w:p>
-      <w:pPr>
-        <w:pStyle w:val="Caption"/>
-        <w:jc w:val="center"/>
-      </w:pPr>
-      <w:r>
-        <w:t>Figure: Cluster 3 Outlier Analysis</w:t>
-      </w:r>
-    </w:p>
-    <w:p>
-      <w:pPr>
-        <w:pStyle w:val="Heading3"/>
-      </w:pPr>
-      <w:r>
+          <w:rFonts w:asciiTheme="minorHAnsi" w:hAnsiTheme="minorHAnsi"/>
+          <w:sz w:val="24"/>
+          <w:szCs w:val="24"/>
+        </w:rPr>
         <w:t>Cluster 3 Model Performance Matrices</w:t>
       </w:r>
     </w:p>
     <w:p>
+      <w:pPr>
+        <w:spacing w:after="0"/>
+        <w:jc w:val="both"/>
+        <w:rPr>
+          <w:sz w:val="24"/>
+          <w:szCs w:val="24"/>
+        </w:rPr>
+      </w:pPr>
       <w:r>
+        <w:rPr>
+          <w:sz w:val="24"/>
+          <w:szCs w:val="24"/>
+        </w:rPr>
         <w:t>Base Models (Validation):</w:t>
       </w:r>
     </w:p>
     <w:p>
+      <w:pPr>
+        <w:spacing w:after="0"/>
+        <w:jc w:val="both"/>
+        <w:rPr>
+          <w:sz w:val="24"/>
+          <w:szCs w:val="24"/>
+        </w:rPr>
+      </w:pPr>
       <w:r>
+        <w:rPr>
+          <w:sz w:val="24"/>
+          <w:szCs w:val="24"/>
+        </w:rPr>
         <w:t>Random Forest</w:t>
       </w:r>
     </w:p>
@@ -2163,14 +3760,33 @@
           <w:tcPr>
             <w:tcW w:w="2880" w:type="dxa"/>
           </w:tcPr>
-          <w:p/>
+          <w:p>
+            <w:pPr>
+              <w:jc w:val="both"/>
+              <w:rPr>
+                <w:sz w:val="24"/>
+                <w:szCs w:val="24"/>
+              </w:rPr>
+            </w:pPr>
+          </w:p>
         </w:tc>
         <w:tc>
           <w:tcPr>
             <w:tcW w:w="2880" w:type="dxa"/>
           </w:tcPr>
           <w:p>
+            <w:pPr>
+              <w:jc w:val="both"/>
+              <w:rPr>
+                <w:sz w:val="24"/>
+                <w:szCs w:val="24"/>
+              </w:rPr>
+            </w:pPr>
             <w:r>
+              <w:rPr>
+                <w:sz w:val="24"/>
+                <w:szCs w:val="24"/>
+              </w:rPr>
               <w:t>Predicted 0</w:t>
             </w:r>
           </w:p>
@@ -2180,7 +3796,18 @@
             <w:tcW w:w="2880" w:type="dxa"/>
           </w:tcPr>
           <w:p>
+            <w:pPr>
+              <w:jc w:val="both"/>
+              <w:rPr>
+                <w:sz w:val="24"/>
+                <w:szCs w:val="24"/>
+              </w:rPr>
+            </w:pPr>
             <w:r>
+              <w:rPr>
+                <w:sz w:val="24"/>
+                <w:szCs w:val="24"/>
+              </w:rPr>
               <w:t>Predicted 1</w:t>
             </w:r>
           </w:p>
@@ -2192,7 +3819,18 @@
             <w:tcW w:w="2880" w:type="dxa"/>
           </w:tcPr>
           <w:p>
+            <w:pPr>
+              <w:jc w:val="both"/>
+              <w:rPr>
+                <w:sz w:val="24"/>
+                <w:szCs w:val="24"/>
+              </w:rPr>
+            </w:pPr>
             <w:r>
+              <w:rPr>
+                <w:sz w:val="24"/>
+                <w:szCs w:val="24"/>
+              </w:rPr>
               <w:t>Actual 0</w:t>
             </w:r>
           </w:p>
@@ -2202,7 +3840,18 @@
             <w:tcW w:w="2880" w:type="dxa"/>
           </w:tcPr>
           <w:p>
+            <w:pPr>
+              <w:jc w:val="both"/>
+              <w:rPr>
+                <w:sz w:val="24"/>
+                <w:szCs w:val="24"/>
+              </w:rPr>
+            </w:pPr>
             <w:r>
+              <w:rPr>
+                <w:sz w:val="24"/>
+                <w:szCs w:val="24"/>
+              </w:rPr>
               <w:t>0</w:t>
             </w:r>
           </w:p>
@@ -2212,7 +3861,18 @@
             <w:tcW w:w="2880" w:type="dxa"/>
           </w:tcPr>
           <w:p>
+            <w:pPr>
+              <w:jc w:val="both"/>
+              <w:rPr>
+                <w:sz w:val="24"/>
+                <w:szCs w:val="24"/>
+              </w:rPr>
+            </w:pPr>
             <w:r>
+              <w:rPr>
+                <w:sz w:val="24"/>
+                <w:szCs w:val="24"/>
+              </w:rPr>
               <w:t>0</w:t>
             </w:r>
           </w:p>
@@ -2224,7 +3884,18 @@
             <w:tcW w:w="2880" w:type="dxa"/>
           </w:tcPr>
           <w:p>
+            <w:pPr>
+              <w:jc w:val="both"/>
+              <w:rPr>
+                <w:sz w:val="24"/>
+                <w:szCs w:val="24"/>
+              </w:rPr>
+            </w:pPr>
             <w:r>
+              <w:rPr>
+                <w:sz w:val="24"/>
+                <w:szCs w:val="24"/>
+              </w:rPr>
               <w:t>Actual 1</w:t>
             </w:r>
           </w:p>
@@ -2234,7 +3905,18 @@
             <w:tcW w:w="2880" w:type="dxa"/>
           </w:tcPr>
           <w:p>
+            <w:pPr>
+              <w:jc w:val="both"/>
+              <w:rPr>
+                <w:sz w:val="24"/>
+                <w:szCs w:val="24"/>
+              </w:rPr>
+            </w:pPr>
             <w:r>
+              <w:rPr>
+                <w:sz w:val="24"/>
+                <w:szCs w:val="24"/>
+              </w:rPr>
               <w:t>0</w:t>
             </w:r>
           </w:p>
@@ -2244,16 +3926,48 @@
             <w:tcW w:w="2880" w:type="dxa"/>
           </w:tcPr>
           <w:p>
+            <w:pPr>
+              <w:jc w:val="both"/>
+              <w:rPr>
+                <w:sz w:val="24"/>
+                <w:szCs w:val="24"/>
+              </w:rPr>
+            </w:pPr>
             <w:r>
+              <w:rPr>
+                <w:sz w:val="24"/>
+                <w:szCs w:val="24"/>
+              </w:rPr>
               <w:t>3</w:t>
             </w:r>
           </w:p>
         </w:tc>
       </w:tr>
     </w:tbl>
-    <w:p/>
     <w:p>
+      <w:pPr>
+        <w:spacing w:after="0"/>
+        <w:jc w:val="both"/>
+        <w:rPr>
+          <w:sz w:val="24"/>
+          <w:szCs w:val="24"/>
+        </w:rPr>
+      </w:pPr>
+    </w:p>
+    <w:p>
+      <w:pPr>
+        <w:spacing w:after="0"/>
+        <w:jc w:val="both"/>
+        <w:rPr>
+          <w:sz w:val="24"/>
+          <w:szCs w:val="24"/>
+        </w:rPr>
+      </w:pPr>
       <w:r>
+        <w:rPr>
+          <w:sz w:val="24"/>
+          <w:szCs w:val="24"/>
+        </w:rPr>
         <w:t>K-Nearest Neighbors</w:t>
       </w:r>
     </w:p>
@@ -2273,14 +3987,33 @@
           <w:tcPr>
             <w:tcW w:w="2880" w:type="dxa"/>
           </w:tcPr>
-          <w:p/>
+          <w:p>
+            <w:pPr>
+              <w:jc w:val="both"/>
+              <w:rPr>
+                <w:sz w:val="24"/>
+                <w:szCs w:val="24"/>
+              </w:rPr>
+            </w:pPr>
+          </w:p>
         </w:tc>
         <w:tc>
           <w:tcPr>
             <w:tcW w:w="2880" w:type="dxa"/>
           </w:tcPr>
           <w:p>
+            <w:pPr>
+              <w:jc w:val="both"/>
+              <w:rPr>
+                <w:sz w:val="24"/>
+                <w:szCs w:val="24"/>
+              </w:rPr>
+            </w:pPr>
             <w:r>
+              <w:rPr>
+                <w:sz w:val="24"/>
+                <w:szCs w:val="24"/>
+              </w:rPr>
               <w:t>Predicted 0</w:t>
             </w:r>
           </w:p>
@@ -2290,7 +4023,18 @@
             <w:tcW w:w="2880" w:type="dxa"/>
           </w:tcPr>
           <w:p>
+            <w:pPr>
+              <w:jc w:val="both"/>
+              <w:rPr>
+                <w:sz w:val="24"/>
+                <w:szCs w:val="24"/>
+              </w:rPr>
+            </w:pPr>
             <w:r>
+              <w:rPr>
+                <w:sz w:val="24"/>
+                <w:szCs w:val="24"/>
+              </w:rPr>
               <w:t>Predicted 1</w:t>
             </w:r>
           </w:p>
@@ -2302,7 +4046,18 @@
             <w:tcW w:w="2880" w:type="dxa"/>
           </w:tcPr>
           <w:p>
+            <w:pPr>
+              <w:jc w:val="both"/>
+              <w:rPr>
+                <w:sz w:val="24"/>
+                <w:szCs w:val="24"/>
+              </w:rPr>
+            </w:pPr>
             <w:r>
+              <w:rPr>
+                <w:sz w:val="24"/>
+                <w:szCs w:val="24"/>
+              </w:rPr>
               <w:t>Actual 0</w:t>
             </w:r>
           </w:p>
@@ -2312,7 +4067,18 @@
             <w:tcW w:w="2880" w:type="dxa"/>
           </w:tcPr>
           <w:p>
+            <w:pPr>
+              <w:jc w:val="both"/>
+              <w:rPr>
+                <w:sz w:val="24"/>
+                <w:szCs w:val="24"/>
+              </w:rPr>
+            </w:pPr>
             <w:r>
+              <w:rPr>
+                <w:sz w:val="24"/>
+                <w:szCs w:val="24"/>
+              </w:rPr>
               <w:t>0</w:t>
             </w:r>
           </w:p>
@@ -2322,7 +4088,18 @@
             <w:tcW w:w="2880" w:type="dxa"/>
           </w:tcPr>
           <w:p>
+            <w:pPr>
+              <w:jc w:val="both"/>
+              <w:rPr>
+                <w:sz w:val="24"/>
+                <w:szCs w:val="24"/>
+              </w:rPr>
+            </w:pPr>
             <w:r>
+              <w:rPr>
+                <w:sz w:val="24"/>
+                <w:szCs w:val="24"/>
+              </w:rPr>
               <w:t>0</w:t>
             </w:r>
           </w:p>
@@ -2334,7 +4111,18 @@
             <w:tcW w:w="2880" w:type="dxa"/>
           </w:tcPr>
           <w:p>
+            <w:pPr>
+              <w:jc w:val="both"/>
+              <w:rPr>
+                <w:sz w:val="24"/>
+                <w:szCs w:val="24"/>
+              </w:rPr>
+            </w:pPr>
             <w:r>
+              <w:rPr>
+                <w:sz w:val="24"/>
+                <w:szCs w:val="24"/>
+              </w:rPr>
               <w:t>Actual 1</w:t>
             </w:r>
           </w:p>
@@ -2344,7 +4132,18 @@
             <w:tcW w:w="2880" w:type="dxa"/>
           </w:tcPr>
           <w:p>
+            <w:pPr>
+              <w:jc w:val="both"/>
+              <w:rPr>
+                <w:sz w:val="24"/>
+                <w:szCs w:val="24"/>
+              </w:rPr>
+            </w:pPr>
             <w:r>
+              <w:rPr>
+                <w:sz w:val="24"/>
+                <w:szCs w:val="24"/>
+              </w:rPr>
               <w:t>0</w:t>
             </w:r>
           </w:p>
@@ -2354,23 +4153,49 @@
             <w:tcW w:w="2880" w:type="dxa"/>
           </w:tcPr>
           <w:p>
+            <w:pPr>
+              <w:jc w:val="both"/>
+              <w:rPr>
+                <w:sz w:val="24"/>
+                <w:szCs w:val="24"/>
+              </w:rPr>
+            </w:pPr>
             <w:r>
+              <w:rPr>
+                <w:sz w:val="24"/>
+                <w:szCs w:val="24"/>
+              </w:rPr>
               <w:t>3</w:t>
             </w:r>
           </w:p>
         </w:tc>
       </w:tr>
     </w:tbl>
-    <w:p/>
     <w:p>
-      <w:r>
-        <w:t>Final Stacking Ensemble:</w:t>
-      </w:r>
+      <w:pPr>
+        <w:spacing w:after="0"/>
+        <w:jc w:val="both"/>
+        <w:rPr>
+          <w:sz w:val="24"/>
+          <w:szCs w:val="24"/>
+        </w:rPr>
+      </w:pPr>
     </w:p>
     <w:p>
+      <w:pPr>
+        <w:spacing w:after="0"/>
+        <w:jc w:val="both"/>
+        <w:rPr>
+          <w:sz w:val="24"/>
+          <w:szCs w:val="24"/>
+        </w:rPr>
+      </w:pPr>
       <w:r>
-        <w:lastRenderedPageBreak/>
-        <w:t>Stacking Model</w:t>
+        <w:rPr>
+          <w:sz w:val="24"/>
+          <w:szCs w:val="24"/>
+        </w:rPr>
+        <w:t>Decision Classifier</w:t>
       </w:r>
     </w:p>
     <w:tbl>
@@ -2389,14 +4214,33 @@
           <w:tcPr>
             <w:tcW w:w="2880" w:type="dxa"/>
           </w:tcPr>
-          <w:p/>
+          <w:p>
+            <w:pPr>
+              <w:jc w:val="both"/>
+              <w:rPr>
+                <w:sz w:val="24"/>
+                <w:szCs w:val="24"/>
+              </w:rPr>
+            </w:pPr>
+          </w:p>
         </w:tc>
         <w:tc>
           <w:tcPr>
             <w:tcW w:w="2880" w:type="dxa"/>
           </w:tcPr>
           <w:p>
+            <w:pPr>
+              <w:jc w:val="both"/>
+              <w:rPr>
+                <w:sz w:val="24"/>
+                <w:szCs w:val="24"/>
+              </w:rPr>
+            </w:pPr>
             <w:r>
+              <w:rPr>
+                <w:sz w:val="24"/>
+                <w:szCs w:val="24"/>
+              </w:rPr>
               <w:t>Predicted 0</w:t>
             </w:r>
           </w:p>
@@ -2406,7 +4250,18 @@
             <w:tcW w:w="2880" w:type="dxa"/>
           </w:tcPr>
           <w:p>
+            <w:pPr>
+              <w:jc w:val="both"/>
+              <w:rPr>
+                <w:sz w:val="24"/>
+                <w:szCs w:val="24"/>
+              </w:rPr>
+            </w:pPr>
             <w:r>
+              <w:rPr>
+                <w:sz w:val="24"/>
+                <w:szCs w:val="24"/>
+              </w:rPr>
               <w:t>Predicted 1</w:t>
             </w:r>
           </w:p>
@@ -2418,7 +4273,18 @@
             <w:tcW w:w="2880" w:type="dxa"/>
           </w:tcPr>
           <w:p>
+            <w:pPr>
+              <w:jc w:val="both"/>
+              <w:rPr>
+                <w:sz w:val="24"/>
+                <w:szCs w:val="24"/>
+              </w:rPr>
+            </w:pPr>
             <w:r>
+              <w:rPr>
+                <w:sz w:val="24"/>
+                <w:szCs w:val="24"/>
+              </w:rPr>
               <w:t>Actual 0</w:t>
             </w:r>
           </w:p>
@@ -2428,7 +4294,18 @@
             <w:tcW w:w="2880" w:type="dxa"/>
           </w:tcPr>
           <w:p>
+            <w:pPr>
+              <w:jc w:val="both"/>
+              <w:rPr>
+                <w:sz w:val="24"/>
+                <w:szCs w:val="24"/>
+              </w:rPr>
+            </w:pPr>
             <w:r>
+              <w:rPr>
+                <w:sz w:val="24"/>
+                <w:szCs w:val="24"/>
+              </w:rPr>
               <w:t>0</w:t>
             </w:r>
           </w:p>
@@ -2438,7 +4315,18 @@
             <w:tcW w:w="2880" w:type="dxa"/>
           </w:tcPr>
           <w:p>
+            <w:pPr>
+              <w:jc w:val="both"/>
+              <w:rPr>
+                <w:sz w:val="24"/>
+                <w:szCs w:val="24"/>
+              </w:rPr>
+            </w:pPr>
             <w:r>
+              <w:rPr>
+                <w:sz w:val="24"/>
+                <w:szCs w:val="24"/>
+              </w:rPr>
               <w:t>0</w:t>
             </w:r>
           </w:p>
@@ -2450,7 +4338,18 @@
             <w:tcW w:w="2880" w:type="dxa"/>
           </w:tcPr>
           <w:p>
+            <w:pPr>
+              <w:jc w:val="both"/>
+              <w:rPr>
+                <w:sz w:val="24"/>
+                <w:szCs w:val="24"/>
+              </w:rPr>
+            </w:pPr>
             <w:r>
+              <w:rPr>
+                <w:sz w:val="24"/>
+                <w:szCs w:val="24"/>
+              </w:rPr>
               <w:t>Actual 1</w:t>
             </w:r>
           </w:p>
@@ -2460,7 +4359,18 @@
             <w:tcW w:w="2880" w:type="dxa"/>
           </w:tcPr>
           <w:p>
+            <w:pPr>
+              <w:jc w:val="both"/>
+              <w:rPr>
+                <w:sz w:val="24"/>
+                <w:szCs w:val="24"/>
+              </w:rPr>
+            </w:pPr>
             <w:r>
+              <w:rPr>
+                <w:sz w:val="24"/>
+                <w:szCs w:val="24"/>
+              </w:rPr>
               <w:t>0</w:t>
             </w:r>
           </w:p>
@@ -2470,63 +4380,87 @@
             <w:tcW w:w="2880" w:type="dxa"/>
           </w:tcPr>
           <w:p>
+            <w:pPr>
+              <w:jc w:val="both"/>
+              <w:rPr>
+                <w:sz w:val="24"/>
+                <w:szCs w:val="24"/>
+              </w:rPr>
+            </w:pPr>
             <w:r>
+              <w:rPr>
+                <w:sz w:val="24"/>
+                <w:szCs w:val="24"/>
+              </w:rPr>
               <w:t>3</w:t>
             </w:r>
           </w:p>
         </w:tc>
       </w:tr>
     </w:tbl>
-    <w:p/>
     <w:p>
+      <w:pPr>
+        <w:spacing w:after="0"/>
+        <w:jc w:val="both"/>
+        <w:rPr>
+          <w:sz w:val="24"/>
+          <w:szCs w:val="24"/>
+        </w:rPr>
+      </w:pPr>
+    </w:p>
+    <w:p>
+      <w:pPr>
+        <w:spacing w:after="0"/>
+        <w:jc w:val="both"/>
+        <w:rPr>
+          <w:sz w:val="24"/>
+          <w:szCs w:val="24"/>
+        </w:rPr>
+      </w:pPr>
       <w:r>
-        <w:t>Results: The model correctly classified all 3 true bankruptcies.</w:t>
+        <w:rPr>
+          <w:sz w:val="24"/>
+          <w:szCs w:val="24"/>
+        </w:rPr>
+        <w:t>Final Stacking Ensemble:</w:t>
       </w:r>
     </w:p>
     <w:p>
       <w:pPr>
-        <w:pStyle w:val="Heading2"/>
+        <w:spacing w:after="0"/>
+        <w:jc w:val="both"/>
+        <w:rPr>
+          <w:sz w:val="24"/>
+          <w:szCs w:val="24"/>
+        </w:rPr>
       </w:pPr>
       <w:r>
-        <w:t xml:space="preserve">Cluster 4 (Priyank): </w:t>
+        <w:rPr>
+          <w:sz w:val="24"/>
+          <w:szCs w:val="24"/>
+        </w:rPr>
+        <w:t>Stacking Model</w:t>
       </w:r>
     </w:p>
     <w:p>
+      <w:pPr>
+        <w:spacing w:after="0"/>
+        <w:jc w:val="both"/>
+        <w:rPr>
+          <w:sz w:val="24"/>
+          <w:szCs w:val="24"/>
+        </w:rPr>
+      </w:pPr>
       <w:r>
-        <w:t>Cluster 4 (658 companies) has the highest density of bankruptcies (115 cases, ~17.5%). These companies exhibit classic commercial distress profiles.</w:t>
-      </w:r>
-    </w:p>
-    <w:p>
-      <w:pPr>
-        <w:pStyle w:val="Heading3"/>
-      </w:pPr>
-      <w:r>
-        <w:t>Financial Characteristics:</w:t>
-      </w:r>
-    </w:p>
-    <w:p>
-      <w:r>
-        <w:t>The 1:4.7 class imbalance ratio in this cluster is the most favorable for modeling. The high positive rate suggests these firms likely suffer from liquidity crises and high leverage ratios.</w:t>
-      </w:r>
-    </w:p>
-    <w:p>
-      <w:r>
-        <w:t>Strategy: We used a Weighted Stacking approach. The ensemble combined Random Forest, Gradient Boosting, and KNN.</w:t>
-      </w:r>
-    </w:p>
-    <w:p>
-      <w:pPr>
-        <w:jc w:val="center"/>
-      </w:pPr>
-      <w:r>
-        <w:rPr>
-          <w:noProof/>
+        <w:rPr>
+          <w:sz w:val="24"/>
+          <w:szCs w:val="24"/>
         </w:rPr>
         <w:drawing>
-          <wp:inline distT="0" distB="0" distL="0" distR="0" wp14:anchorId="0F30E408" wp14:editId="61A8C120">
-            <wp:extent cx="4572000" cy="1270000"/>
-            <wp:effectExtent l="0" t="0" r="0" b="0"/>
-            <wp:docPr id="9" name="Picture 9"/>
+          <wp:inline distT="0" distB="0" distL="0" distR="0" wp14:anchorId="67E95680" wp14:editId="767C38CC">
+            <wp:extent cx="2964873" cy="2743092"/>
+            <wp:effectExtent l="0" t="0" r="0" b="635"/>
+            <wp:docPr id="124019718" name="Picture 1" descr="A graph of a diagram&#10;&#10;AI-generated content may be incorrect."/>
             <wp:cNvGraphicFramePr>
               <a:graphicFrameLocks xmlns:a="http://schemas.openxmlformats.org/drawingml/2006/main" noChangeAspect="1"/>
             </wp:cNvGraphicFramePr>
@@ -2534,11 +4468,11 @@
               <a:graphicData uri="http://schemas.openxmlformats.org/drawingml/2006/picture">
                 <pic:pic xmlns:pic="http://schemas.openxmlformats.org/drawingml/2006/picture">
                   <pic:nvPicPr>
-                    <pic:cNvPr id="0" name="cluster_characteristics.png"/>
+                    <pic:cNvPr id="124019718" name="Picture 1" descr="A graph of a diagram&#10;&#10;AI-generated content may be incorrect."/>
                     <pic:cNvPicPr/>
                   </pic:nvPicPr>
                   <pic:blipFill>
-                    <a:blip r:embed="rId13"/>
+                    <a:blip r:embed="rId11"/>
                     <a:stretch>
                       <a:fillRect/>
                     </a:stretch>
@@ -2546,7 +4480,7 @@
                   <pic:spPr>
                     <a:xfrm>
                       <a:off x="0" y="0"/>
-                      <a:ext cx="4572000" cy="1270000"/>
+                      <a:ext cx="3007729" cy="2782743"/>
                     </a:xfrm>
                     <a:prstGeom prst="rect">
                       <a:avLst/>
@@ -2561,28 +4495,158 @@
     </w:p>
     <w:p>
       <w:pPr>
-        <w:pStyle w:val="Caption"/>
-        <w:jc w:val="center"/>
+        <w:spacing w:after="0"/>
+        <w:jc w:val="both"/>
+        <w:rPr>
+          <w:sz w:val="24"/>
+          <w:szCs w:val="24"/>
+        </w:rPr>
       </w:pPr>
       <w:r>
-        <w:t>Figure: Cluster 4 vs Others Characteristics</w:t>
+        <w:rPr>
+          <w:sz w:val="24"/>
+          <w:szCs w:val="24"/>
+        </w:rPr>
+        <w:lastRenderedPageBreak/>
+        <w:t>Results: The model correctly classified all 3 true bankruptcies.</w:t>
       </w:r>
     </w:p>
     <w:p>
       <w:pPr>
+        <w:pStyle w:val="Heading2"/>
+        <w:jc w:val="both"/>
+        <w:rPr>
+          <w:rFonts w:asciiTheme="minorHAnsi" w:hAnsiTheme="minorHAnsi"/>
+          <w:sz w:val="24"/>
+          <w:szCs w:val="24"/>
+        </w:rPr>
+      </w:pPr>
+      <w:r>
+        <w:rPr>
+          <w:rFonts w:asciiTheme="minorHAnsi" w:hAnsiTheme="minorHAnsi"/>
+          <w:sz w:val="24"/>
+          <w:szCs w:val="24"/>
+        </w:rPr>
+        <w:t xml:space="preserve">Cluster 4 (Priyank): </w:t>
+      </w:r>
+    </w:p>
+    <w:p>
+      <w:pPr>
+        <w:jc w:val="both"/>
+        <w:rPr>
+          <w:sz w:val="24"/>
+          <w:szCs w:val="24"/>
+        </w:rPr>
+      </w:pPr>
+      <w:r>
+        <w:rPr>
+          <w:sz w:val="24"/>
+          <w:szCs w:val="24"/>
+        </w:rPr>
+        <w:t>Cluster 4 (658 companies) has the highest density of bankruptcies (115 cases, ~17.5%). These companies exhibit classic commercial distress profiles.</w:t>
+      </w:r>
+    </w:p>
+    <w:p>
+      <w:pPr>
         <w:pStyle w:val="Heading3"/>
+        <w:jc w:val="both"/>
+        <w:rPr>
+          <w:rFonts w:asciiTheme="minorHAnsi" w:hAnsiTheme="minorHAnsi"/>
+          <w:sz w:val="24"/>
+          <w:szCs w:val="24"/>
+        </w:rPr>
       </w:pPr>
       <w:r>
+        <w:rPr>
+          <w:rFonts w:asciiTheme="minorHAnsi" w:hAnsiTheme="minorHAnsi"/>
+          <w:sz w:val="24"/>
+          <w:szCs w:val="24"/>
+        </w:rPr>
+        <w:t>Financial Characteristics:</w:t>
+      </w:r>
+    </w:p>
+    <w:p>
+      <w:pPr>
+        <w:jc w:val="both"/>
+        <w:rPr>
+          <w:sz w:val="24"/>
+          <w:szCs w:val="24"/>
+        </w:rPr>
+      </w:pPr>
+      <w:r>
+        <w:rPr>
+          <w:sz w:val="24"/>
+          <w:szCs w:val="24"/>
+        </w:rPr>
+        <w:t>The 1:4.7 class imbalance ratio in this cluster is the most favorable for modeling. The high positive rate suggests these firms likely suffer from liquidity crises and high leverage ratios.</w:t>
+      </w:r>
+    </w:p>
+    <w:p>
+      <w:pPr>
+        <w:jc w:val="both"/>
+        <w:rPr>
+          <w:sz w:val="24"/>
+          <w:szCs w:val="24"/>
+        </w:rPr>
+      </w:pPr>
+      <w:r>
+        <w:rPr>
+          <w:sz w:val="24"/>
+          <w:szCs w:val="24"/>
+        </w:rPr>
+        <w:t>Strategy: We used a Weighted Stacking approach. The ensemble combined Random Forest, Gradient Boosting, and KNN.</w:t>
+      </w:r>
+    </w:p>
+    <w:p>
+      <w:pPr>
+        <w:pStyle w:val="Heading3"/>
+        <w:jc w:val="both"/>
+        <w:rPr>
+          <w:rFonts w:asciiTheme="minorHAnsi" w:hAnsiTheme="minorHAnsi"/>
+          <w:sz w:val="24"/>
+          <w:szCs w:val="24"/>
+        </w:rPr>
+      </w:pPr>
+      <w:r>
+        <w:rPr>
+          <w:rFonts w:asciiTheme="minorHAnsi" w:hAnsiTheme="minorHAnsi"/>
+          <w:sz w:val="24"/>
+          <w:szCs w:val="24"/>
+        </w:rPr>
         <w:t>Cluster 4 Model Performance Matrices</w:t>
       </w:r>
     </w:p>
     <w:p>
+      <w:pPr>
+        <w:spacing w:after="0"/>
+        <w:jc w:val="both"/>
+        <w:rPr>
+          <w:sz w:val="24"/>
+          <w:szCs w:val="24"/>
+        </w:rPr>
+      </w:pPr>
       <w:r>
+        <w:rPr>
+          <w:sz w:val="24"/>
+          <w:szCs w:val="24"/>
+        </w:rPr>
         <w:t>Base Models (Validation):</w:t>
       </w:r>
     </w:p>
     <w:p>
+      <w:pPr>
+        <w:spacing w:after="0"/>
+        <w:jc w:val="both"/>
+        <w:rPr>
+          <w:sz w:val="24"/>
+          <w:szCs w:val="24"/>
+        </w:rPr>
+      </w:pPr>
       <w:r>
+        <w:rPr>
+          <w:sz w:val="24"/>
+          <w:szCs w:val="24"/>
+        </w:rPr>
         <w:t>Random Forest (Weighted)</w:t>
       </w:r>
     </w:p>
@@ -2602,14 +4666,33 @@
           <w:tcPr>
             <w:tcW w:w="2880" w:type="dxa"/>
           </w:tcPr>
-          <w:p/>
+          <w:p>
+            <w:pPr>
+              <w:jc w:val="both"/>
+              <w:rPr>
+                <w:sz w:val="24"/>
+                <w:szCs w:val="24"/>
+              </w:rPr>
+            </w:pPr>
+          </w:p>
         </w:tc>
         <w:tc>
           <w:tcPr>
             <w:tcW w:w="2880" w:type="dxa"/>
           </w:tcPr>
           <w:p>
+            <w:pPr>
+              <w:jc w:val="both"/>
+              <w:rPr>
+                <w:sz w:val="24"/>
+                <w:szCs w:val="24"/>
+              </w:rPr>
+            </w:pPr>
             <w:r>
+              <w:rPr>
+                <w:sz w:val="24"/>
+                <w:szCs w:val="24"/>
+              </w:rPr>
               <w:t>Predicted 0</w:t>
             </w:r>
           </w:p>
@@ -2619,7 +4702,18 @@
             <w:tcW w:w="2880" w:type="dxa"/>
           </w:tcPr>
           <w:p>
+            <w:pPr>
+              <w:jc w:val="both"/>
+              <w:rPr>
+                <w:sz w:val="24"/>
+                <w:szCs w:val="24"/>
+              </w:rPr>
+            </w:pPr>
             <w:r>
+              <w:rPr>
+                <w:sz w:val="24"/>
+                <w:szCs w:val="24"/>
+              </w:rPr>
               <w:t>Predicted 1</w:t>
             </w:r>
           </w:p>
@@ -2631,7 +4725,18 @@
             <w:tcW w:w="2880" w:type="dxa"/>
           </w:tcPr>
           <w:p>
+            <w:pPr>
+              <w:jc w:val="both"/>
+              <w:rPr>
+                <w:sz w:val="24"/>
+                <w:szCs w:val="24"/>
+              </w:rPr>
+            </w:pPr>
             <w:r>
+              <w:rPr>
+                <w:sz w:val="24"/>
+                <w:szCs w:val="24"/>
+              </w:rPr>
               <w:t>Actual 0</w:t>
             </w:r>
           </w:p>
@@ -2641,7 +4746,18 @@
             <w:tcW w:w="2880" w:type="dxa"/>
           </w:tcPr>
           <w:p>
+            <w:pPr>
+              <w:jc w:val="both"/>
+              <w:rPr>
+                <w:sz w:val="24"/>
+                <w:szCs w:val="24"/>
+              </w:rPr>
+            </w:pPr>
             <w:r>
+              <w:rPr>
+                <w:sz w:val="24"/>
+                <w:szCs w:val="24"/>
+              </w:rPr>
               <w:t>543</w:t>
             </w:r>
           </w:p>
@@ -2651,7 +4767,18 @@
             <w:tcW w:w="2880" w:type="dxa"/>
           </w:tcPr>
           <w:p>
+            <w:pPr>
+              <w:jc w:val="both"/>
+              <w:rPr>
+                <w:sz w:val="24"/>
+                <w:szCs w:val="24"/>
+              </w:rPr>
+            </w:pPr>
             <w:r>
+              <w:rPr>
+                <w:sz w:val="24"/>
+                <w:szCs w:val="24"/>
+              </w:rPr>
               <w:t>0</w:t>
             </w:r>
           </w:p>
@@ -2663,7 +4790,18 @@
             <w:tcW w:w="2880" w:type="dxa"/>
           </w:tcPr>
           <w:p>
+            <w:pPr>
+              <w:jc w:val="both"/>
+              <w:rPr>
+                <w:sz w:val="24"/>
+                <w:szCs w:val="24"/>
+              </w:rPr>
+            </w:pPr>
             <w:r>
+              <w:rPr>
+                <w:sz w:val="24"/>
+                <w:szCs w:val="24"/>
+              </w:rPr>
               <w:t>Actual 1</w:t>
             </w:r>
           </w:p>
@@ -2673,7 +4811,18 @@
             <w:tcW w:w="2880" w:type="dxa"/>
           </w:tcPr>
           <w:p>
+            <w:pPr>
+              <w:jc w:val="both"/>
+              <w:rPr>
+                <w:sz w:val="24"/>
+                <w:szCs w:val="24"/>
+              </w:rPr>
+            </w:pPr>
             <w:r>
+              <w:rPr>
+                <w:sz w:val="24"/>
+                <w:szCs w:val="24"/>
+              </w:rPr>
               <w:t>0</w:t>
             </w:r>
           </w:p>
@@ -2683,16 +4832,48 @@
             <w:tcW w:w="2880" w:type="dxa"/>
           </w:tcPr>
           <w:p>
+            <w:pPr>
+              <w:jc w:val="both"/>
+              <w:rPr>
+                <w:sz w:val="24"/>
+                <w:szCs w:val="24"/>
+              </w:rPr>
+            </w:pPr>
             <w:r>
+              <w:rPr>
+                <w:sz w:val="24"/>
+                <w:szCs w:val="24"/>
+              </w:rPr>
               <w:t>115</w:t>
             </w:r>
           </w:p>
         </w:tc>
       </w:tr>
     </w:tbl>
-    <w:p/>
     <w:p>
+      <w:pPr>
+        <w:spacing w:after="0"/>
+        <w:jc w:val="both"/>
+        <w:rPr>
+          <w:sz w:val="24"/>
+          <w:szCs w:val="24"/>
+        </w:rPr>
+      </w:pPr>
+    </w:p>
+    <w:p>
+      <w:pPr>
+        <w:spacing w:after="0"/>
+        <w:jc w:val="both"/>
+        <w:rPr>
+          <w:sz w:val="24"/>
+          <w:szCs w:val="24"/>
+        </w:rPr>
+      </w:pPr>
       <w:r>
+        <w:rPr>
+          <w:sz w:val="24"/>
+          <w:szCs w:val="24"/>
+        </w:rPr>
         <w:t>Gradient Boosting</w:t>
       </w:r>
     </w:p>
@@ -2712,14 +4893,33 @@
           <w:tcPr>
             <w:tcW w:w="2880" w:type="dxa"/>
           </w:tcPr>
-          <w:p/>
+          <w:p>
+            <w:pPr>
+              <w:jc w:val="both"/>
+              <w:rPr>
+                <w:sz w:val="24"/>
+                <w:szCs w:val="24"/>
+              </w:rPr>
+            </w:pPr>
+          </w:p>
         </w:tc>
         <w:tc>
           <w:tcPr>
             <w:tcW w:w="2880" w:type="dxa"/>
           </w:tcPr>
           <w:p>
+            <w:pPr>
+              <w:jc w:val="both"/>
+              <w:rPr>
+                <w:sz w:val="24"/>
+                <w:szCs w:val="24"/>
+              </w:rPr>
+            </w:pPr>
             <w:r>
+              <w:rPr>
+                <w:sz w:val="24"/>
+                <w:szCs w:val="24"/>
+              </w:rPr>
               <w:t>Predicted 0</w:t>
             </w:r>
           </w:p>
@@ -2729,7 +4929,18 @@
             <w:tcW w:w="2880" w:type="dxa"/>
           </w:tcPr>
           <w:p>
+            <w:pPr>
+              <w:jc w:val="both"/>
+              <w:rPr>
+                <w:sz w:val="24"/>
+                <w:szCs w:val="24"/>
+              </w:rPr>
+            </w:pPr>
             <w:r>
+              <w:rPr>
+                <w:sz w:val="24"/>
+                <w:szCs w:val="24"/>
+              </w:rPr>
               <w:t>Predicted 1</w:t>
             </w:r>
           </w:p>
@@ -2741,7 +4952,18 @@
             <w:tcW w:w="2880" w:type="dxa"/>
           </w:tcPr>
           <w:p>
+            <w:pPr>
+              <w:jc w:val="both"/>
+              <w:rPr>
+                <w:sz w:val="24"/>
+                <w:szCs w:val="24"/>
+              </w:rPr>
+            </w:pPr>
             <w:r>
+              <w:rPr>
+                <w:sz w:val="24"/>
+                <w:szCs w:val="24"/>
+              </w:rPr>
               <w:t>Actual 0</w:t>
             </w:r>
           </w:p>
@@ -2751,10 +4973,25 @@
             <w:tcW w:w="2880" w:type="dxa"/>
           </w:tcPr>
           <w:p>
+            <w:pPr>
+              <w:jc w:val="both"/>
+              <w:rPr>
+                <w:sz w:val="24"/>
+                <w:szCs w:val="24"/>
+              </w:rPr>
+            </w:pPr>
             <w:r>
+              <w:rPr>
+                <w:sz w:val="24"/>
+                <w:szCs w:val="24"/>
+              </w:rPr>
               <w:t>54</w:t>
             </w:r>
             <w:r>
+              <w:rPr>
+                <w:sz w:val="24"/>
+                <w:szCs w:val="24"/>
+              </w:rPr>
               <w:t>2</w:t>
             </w:r>
           </w:p>
@@ -2764,7 +5001,18 @@
             <w:tcW w:w="2880" w:type="dxa"/>
           </w:tcPr>
           <w:p>
+            <w:pPr>
+              <w:jc w:val="both"/>
+              <w:rPr>
+                <w:sz w:val="24"/>
+                <w:szCs w:val="24"/>
+              </w:rPr>
+            </w:pPr>
             <w:r>
+              <w:rPr>
+                <w:sz w:val="24"/>
+                <w:szCs w:val="24"/>
+              </w:rPr>
               <w:t>1</w:t>
             </w:r>
           </w:p>
@@ -2776,7 +5024,18 @@
             <w:tcW w:w="2880" w:type="dxa"/>
           </w:tcPr>
           <w:p>
+            <w:pPr>
+              <w:jc w:val="both"/>
+              <w:rPr>
+                <w:sz w:val="24"/>
+                <w:szCs w:val="24"/>
+              </w:rPr>
+            </w:pPr>
             <w:r>
+              <w:rPr>
+                <w:sz w:val="24"/>
+                <w:szCs w:val="24"/>
+              </w:rPr>
               <w:t>Actual 1</w:t>
             </w:r>
           </w:p>
@@ -2786,7 +5045,18 @@
             <w:tcW w:w="2880" w:type="dxa"/>
           </w:tcPr>
           <w:p>
+            <w:pPr>
+              <w:jc w:val="both"/>
+              <w:rPr>
+                <w:sz w:val="24"/>
+                <w:szCs w:val="24"/>
+              </w:rPr>
+            </w:pPr>
             <w:r>
+              <w:rPr>
+                <w:sz w:val="24"/>
+                <w:szCs w:val="24"/>
+              </w:rPr>
               <w:t>30</w:t>
             </w:r>
           </w:p>
@@ -2796,19 +5066,58 @@
             <w:tcW w:w="2880" w:type="dxa"/>
           </w:tcPr>
           <w:p>
+            <w:pPr>
+              <w:jc w:val="both"/>
+              <w:rPr>
+                <w:sz w:val="24"/>
+                <w:szCs w:val="24"/>
+              </w:rPr>
+            </w:pPr>
             <w:r>
-              <w:t>8</w:t>
-            </w:r>
-            <w:r>
-              <w:t>5</w:t>
+              <w:rPr>
+                <w:sz w:val="24"/>
+                <w:szCs w:val="24"/>
+              </w:rPr>
+              <w:t>85</w:t>
             </w:r>
           </w:p>
         </w:tc>
       </w:tr>
     </w:tbl>
-    <w:p/>
     <w:p>
+      <w:pPr>
+        <w:spacing w:after="0"/>
+        <w:jc w:val="both"/>
+        <w:rPr>
+          <w:sz w:val="24"/>
+          <w:szCs w:val="24"/>
+        </w:rPr>
+      </w:pPr>
+    </w:p>
+    <w:p>
+      <w:pPr>
+        <w:spacing w:after="0"/>
+        <w:jc w:val="both"/>
+        <w:rPr>
+          <w:sz w:val="24"/>
+          <w:szCs w:val="24"/>
+        </w:rPr>
+      </w:pPr>
+    </w:p>
+    <w:p>
+      <w:pPr>
+        <w:spacing w:after="0"/>
+        <w:jc w:val="both"/>
+        <w:rPr>
+          <w:sz w:val="24"/>
+          <w:szCs w:val="24"/>
+        </w:rPr>
+      </w:pPr>
       <w:r>
+        <w:rPr>
+          <w:sz w:val="24"/>
+          <w:szCs w:val="24"/>
+        </w:rPr>
         <w:t>K-Nearest Neighbors</w:t>
       </w:r>
     </w:p>
@@ -2828,14 +5137,33 @@
           <w:tcPr>
             <w:tcW w:w="2880" w:type="dxa"/>
           </w:tcPr>
-          <w:p/>
+          <w:p>
+            <w:pPr>
+              <w:jc w:val="both"/>
+              <w:rPr>
+                <w:sz w:val="24"/>
+                <w:szCs w:val="24"/>
+              </w:rPr>
+            </w:pPr>
+          </w:p>
         </w:tc>
         <w:tc>
           <w:tcPr>
             <w:tcW w:w="2880" w:type="dxa"/>
           </w:tcPr>
           <w:p>
+            <w:pPr>
+              <w:jc w:val="both"/>
+              <w:rPr>
+                <w:sz w:val="24"/>
+                <w:szCs w:val="24"/>
+              </w:rPr>
+            </w:pPr>
             <w:r>
+              <w:rPr>
+                <w:sz w:val="24"/>
+                <w:szCs w:val="24"/>
+              </w:rPr>
               <w:t>Predicted 0</w:t>
             </w:r>
           </w:p>
@@ -2845,7 +5173,18 @@
             <w:tcW w:w="2880" w:type="dxa"/>
           </w:tcPr>
           <w:p>
+            <w:pPr>
+              <w:jc w:val="both"/>
+              <w:rPr>
+                <w:sz w:val="24"/>
+                <w:szCs w:val="24"/>
+              </w:rPr>
+            </w:pPr>
             <w:r>
+              <w:rPr>
+                <w:sz w:val="24"/>
+                <w:szCs w:val="24"/>
+              </w:rPr>
               <w:t>Predicted 1</w:t>
             </w:r>
           </w:p>
@@ -2857,7 +5196,18 @@
             <w:tcW w:w="2880" w:type="dxa"/>
           </w:tcPr>
           <w:p>
+            <w:pPr>
+              <w:jc w:val="both"/>
+              <w:rPr>
+                <w:sz w:val="24"/>
+                <w:szCs w:val="24"/>
+              </w:rPr>
+            </w:pPr>
             <w:r>
+              <w:rPr>
+                <w:sz w:val="24"/>
+                <w:szCs w:val="24"/>
+              </w:rPr>
               <w:t>Actual 0</w:t>
             </w:r>
           </w:p>
@@ -2867,10 +5217,25 @@
             <w:tcW w:w="2880" w:type="dxa"/>
           </w:tcPr>
           <w:p>
+            <w:pPr>
+              <w:jc w:val="both"/>
+              <w:rPr>
+                <w:sz w:val="24"/>
+                <w:szCs w:val="24"/>
+              </w:rPr>
+            </w:pPr>
             <w:r>
+              <w:rPr>
+                <w:sz w:val="24"/>
+                <w:szCs w:val="24"/>
+              </w:rPr>
               <w:t>5</w:t>
             </w:r>
             <w:r>
+              <w:rPr>
+                <w:sz w:val="24"/>
+                <w:szCs w:val="24"/>
+              </w:rPr>
               <w:t>23</w:t>
             </w:r>
           </w:p>
@@ -2880,7 +5245,18 @@
             <w:tcW w:w="2880" w:type="dxa"/>
           </w:tcPr>
           <w:p>
+            <w:pPr>
+              <w:jc w:val="both"/>
+              <w:rPr>
+                <w:sz w:val="24"/>
+                <w:szCs w:val="24"/>
+              </w:rPr>
+            </w:pPr>
             <w:r>
+              <w:rPr>
+                <w:sz w:val="24"/>
+                <w:szCs w:val="24"/>
+              </w:rPr>
               <w:t>20</w:t>
             </w:r>
           </w:p>
@@ -2892,7 +5268,18 @@
             <w:tcW w:w="2880" w:type="dxa"/>
           </w:tcPr>
           <w:p>
+            <w:pPr>
+              <w:jc w:val="both"/>
+              <w:rPr>
+                <w:sz w:val="24"/>
+                <w:szCs w:val="24"/>
+              </w:rPr>
+            </w:pPr>
             <w:r>
+              <w:rPr>
+                <w:sz w:val="24"/>
+                <w:szCs w:val="24"/>
+              </w:rPr>
               <w:t>Actual 1</w:t>
             </w:r>
           </w:p>
@@ -2902,7 +5289,18 @@
             <w:tcW w:w="2880" w:type="dxa"/>
           </w:tcPr>
           <w:p>
+            <w:pPr>
+              <w:jc w:val="both"/>
+              <w:rPr>
+                <w:sz w:val="24"/>
+                <w:szCs w:val="24"/>
+              </w:rPr>
+            </w:pPr>
             <w:r>
+              <w:rPr>
+                <w:sz w:val="24"/>
+                <w:szCs w:val="24"/>
+              </w:rPr>
               <w:t>52</w:t>
             </w:r>
           </w:p>
@@ -2912,529 +5310,210 @@
             <w:tcW w:w="2880" w:type="dxa"/>
           </w:tcPr>
           <w:p>
+            <w:pPr>
+              <w:jc w:val="both"/>
+              <w:rPr>
+                <w:sz w:val="24"/>
+                <w:szCs w:val="24"/>
+              </w:rPr>
+            </w:pPr>
             <w:r>
+              <w:rPr>
+                <w:sz w:val="24"/>
+                <w:szCs w:val="24"/>
+              </w:rPr>
               <w:t>63</w:t>
             </w:r>
           </w:p>
         </w:tc>
       </w:tr>
     </w:tbl>
-    <w:p/>
     <w:p>
+      <w:pPr>
+        <w:spacing w:after="0"/>
+        <w:jc w:val="both"/>
+        <w:rPr>
+          <w:sz w:val="24"/>
+          <w:szCs w:val="24"/>
+        </w:rPr>
+      </w:pPr>
+    </w:p>
+    <w:p>
+      <w:pPr>
+        <w:spacing w:after="0"/>
+        <w:jc w:val="both"/>
+        <w:rPr>
+          <w:sz w:val="24"/>
+          <w:szCs w:val="24"/>
+        </w:rPr>
+      </w:pPr>
       <w:r>
+        <w:rPr>
+          <w:sz w:val="24"/>
+          <w:szCs w:val="24"/>
+        </w:rPr>
         <w:t>Final Stacking Ensemble:</w:t>
       </w:r>
     </w:p>
     <w:p>
+      <w:pPr>
+        <w:spacing w:after="0"/>
+        <w:jc w:val="both"/>
+        <w:rPr>
+          <w:sz w:val="24"/>
+          <w:szCs w:val="24"/>
+        </w:rPr>
+      </w:pPr>
       <w:r>
+        <w:rPr>
+          <w:sz w:val="24"/>
+          <w:szCs w:val="24"/>
+        </w:rPr>
         <w:t>Stacking Model</w:t>
       </w:r>
     </w:p>
-    <w:tbl>
-      <w:tblPr>
-        <w:tblStyle w:val="TableGrid"/>
-        <w:tblW w:w="0" w:type="auto"/>
-        <w:tblLook w:val="04A0" w:firstRow="1" w:lastRow="0" w:firstColumn="1" w:lastColumn="0" w:noHBand="0" w:noVBand="1"/>
-      </w:tblPr>
-      <w:tblGrid>
-        <w:gridCol w:w="2880"/>
-        <w:gridCol w:w="2880"/>
-        <w:gridCol w:w="2880"/>
-      </w:tblGrid>
-      <w:tr>
-        <w:tc>
-          <w:tcPr>
-            <w:tcW w:w="2880" w:type="dxa"/>
-          </w:tcPr>
-          <w:p/>
-        </w:tc>
-        <w:tc>
-          <w:tcPr>
-            <w:tcW w:w="2880" w:type="dxa"/>
-          </w:tcPr>
-          <w:p>
-            <w:r>
-              <w:t>Predicted 0</w:t>
-            </w:r>
-          </w:p>
-        </w:tc>
-        <w:tc>
-          <w:tcPr>
-            <w:tcW w:w="2880" w:type="dxa"/>
-          </w:tcPr>
-          <w:p>
-            <w:r>
-              <w:t>Predicted 1</w:t>
-            </w:r>
-          </w:p>
-        </w:tc>
-      </w:tr>
-      <w:tr>
-        <w:tc>
-          <w:tcPr>
-            <w:tcW w:w="2880" w:type="dxa"/>
-          </w:tcPr>
-          <w:p>
-            <w:r>
-              <w:t>Actual 0</w:t>
-            </w:r>
-          </w:p>
-        </w:tc>
-        <w:tc>
-          <w:tcPr>
-            <w:tcW w:w="2880" w:type="dxa"/>
-          </w:tcPr>
-          <w:p>
-            <w:r>
-              <w:t>5</w:t>
-            </w:r>
-            <w:r>
-              <w:t>10</w:t>
-            </w:r>
-          </w:p>
-        </w:tc>
-        <w:tc>
-          <w:tcPr>
-            <w:tcW w:w="2880" w:type="dxa"/>
-          </w:tcPr>
-          <w:p>
-            <w:r>
-              <w:t>33</w:t>
-            </w:r>
-          </w:p>
-        </w:tc>
-      </w:tr>
-      <w:tr>
-        <w:tc>
-          <w:tcPr>
-            <w:tcW w:w="2880" w:type="dxa"/>
-          </w:tcPr>
-          <w:p>
-            <w:r>
-              <w:t>Actual 1</w:t>
-            </w:r>
-          </w:p>
-        </w:tc>
-        <w:tc>
-          <w:tcPr>
-            <w:tcW w:w="2880" w:type="dxa"/>
-          </w:tcPr>
-          <w:p>
-            <w:r>
-              <w:t>0</w:t>
-            </w:r>
-          </w:p>
-        </w:tc>
-        <w:tc>
-          <w:tcPr>
-            <w:tcW w:w="2880" w:type="dxa"/>
-          </w:tcPr>
-          <w:p>
-            <w:r>
-              <w:t>115</w:t>
-            </w:r>
-          </w:p>
-        </w:tc>
-      </w:tr>
-    </w:tbl>
     <w:p>
       <w:pPr>
-        <w:rPr>
-          <w:sz w:val="2"/>
-          <w:szCs w:val="2"/>
-        </w:rPr>
-      </w:pPr>
+        <w:spacing w:after="0"/>
+        <w:jc w:val="both"/>
+        <w:rPr>
+          <w:sz w:val="24"/>
+          <w:szCs w:val="24"/>
+        </w:rPr>
+      </w:pPr>
+      <w:r>
+        <w:rPr>
+          <w:sz w:val="24"/>
+          <w:szCs w:val="24"/>
+        </w:rPr>
+        <w:drawing>
+          <wp:inline distT="0" distB="0" distL="0" distR="0" wp14:anchorId="2A25589A" wp14:editId="7C853F5C">
+            <wp:extent cx="3057237" cy="2806447"/>
+            <wp:effectExtent l="0" t="0" r="3810" b="635"/>
+            <wp:docPr id="583088994" name="Picture 1" descr="A graph of a diagram&#10;&#10;AI-generated content may be incorrect."/>
+            <wp:cNvGraphicFramePr>
+              <a:graphicFrameLocks xmlns:a="http://schemas.openxmlformats.org/drawingml/2006/main" noChangeAspect="1"/>
+            </wp:cNvGraphicFramePr>
+            <a:graphic xmlns:a="http://schemas.openxmlformats.org/drawingml/2006/main">
+              <a:graphicData uri="http://schemas.openxmlformats.org/drawingml/2006/picture">
+                <pic:pic xmlns:pic="http://schemas.openxmlformats.org/drawingml/2006/picture">
+                  <pic:nvPicPr>
+                    <pic:cNvPr id="583088994" name="Picture 1" descr="A graph of a diagram&#10;&#10;AI-generated content may be incorrect."/>
+                    <pic:cNvPicPr/>
+                  </pic:nvPicPr>
+                  <pic:blipFill>
+                    <a:blip r:embed="rId12"/>
+                    <a:stretch>
+                      <a:fillRect/>
+                    </a:stretch>
+                  </pic:blipFill>
+                  <pic:spPr>
+                    <a:xfrm>
+                      <a:off x="0" y="0"/>
+                      <a:ext cx="3183457" cy="2922313"/>
+                    </a:xfrm>
+                    <a:prstGeom prst="rect">
+                      <a:avLst/>
+                    </a:prstGeom>
+                  </pic:spPr>
+                </pic:pic>
+              </a:graphicData>
+            </a:graphic>
+          </wp:inline>
+        </w:drawing>
+      </w:r>
     </w:p>
     <w:p>
+      <w:pPr>
+        <w:spacing w:after="0"/>
+        <w:jc w:val="both"/>
+        <w:rPr>
+          <w:sz w:val="24"/>
+          <w:szCs w:val="24"/>
+        </w:rPr>
+      </w:pPr>
       <w:r>
+        <w:rPr>
+          <w:sz w:val="24"/>
+          <w:szCs w:val="24"/>
+        </w:rPr>
+        <w:lastRenderedPageBreak/>
         <w:t>Results: The stacking model identified 115/115 bankruptcies. KNN produced many false alarms, but Gradient Boosting and Random Forest corrected this.</w:t>
       </w:r>
     </w:p>
     <w:p>
       <w:pPr>
         <w:pStyle w:val="Heading1"/>
+        <w:jc w:val="both"/>
+        <w:rPr>
+          <w:rFonts w:asciiTheme="minorHAnsi" w:hAnsiTheme="minorHAnsi"/>
+          <w:sz w:val="24"/>
+          <w:szCs w:val="24"/>
+        </w:rPr>
       </w:pPr>
       <w:r>
-        <w:t>4. Generalization (Test Set)</w:t>
+        <w:rPr>
+          <w:rFonts w:asciiTheme="minorHAnsi" w:hAnsiTheme="minorHAnsi"/>
+          <w:sz w:val="24"/>
+          <w:szCs w:val="24"/>
+        </w:rPr>
+        <w:t>4. Generalization</w:t>
       </w:r>
     </w:p>
     <w:p>
+      <w:pPr>
+        <w:jc w:val="both"/>
+        <w:rPr>
+          <w:sz w:val="24"/>
+          <w:szCs w:val="24"/>
+        </w:rPr>
+      </w:pPr>
       <w:r>
-        <w:t>The trained ensemble model was applied to the hold-out Test Set (1,012 companies). The results demonstrate strong generalization capability, predicting a bankruptcy rate of 10.18% (103/1012).</w:t>
+        <w:rPr>
+          <w:sz w:val="24"/>
+          <w:szCs w:val="24"/>
+        </w:rPr>
+        <w:t>The trained ensemble model was applied to the hold-out Test Set (1,012 companies). The results demonstrate strong generalization capability, predicting a bankruptcy rate of 1</w:t>
       </w:r>
-    </w:p>
-    <w:tbl>
-      <w:tblPr>
-        <w:tblStyle w:val="TableGrid"/>
-        <w:tblW w:w="0" w:type="auto"/>
-        <w:tblLook w:val="04A0" w:firstRow="1" w:lastRow="0" w:firstColumn="1" w:lastColumn="0" w:noHBand="0" w:noVBand="1"/>
-      </w:tblPr>
-      <w:tblGrid>
-        <w:gridCol w:w="2160"/>
-        <w:gridCol w:w="2160"/>
-        <w:gridCol w:w="2160"/>
-        <w:gridCol w:w="2160"/>
-      </w:tblGrid>
-      <w:tr>
-        <w:tc>
-          <w:tcPr>
-            <w:tcW w:w="2160" w:type="dxa"/>
-          </w:tcPr>
-          <w:p>
-            <w:r>
-              <w:rPr>
-                <w:b/>
-              </w:rPr>
-              <w:t>Cluster ID</w:t>
-            </w:r>
-          </w:p>
-        </w:tc>
-        <w:tc>
-          <w:tcPr>
-            <w:tcW w:w="2160" w:type="dxa"/>
-          </w:tcPr>
-          <w:p>
-            <w:r>
-              <w:rPr>
-                <w:b/>
-              </w:rPr>
-              <w:t>Test Companies</w:t>
-            </w:r>
-          </w:p>
-        </w:tc>
-        <w:tc>
-          <w:tcPr>
-            <w:tcW w:w="2160" w:type="dxa"/>
-          </w:tcPr>
-          <w:p>
-            <w:r>
-              <w:rPr>
-                <w:b/>
-              </w:rPr>
-              <w:t>Strategy</w:t>
-            </w:r>
-          </w:p>
-        </w:tc>
-        <w:tc>
-          <w:tcPr>
-            <w:tcW w:w="2160" w:type="dxa"/>
-          </w:tcPr>
-          <w:p>
-            <w:r>
-              <w:rPr>
-                <w:b/>
-              </w:rPr>
-              <w:t>Predicted Bankruptcies</w:t>
-            </w:r>
-          </w:p>
-        </w:tc>
-      </w:tr>
-      <w:tr>
-        <w:tc>
-          <w:tcPr>
-            <w:tcW w:w="2160" w:type="dxa"/>
-          </w:tcPr>
-          <w:p>
-            <w:r>
-              <w:t>0</w:t>
-            </w:r>
-          </w:p>
-        </w:tc>
-        <w:tc>
-          <w:tcPr>
-            <w:tcW w:w="2160" w:type="dxa"/>
-          </w:tcPr>
-          <w:p>
-            <w:r>
-              <w:t>86</w:t>
-            </w:r>
-          </w:p>
-        </w:tc>
-        <w:tc>
-          <w:tcPr>
-            <w:tcW w:w="2160" w:type="dxa"/>
-          </w:tcPr>
-          <w:p>
-            <w:r>
-              <w:t>Constant (y=0)</w:t>
-            </w:r>
-          </w:p>
-        </w:tc>
-        <w:tc>
-          <w:tcPr>
-            <w:tcW w:w="2160" w:type="dxa"/>
-          </w:tcPr>
-          <w:p>
-            <w:r>
-              <w:t>0</w:t>
-            </w:r>
-          </w:p>
-        </w:tc>
-      </w:tr>
-      <w:tr>
-        <w:tc>
-          <w:tcPr>
-            <w:tcW w:w="2160" w:type="dxa"/>
-          </w:tcPr>
-          <w:p>
-            <w:r>
-              <w:t>1</w:t>
-            </w:r>
-          </w:p>
-        </w:tc>
-        <w:tc>
-          <w:tcPr>
-            <w:tcW w:w="2160" w:type="dxa"/>
-          </w:tcPr>
-          <w:p>
-            <w:r>
-              <w:t>346</w:t>
-            </w:r>
-          </w:p>
-        </w:tc>
-        <w:tc>
-          <w:tcPr>
-            <w:tcW w:w="2160" w:type="dxa"/>
-          </w:tcPr>
-          <w:p>
-            <w:r>
-              <w:t>SMOTE Stacking</w:t>
-            </w:r>
-          </w:p>
-        </w:tc>
-        <w:tc>
-          <w:tcPr>
-            <w:tcW w:w="2160" w:type="dxa"/>
-          </w:tcPr>
-          <w:p>
-            <w:r>
-              <w:t>12</w:t>
-            </w:r>
-          </w:p>
-        </w:tc>
-      </w:tr>
-      <w:tr>
-        <w:tc>
-          <w:tcPr>
-            <w:tcW w:w="2160" w:type="dxa"/>
-          </w:tcPr>
-          <w:p>
-            <w:r>
-              <w:t>2</w:t>
-            </w:r>
-          </w:p>
-        </w:tc>
-        <w:tc>
-          <w:tcPr>
-            <w:tcW w:w="2160" w:type="dxa"/>
-          </w:tcPr>
-          <w:p>
-            <w:r>
-              <w:t>460</w:t>
-            </w:r>
-          </w:p>
-        </w:tc>
-        <w:tc>
-          <w:tcPr>
-            <w:tcW w:w="2160" w:type="dxa"/>
-          </w:tcPr>
-          <w:p>
-            <w:r>
-              <w:t>Class-Weighted</w:t>
-            </w:r>
-          </w:p>
-        </w:tc>
-        <w:tc>
-          <w:tcPr>
-            <w:tcW w:w="2160" w:type="dxa"/>
-          </w:tcPr>
-          <w:p>
-            <w:r>
-              <w:t>64</w:t>
-            </w:r>
-          </w:p>
-        </w:tc>
-      </w:tr>
-      <w:tr>
-        <w:tc>
-          <w:tcPr>
-            <w:tcW w:w="2160" w:type="dxa"/>
-          </w:tcPr>
-          <w:p>
-            <w:r>
-              <w:t>3</w:t>
-            </w:r>
-          </w:p>
-        </w:tc>
-        <w:tc>
-          <w:tcPr>
-            <w:tcW w:w="2160" w:type="dxa"/>
-          </w:tcPr>
-          <w:p>
-            <w:r>
-              <w:t>0</w:t>
-            </w:r>
-          </w:p>
-        </w:tc>
-        <w:tc>
-          <w:tcPr>
-            <w:tcW w:w="2160" w:type="dxa"/>
-          </w:tcPr>
-          <w:p>
-            <w:r>
-              <w:t>Synthetic Neg</w:t>
-            </w:r>
-          </w:p>
-        </w:tc>
-        <w:tc>
-          <w:tcPr>
-            <w:tcW w:w="2160" w:type="dxa"/>
-          </w:tcPr>
-          <w:p>
-            <w:r>
-              <w:t>0</w:t>
-            </w:r>
-          </w:p>
-        </w:tc>
-      </w:tr>
-      <w:tr>
-        <w:tc>
-          <w:tcPr>
-            <w:tcW w:w="2160" w:type="dxa"/>
-          </w:tcPr>
-          <w:p>
-            <w:r>
-              <w:t>4</w:t>
-            </w:r>
-          </w:p>
-        </w:tc>
-        <w:tc>
-          <w:tcPr>
-            <w:tcW w:w="2160" w:type="dxa"/>
-          </w:tcPr>
-          <w:p>
-            <w:r>
-              <w:t>120</w:t>
-            </w:r>
-          </w:p>
-        </w:tc>
-        <w:tc>
-          <w:tcPr>
-            <w:tcW w:w="2160" w:type="dxa"/>
-          </w:tcPr>
-          <w:p>
-            <w:r>
-              <w:t>Class-Weighted</w:t>
-            </w:r>
-          </w:p>
-        </w:tc>
-        <w:tc>
-          <w:tcPr>
-            <w:tcW w:w="2160" w:type="dxa"/>
-          </w:tcPr>
-          <w:p>
-            <w:r>
-              <w:t>27</w:t>
-            </w:r>
-          </w:p>
-        </w:tc>
-      </w:tr>
-      <w:tr>
-        <w:tc>
-          <w:tcPr>
-            <w:tcW w:w="2160" w:type="dxa"/>
-          </w:tcPr>
-          <w:p>
-            <w:r>
-              <w:t>5</w:t>
-            </w:r>
-          </w:p>
-        </w:tc>
-        <w:tc>
-          <w:tcPr>
-            <w:tcW w:w="2160" w:type="dxa"/>
-          </w:tcPr>
-          <w:p>
-            <w:r>
-              <w:t>0</w:t>
-            </w:r>
-          </w:p>
-        </w:tc>
-        <w:tc>
-          <w:tcPr>
-            <w:tcW w:w="2160" w:type="dxa"/>
-          </w:tcPr>
-          <w:p>
-            <w:r>
-              <w:t>Constant (y=0)</w:t>
-            </w:r>
-          </w:p>
-        </w:tc>
-        <w:tc>
-          <w:tcPr>
-            <w:tcW w:w="2160" w:type="dxa"/>
-          </w:tcPr>
-          <w:p>
-            <w:r>
-              <w:t>0</w:t>
-            </w:r>
-          </w:p>
-        </w:tc>
-      </w:tr>
-      <w:tr>
-        <w:tc>
-          <w:tcPr>
-            <w:tcW w:w="2160" w:type="dxa"/>
-          </w:tcPr>
-          <w:p>
-            <w:r>
-              <w:t>Total</w:t>
-            </w:r>
-          </w:p>
-        </w:tc>
-        <w:tc>
-          <w:tcPr>
-            <w:tcW w:w="2160" w:type="dxa"/>
-          </w:tcPr>
-          <w:p>
-            <w:r>
-              <w:t>1,012</w:t>
-            </w:r>
-          </w:p>
-        </w:tc>
-        <w:tc>
-          <w:tcPr>
-            <w:tcW w:w="2160" w:type="dxa"/>
-          </w:tcPr>
-          <w:p>
-            <w:r>
-              <w:t>-</w:t>
-            </w:r>
-          </w:p>
-        </w:tc>
-        <w:tc>
-          <w:tcPr>
-            <w:tcW w:w="2160" w:type="dxa"/>
-          </w:tcPr>
-          <w:p>
-            <w:r>
-              <w:t>103</w:t>
-            </w:r>
-          </w:p>
-        </w:tc>
-      </w:tr>
-    </w:tbl>
-    <w:p>
-      <w:pPr>
-        <w:jc w:val="center"/>
-      </w:pPr>
       <w:r>
-        <w:t>Table 13: Test Set Predictions Breakdown</w:t>
+        <w:rPr>
+          <w:sz w:val="24"/>
+          <w:szCs w:val="24"/>
+        </w:rPr>
+        <w:t>7.</w:t>
+      </w:r>
+      <w:r>
+        <w:rPr>
+          <w:sz w:val="24"/>
+          <w:szCs w:val="24"/>
+        </w:rPr>
+        <w:t>19</w:t>
+      </w:r>
+      <w:r>
+        <w:rPr>
+          <w:sz w:val="24"/>
+          <w:szCs w:val="24"/>
+        </w:rPr>
+        <w:t>% (1</w:t>
+      </w:r>
+      <w:r>
+        <w:rPr>
+          <w:sz w:val="24"/>
+          <w:szCs w:val="24"/>
+        </w:rPr>
+        <w:t>74</w:t>
+      </w:r>
+      <w:r>
+        <w:rPr>
+          <w:sz w:val="24"/>
+          <w:szCs w:val="24"/>
+        </w:rPr>
+        <w:t>/1012).</w:t>
       </w:r>
     </w:p>
     <w:sectPr>
       <w:pgSz w:w="12240" w:h="15840"/>
-      <w:pgMar w:top="1440" w:right="1800" w:bottom="1440" w:left="1800" w:header="720" w:footer="720" w:gutter="0"/>
+      <w:pgMar w:top="720" w:right="720" w:bottom="720" w:left="720" w:header="720" w:footer="720" w:gutter="0"/>
       <w:cols w:space="720"/>
       <w:docGrid w:linePitch="360"/>
     </w:sectPr>
@@ -3612,6 +5691,268 @@
       </w:pPr>
       <w:rPr>
         <w:rFonts w:ascii="Symbol" w:hAnsi="Symbol" w:hint="default"/>
+      </w:rPr>
+    </w:lvl>
+  </w:abstractNum>
+  <w:abstractNum w:abstractNumId="9" w15:restartNumberingAfterBreak="0">
+    <w:nsid w:val="05F530C6"/>
+    <w:multiLevelType w:val="multilevel"/>
+    <w:tmpl w:val="C61A5AD4"/>
+    <w:lvl w:ilvl="0">
+      <w:start w:val="1"/>
+      <w:numFmt w:val="decimal"/>
+      <w:lvlText w:val="%1."/>
+      <w:lvlJc w:val="left"/>
+      <w:pPr>
+        <w:tabs>
+          <w:tab w:val="num" w:pos="720"/>
+        </w:tabs>
+        <w:ind w:left="720" w:hanging="360"/>
+      </w:pPr>
+    </w:lvl>
+    <w:lvl w:ilvl="1" w:tentative="1">
+      <w:start w:val="1"/>
+      <w:numFmt w:val="decimal"/>
+      <w:lvlText w:val="%2."/>
+      <w:lvlJc w:val="left"/>
+      <w:pPr>
+        <w:tabs>
+          <w:tab w:val="num" w:pos="1440"/>
+        </w:tabs>
+        <w:ind w:left="1440" w:hanging="360"/>
+      </w:pPr>
+    </w:lvl>
+    <w:lvl w:ilvl="2" w:tentative="1">
+      <w:start w:val="1"/>
+      <w:numFmt w:val="decimal"/>
+      <w:lvlText w:val="%3."/>
+      <w:lvlJc w:val="left"/>
+      <w:pPr>
+        <w:tabs>
+          <w:tab w:val="num" w:pos="2160"/>
+        </w:tabs>
+        <w:ind w:left="2160" w:hanging="360"/>
+      </w:pPr>
+    </w:lvl>
+    <w:lvl w:ilvl="3" w:tentative="1">
+      <w:start w:val="1"/>
+      <w:numFmt w:val="decimal"/>
+      <w:lvlText w:val="%4."/>
+      <w:lvlJc w:val="left"/>
+      <w:pPr>
+        <w:tabs>
+          <w:tab w:val="num" w:pos="2880"/>
+        </w:tabs>
+        <w:ind w:left="2880" w:hanging="360"/>
+      </w:pPr>
+    </w:lvl>
+    <w:lvl w:ilvl="4" w:tentative="1">
+      <w:start w:val="1"/>
+      <w:numFmt w:val="decimal"/>
+      <w:lvlText w:val="%5."/>
+      <w:lvlJc w:val="left"/>
+      <w:pPr>
+        <w:tabs>
+          <w:tab w:val="num" w:pos="3600"/>
+        </w:tabs>
+        <w:ind w:left="3600" w:hanging="360"/>
+      </w:pPr>
+    </w:lvl>
+    <w:lvl w:ilvl="5" w:tentative="1">
+      <w:start w:val="1"/>
+      <w:numFmt w:val="decimal"/>
+      <w:lvlText w:val="%6."/>
+      <w:lvlJc w:val="left"/>
+      <w:pPr>
+        <w:tabs>
+          <w:tab w:val="num" w:pos="4320"/>
+        </w:tabs>
+        <w:ind w:left="4320" w:hanging="360"/>
+      </w:pPr>
+    </w:lvl>
+    <w:lvl w:ilvl="6" w:tentative="1">
+      <w:start w:val="1"/>
+      <w:numFmt w:val="decimal"/>
+      <w:lvlText w:val="%7."/>
+      <w:lvlJc w:val="left"/>
+      <w:pPr>
+        <w:tabs>
+          <w:tab w:val="num" w:pos="5040"/>
+        </w:tabs>
+        <w:ind w:left="5040" w:hanging="360"/>
+      </w:pPr>
+    </w:lvl>
+    <w:lvl w:ilvl="7" w:tentative="1">
+      <w:start w:val="1"/>
+      <w:numFmt w:val="decimal"/>
+      <w:lvlText w:val="%8."/>
+      <w:lvlJc w:val="left"/>
+      <w:pPr>
+        <w:tabs>
+          <w:tab w:val="num" w:pos="5760"/>
+        </w:tabs>
+        <w:ind w:left="5760" w:hanging="360"/>
+      </w:pPr>
+    </w:lvl>
+    <w:lvl w:ilvl="8" w:tentative="1">
+      <w:start w:val="1"/>
+      <w:numFmt w:val="decimal"/>
+      <w:lvlText w:val="%9."/>
+      <w:lvlJc w:val="left"/>
+      <w:pPr>
+        <w:tabs>
+          <w:tab w:val="num" w:pos="6480"/>
+        </w:tabs>
+        <w:ind w:left="6480" w:hanging="360"/>
+      </w:pPr>
+    </w:lvl>
+  </w:abstractNum>
+  <w:abstractNum w:abstractNumId="10" w15:restartNumberingAfterBreak="0">
+    <w:nsid w:val="49A218A0"/>
+    <w:multiLevelType w:val="multilevel"/>
+    <w:tmpl w:val="E44A8146"/>
+    <w:lvl w:ilvl="0">
+      <w:start w:val="1"/>
+      <w:numFmt w:val="bullet"/>
+      <w:lvlText w:val=""/>
+      <w:lvlJc w:val="left"/>
+      <w:pPr>
+        <w:tabs>
+          <w:tab w:val="num" w:pos="720"/>
+        </w:tabs>
+        <w:ind w:left="720" w:hanging="360"/>
+      </w:pPr>
+      <w:rPr>
+        <w:rFonts w:ascii="Symbol" w:hAnsi="Symbol" w:hint="default"/>
+        <w:sz w:val="20"/>
+      </w:rPr>
+    </w:lvl>
+    <w:lvl w:ilvl="1" w:tentative="1">
+      <w:start w:val="1"/>
+      <w:numFmt w:val="bullet"/>
+      <w:lvlText w:val="o"/>
+      <w:lvlJc w:val="left"/>
+      <w:pPr>
+        <w:tabs>
+          <w:tab w:val="num" w:pos="1440"/>
+        </w:tabs>
+        <w:ind w:left="1440" w:hanging="360"/>
+      </w:pPr>
+      <w:rPr>
+        <w:rFonts w:ascii="Courier New" w:hAnsi="Courier New" w:hint="default"/>
+        <w:sz w:val="20"/>
+      </w:rPr>
+    </w:lvl>
+    <w:lvl w:ilvl="2" w:tentative="1">
+      <w:start w:val="1"/>
+      <w:numFmt w:val="bullet"/>
+      <w:lvlText w:val=""/>
+      <w:lvlJc w:val="left"/>
+      <w:pPr>
+        <w:tabs>
+          <w:tab w:val="num" w:pos="2160"/>
+        </w:tabs>
+        <w:ind w:left="2160" w:hanging="360"/>
+      </w:pPr>
+      <w:rPr>
+        <w:rFonts w:ascii="Wingdings" w:hAnsi="Wingdings" w:hint="default"/>
+        <w:sz w:val="20"/>
+      </w:rPr>
+    </w:lvl>
+    <w:lvl w:ilvl="3" w:tentative="1">
+      <w:start w:val="1"/>
+      <w:numFmt w:val="bullet"/>
+      <w:lvlText w:val=""/>
+      <w:lvlJc w:val="left"/>
+      <w:pPr>
+        <w:tabs>
+          <w:tab w:val="num" w:pos="2880"/>
+        </w:tabs>
+        <w:ind w:left="2880" w:hanging="360"/>
+      </w:pPr>
+      <w:rPr>
+        <w:rFonts w:ascii="Wingdings" w:hAnsi="Wingdings" w:hint="default"/>
+        <w:sz w:val="20"/>
+      </w:rPr>
+    </w:lvl>
+    <w:lvl w:ilvl="4" w:tentative="1">
+      <w:start w:val="1"/>
+      <w:numFmt w:val="bullet"/>
+      <w:lvlText w:val=""/>
+      <w:lvlJc w:val="left"/>
+      <w:pPr>
+        <w:tabs>
+          <w:tab w:val="num" w:pos="3600"/>
+        </w:tabs>
+        <w:ind w:left="3600" w:hanging="360"/>
+      </w:pPr>
+      <w:rPr>
+        <w:rFonts w:ascii="Wingdings" w:hAnsi="Wingdings" w:hint="default"/>
+        <w:sz w:val="20"/>
+      </w:rPr>
+    </w:lvl>
+    <w:lvl w:ilvl="5" w:tentative="1">
+      <w:start w:val="1"/>
+      <w:numFmt w:val="bullet"/>
+      <w:lvlText w:val=""/>
+      <w:lvlJc w:val="left"/>
+      <w:pPr>
+        <w:tabs>
+          <w:tab w:val="num" w:pos="4320"/>
+        </w:tabs>
+        <w:ind w:left="4320" w:hanging="360"/>
+      </w:pPr>
+      <w:rPr>
+        <w:rFonts w:ascii="Wingdings" w:hAnsi="Wingdings" w:hint="default"/>
+        <w:sz w:val="20"/>
+      </w:rPr>
+    </w:lvl>
+    <w:lvl w:ilvl="6" w:tentative="1">
+      <w:start w:val="1"/>
+      <w:numFmt w:val="bullet"/>
+      <w:lvlText w:val=""/>
+      <w:lvlJc w:val="left"/>
+      <w:pPr>
+        <w:tabs>
+          <w:tab w:val="num" w:pos="5040"/>
+        </w:tabs>
+        <w:ind w:left="5040" w:hanging="360"/>
+      </w:pPr>
+      <w:rPr>
+        <w:rFonts w:ascii="Wingdings" w:hAnsi="Wingdings" w:hint="default"/>
+        <w:sz w:val="20"/>
+      </w:rPr>
+    </w:lvl>
+    <w:lvl w:ilvl="7" w:tentative="1">
+      <w:start w:val="1"/>
+      <w:numFmt w:val="bullet"/>
+      <w:lvlText w:val=""/>
+      <w:lvlJc w:val="left"/>
+      <w:pPr>
+        <w:tabs>
+          <w:tab w:val="num" w:pos="5760"/>
+        </w:tabs>
+        <w:ind w:left="5760" w:hanging="360"/>
+      </w:pPr>
+      <w:rPr>
+        <w:rFonts w:ascii="Wingdings" w:hAnsi="Wingdings" w:hint="default"/>
+        <w:sz w:val="20"/>
+      </w:rPr>
+    </w:lvl>
+    <w:lvl w:ilvl="8" w:tentative="1">
+      <w:start w:val="1"/>
+      <w:numFmt w:val="bullet"/>
+      <w:lvlText w:val=""/>
+      <w:lvlJc w:val="left"/>
+      <w:pPr>
+        <w:tabs>
+          <w:tab w:val="num" w:pos="6480"/>
+        </w:tabs>
+        <w:ind w:left="6480" w:hanging="360"/>
+      </w:pPr>
+      <w:rPr>
+        <w:rFonts w:ascii="Wingdings" w:hAnsi="Wingdings" w:hint="default"/>
+        <w:sz w:val="20"/>
       </w:rPr>
     </w:lvl>
   </w:abstractNum>
@@ -3641,6 +5982,12 @@
   </w:num>
   <w:num w:numId="9" w16cid:durableId="2092265007">
     <w:abstractNumId w:val="0"/>
+  </w:num>
+  <w:num w:numId="10" w16cid:durableId="1696349798">
+    <w:abstractNumId w:val="10"/>
+  </w:num>
+  <w:num w:numId="11" w16cid:durableId="1680740836">
+    <w:abstractNumId w:val="9"/>
   </w:num>
 </w:numbering>
 </file>
@@ -4248,7 +6595,6 @@
   <w:style w:type="character" w:default="1" w:styleId="DefaultParagraphFont">
     <w:name w:val="Default Paragraph Font"/>
     <w:uiPriority w:val="1"/>
-    <w:semiHidden/>
     <w:unhideWhenUsed/>
   </w:style>
   <w:style w:type="table" w:default="1" w:styleId="TableNormal">
@@ -4818,7 +7164,6 @@
     <w:basedOn w:val="Normal"/>
     <w:next w:val="Normal"/>
     <w:uiPriority w:val="35"/>
-    <w:semiHidden/>
     <w:unhideWhenUsed/>
     <w:qFormat/>
     <w:rsid w:val="00FC693F"/>

--- a/Group10_Results.docx
+++ b/Group10_Results.docx
@@ -2230,7 +2230,7 @@
           <w:sz w:val="24"/>
           <w:szCs w:val="24"/>
         </w:rPr>
-        <w:t>Gradient Boosting</w:t>
+        <w:t>Support Vector Classifier</w:t>
       </w:r>
     </w:p>
     <w:tbl>
@@ -5701,14 +5701,28 @@
           <w:sz w:val="24"/>
           <w:szCs w:val="24"/>
         </w:rPr>
-        <w:t>7.</w:t>
+        <w:t>5</w:t>
       </w:r>
       <w:r>
         <w:rPr>
           <w:sz w:val="24"/>
           <w:szCs w:val="24"/>
         </w:rPr>
-        <w:t>19</w:t>
+        <w:t>.</w:t>
+      </w:r>
+      <w:r>
+        <w:rPr>
+          <w:sz w:val="24"/>
+          <w:szCs w:val="24"/>
+        </w:rPr>
+        <w:t>1</w:t>
+      </w:r>
+      <w:r>
+        <w:rPr>
+          <w:sz w:val="24"/>
+          <w:szCs w:val="24"/>
+        </w:rPr>
+        <w:t>2</w:t>
       </w:r>
       <w:r>
         <w:rPr>
@@ -5722,7 +5736,7 @@
           <w:sz w:val="24"/>
           <w:szCs w:val="24"/>
         </w:rPr>
-        <w:t>74</w:t>
+        <w:t>53</w:t>
       </w:r>
       <w:r>
         <w:rPr>
@@ -5731,6 +5745,50 @@
         </w:rPr>
         <w:t>/1012).</w:t>
       </w:r>
+    </w:p>
+    <w:p>
+      <w:pPr>
+        <w:jc w:val="both"/>
+        <w:rPr>
+          <w:sz w:val="24"/>
+          <w:szCs w:val="24"/>
+        </w:rPr>
+      </w:pPr>
+    </w:p>
+    <w:p>
+      <w:pPr>
+        <w:jc w:val="both"/>
+        <w:rPr>
+          <w:sz w:val="24"/>
+          <w:szCs w:val="24"/>
+        </w:rPr>
+      </w:pPr>
+      <w:r>
+        <w:rPr>
+          <w:b/>
+          <w:bCs/>
+          <w:sz w:val="24"/>
+          <w:szCs w:val="24"/>
+        </w:rPr>
+        <w:t>Presentation</w:t>
+      </w:r>
+      <w:r>
+        <w:rPr>
+          <w:sz w:val="24"/>
+          <w:szCs w:val="24"/>
+        </w:rPr>
+        <w:t xml:space="preserve">: </w:t>
+      </w:r>
+      <w:hyperlink r:id="rId13" w:history="1">
+        <w:r>
+          <w:rPr>
+            <w:rStyle w:val="Hyperlink"/>
+            <w:sz w:val="24"/>
+            <w:szCs w:val="24"/>
+          </w:rPr>
+          <w:t>View Presentation on Zoom</w:t>
+        </w:r>
+      </w:hyperlink>
     </w:p>
     <w:sectPr>
       <w:pgSz w:w="12240" w:h="15840"/>
@@ -17592,6 +17650,29 @@
       </w:tcPr>
     </w:tblStylePr>
   </w:style>
+  <w:style w:type="character" w:styleId="Hyperlink">
+    <w:name w:val="Hyperlink"/>
+    <w:basedOn w:val="DefaultParagraphFont"/>
+    <w:uiPriority w:val="99"/>
+    <w:unhideWhenUsed/>
+    <w:rsid w:val="008D15E7"/>
+    <w:rPr>
+      <w:color w:val="0000FF" w:themeColor="hyperlink"/>
+      <w:u w:val="single"/>
+    </w:rPr>
+  </w:style>
+  <w:style w:type="character" w:styleId="UnresolvedMention">
+    <w:name w:val="Unresolved Mention"/>
+    <w:basedOn w:val="DefaultParagraphFont"/>
+    <w:uiPriority w:val="99"/>
+    <w:semiHidden/>
+    <w:unhideWhenUsed/>
+    <w:rsid w:val="008D15E7"/>
+    <w:rPr>
+      <w:color w:val="605E5C"/>
+      <w:shd w:val="clear" w:color="auto" w:fill="E1DFDD"/>
+    </w:rPr>
+  </w:style>
 </w:styles>
 </file>
 
